--- a/reports/te-firewall-paper.docx
+++ b/reports/te-firewall-paper.docx
@@ -3698,7 +3698,7 @@
         <w:pStyle w:val="FirstParagraph"/>
       </w:pPr>
       <w:r>
-        <w:t>The plant is the IEA Wind 15-MW reference turbine (Gaertner et al., 2020) mounted on the UMaine VolturnUS-S reference semisubmersible (Allen et al., 2020), simulated in OpenFAST (NREL, n.d.) with the ROSCO reference controller (Abbas et al., 2022). The controller (ROSCO 2.10.1) runs with its floating-specific feedback active (</w:t>
+        <w:t>The plant is the IEA Wind 15-MW reference turbine (Gaertner et al., 2020) mounted on the UMaine VolturnUS-S reference semisubmersible (Allen et al., 2020), simulated in OpenFAST v4.2.0 (NREL, n.d.) with the ROSCO reference controller (Abbas et al., 2022). The controller (ROSCO 2.10.1) runs with its floating-specific feedback active (</w:t>
       </w:r>
       <w:r>
         <w:rPr>
@@ -3763,15 +3763,82 @@
         <w:t>SumQTF = 0</w:t>
       </w:r>
       <w:r>
-        <w:t>), so the sub-wave-frequency drift excitation of the lightly damped platform-pitch mode — the mechanism behind the dominant wave→platform coupling reported below — is represented by the model rather than assumed. Aero-hydro-servo-elastic coupling captures the interaction of turbulent wind, irregular waves, blade-pitch control, and platform and mooring dynamics.</w:t>
+        <w:t>), so the sub-wave-frequency drift excitation of the lightly damped platform-pitch mode — the mechanism behind the dominant wave→platform coupling reported below — is represented by the model rather than assumed. Aero-hydro-servo-elastic coupling captures the interaction of turbulent wind, irregular waves, blade-pitch control, and platform and mooring dynamics. Figure 2 shows the coupled OpenFAST module structure used in this work.</w:t>
       </w:r>
     </w:p>
     <w:p>
       <w:pPr>
         <w:pStyle w:val="BodyText"/>
-      </w:pPr>
-      <w:r>
-        <w:t xml:space="preserve">The campaign spans four hub-height wind speeds from below-rated to well-above-rated operation — 8, 11, 15, and 20 m/s — under the IEC normal turbulence model. Each wind speed is repeated over six turbulence/wave seeds in two wave-realization variants — in the first the wave seed is tied to the wind seed (paired realizations), in the second it is decoupled by a fixed bit-mask, so the variants share identical wind fields but statistically independent wave realizations (48 simulations); to these is added a design-load-case 1.6 severe-sea-state set (significant wave height 8.3 m, peak period 12.95 s) at 11 m/s over six seeds (6 simulations), for 54 analyzed simulations in total. Figure 2 shows the case matrix. Turbulent wind fields are generated per IEC 61400 conventions. Irregular waves use a JONSWAP spectrum whose parameters are matched to the nominal wind speed, approximating joint wind–wave statistics for North-Atlantic wind seas: significant wave height and peak period (Hs, Tp) = (3.5 m, 9.0 s), (4.5 m, 10.0 s), (6.0 m, 11.0 s), and (8.0 m, 13.0 s) at 8, 11, 15, and 20 m/s respectively, with the DLC 1.6 set at (8.3 m, 12.95 s). The resulting wave spectral peaks (0.077–0.111 Hz) are well separated from the platform-pitch eigenfrequency at 0.0345 Hz, so wave- and platform-driven contributions can be resolved. Wind and waves are co-directional in all cases; wind–wave misalignment and directional spreading, which would redistribute platform pitch and roll and alter the wave→platform coupling that defines the baseline here, are outside the present scope. The semisubmersible is held by a three-line catenary mooring, and the three fairlead tensions are analyzed as separate targets so that the propagation of forcing into the mooring system is visible rather than aggregated. Each run is analyzed over a 15,001-sample window (≈ 50 min at the 5 Hz analysis rate) after removal of the initial start-up transient, long enough to contain many cycles of the slowest platform mode and to support stable nearest-neighbor density estimates. Each simulation provides synchronized time series of the </w:t>
+        <w:jc w:val="center"/>
+      </w:pPr>
+      <w:r>
+        <w:rPr>
+          <w:noProof/>
+        </w:rPr>
+        <w:drawing>
+          <wp:inline distT="0" distB="0" distL="0" distR="0">
+            <wp:extent cx="5334000" cy="3145749"/>
+            <wp:effectExtent l="0" t="0" r="0" b="0"/>
+            <wp:docPr id="200" name="Picture Fig2"/>
+            <wp:cNvGraphicFramePr/>
+            <a:graphic xmlns:a="http://schemas.openxmlformats.org/drawingml/2006/main">
+              <a:graphicData uri="http://schemas.openxmlformats.org/drawingml/2006/picture">
+                <pic:pic xmlns:pic="http://schemas.openxmlformats.org/drawingml/2006/picture">
+                  <pic:nvPicPr>
+                    <pic:cNvPr id="201" name="Picture Fig2" descr="figs/fig0-openfast-modules.png"/>
+                    <pic:cNvPicPr>
+                      <a:picLocks noChangeAspect="1" noChangeArrowheads="1"/>
+                    </pic:cNvPicPr>
+                  </pic:nvPicPr>
+                  <pic:blipFill>
+                    <a:blip r:embed="rId1000"/>
+                    <a:stretch>
+                      <a:fillRect/>
+                    </a:stretch>
+                  </pic:blipFill>
+                  <pic:spPr bwMode="auto">
+                    <a:xfrm>
+                      <a:off x="0" y="0"/>
+                      <a:ext cx="5334000" cy="3145749"/>
+                    </a:xfrm>
+                    <a:prstGeom prst="rect">
+                      <a:avLst/>
+                    </a:prstGeom>
+                    <a:noFill/>
+                    <a:ln w="9525">
+                      <a:noFill/>
+                      <a:headEnd/>
+                      <a:tailEnd/>
+                    </a:ln>
+                  </pic:spPr>
+                </pic:pic>
+              </a:graphicData>
+            </a:graphic>
+          </wp:inline>
+        </w:drawing>
+      </w:r>
+    </w:p>
+    <w:p>
+      <w:pPr>
+        <w:pStyle w:val="BodyText"/>
+      </w:pPr>
+      <w:r>
+        <w:rPr>
+          <w:b/>
+          <w:bCs/>
+        </w:rPr>
+        <w:t>Figure 2.</w:t>
+      </w:r>
+      <w:r>
+        <w:t xml:space="preserve"> OpenFAST coupled aero-hydro-servo-elastic model — the modules used in this work and their coupling. External conditions (TurbSim/InflowWind wind; SeaState waves) generate the applied loads (AeroDyn 15: BEMT with Prandtl tip-loss and dynamic wake; HydroDyn: potential-flow with full second-order difference-frequency QTF), which drive the wind-turbine dynamics (ServoDyn with the ROSCO controller; ElastoDyn structural response of blades, tower, nacelle and platform; MoorDyn dynamic mooring, cross-checked quasi-statically with MoorPy). OpenFAST v4.2.0 orchestrates the coupled time-step integration; blades are modeled with ElastoDyn (no BeamDyn).</w:t>
+      </w:r>
+    </w:p>
+    <w:p>
+      <w:pPr>
+        <w:pStyle w:val="BodyText"/>
+      </w:pPr>
+      <w:r>
+        <w:t xml:space="preserve">The campaign spans four hub-height wind speeds from below-rated to well-above-rated operation — 8, 11, 15, and 20 m/s — under the IEC normal turbulence model. Each wind speed is repeated over six turbulence/wave seeds in two wave-realization variants — in the first the wave seed is tied to the wind seed (paired realizations), in the second it is decoupled by a fixed bit-mask, so the variants share identical wind fields but statistically independent wave realizations (48 simulations); to these is added a design-load-case 1.6 severe-sea-state set (significant wave height 8.3 m, peak period 12.95 s) at 11 m/s over six seeds (6 simulations), for 54 analyzed simulations in total. Figure 3 shows the case matrix. Turbulent wind fields are generated per IEC 61400 conventions. Irregular waves use a JONSWAP spectrum whose parameters are matched to the nominal wind speed, approximating joint wind–wave statistics for North-Atlantic wind seas: significant wave height and peak period (Hs, Tp) = (3.5 m, 9.0 s), (4.5 m, 10.0 s), (6.0 m, 11.0 s), and (8.0 m, 13.0 s) at 8, 11, 15, and 20 m/s respectively, with the DLC 1.6 set at (8.3 m, 12.95 s). The resulting wave spectral peaks (0.077–0.111 Hz) are well separated from the platform-pitch eigenfrequency at 0.0345 Hz, so wave- and platform-driven contributions can be resolved. Wind and waves are co-directional in all cases; wind–wave misalignment and directional spreading, which would redistribute platform pitch and roll and alter the wave→platform coupling that defines the baseline here, are outside the present scope. The semisubmersible is held by a three-line catenary mooring, and the three fairlead tensions are analyzed as separate targets so that the propagation of forcing into the mooring system is visible rather than aggregated. Each run is analyzed over a 15,001-sample window (≈ 50 min at the 5 Hz analysis rate) after removal of the initial start-up transient, long enough to contain many cycles of the slowest platform mode and to support stable nearest-neighbor density estimates. Each simulation provides synchronized time series of the </w:t>
         <w:lastRenderedPageBreak/>
         <w:t xml:space="preserve">environmental drivers (hub-height wind speed </w:t>
       </w:r>
@@ -4773,7 +4840,7 @@
           <w:b/>
           <w:bCs/>
         </w:rPr>
-        <w:t>Figure 2.</w:t>
+        <w:t>Figure 3.</w:t>
       </w:r>
       <w:r>
         <w:t xml:space="preserve"> Simulation case matrix. Four wind speeds (8, 11, 15, 20 m/s) over six turbulence/wave seeds in two wave-realization variants (48 runs), plus a DLC 1.6 severe-sea-state set at 11 m/s over six seeds (6 runs) — 54 analyzed runs, below-rated through above-rated.</w:t>
@@ -7485,7 +7552,7 @@
         <w:pStyle w:val="FirstParagraph"/>
       </w:pPr>
       <w:r>
-        <w:t>The central result is a stark asymmetry between the two environmental drivers. Table 2 and Figure 3 report transfer entropy from each driver into the platform-pitch response across all 54 simulations.</w:t>
+        <w:t>The central result is a stark asymmetry between the two environmental drivers. Table 2 and Figure 4 report transfer entropy from each driver into the platform-pitch response across all 54 simulations.</w:t>
       </w:r>
     </w:p>
     <w:p>
@@ -9079,7 +9146,7 @@
         <w:pStyle w:val="BodyText"/>
       </w:pPr>
       <w:r>
-        <w:t>Figure 3 renders the overall pattern as a directed network: a dense wave→platform→mooring web beside an almost empty wind→platform channel.</w:t>
+        <w:t>Figure 4 renders the overall pattern as a directed network: a dense wave→platform→mooring web beside an almost empty wind→platform channel.</w:t>
       </w:r>
     </w:p>
     <w:p>
@@ -9142,7 +9209,7 @@
           <w:b/>
           <w:bCs/>
         </w:rPr>
-        <w:t>Figure 3.</w:t>
+        <w:t>Figure 4.</w:t>
       </w:r>
       <w:r>
         <w:t xml:space="preserve"> Directed transfer-entropy network across the FOWT. Edge weight is the mean </w:t>
@@ -9692,7 +9759,7 @@
         <w:t>controller_drop_material</w:t>
       </w:r>
       <w:r>
-        <w:t xml:space="preserve"> atoms confirm that the information the platform never receives is being consumed by the control loop. Figures for the SURD attribution (dose–response across operating region, and the TE-versus-SURD comparison) are shown in Figure 4.</w:t>
+        <w:t xml:space="preserve"> atoms confirm that the information the platform never receives is being consumed by the control loop. Figures for the SURD attribution (dose–response across operating region, and the TE-versus-SURD comparison) are shown in Figure 5.</w:t>
       </w:r>
     </w:p>
     <w:p>
@@ -9755,7 +9822,7 @@
           <w:b/>
           <w:bCs/>
         </w:rPr>
-        <w:t>Figure 4a.</w:t>
+        <w:t>Figure 5a.</w:t>
       </w:r>
       <w:r>
         <w:t xml:space="preserve"> SURD firewall dose–response. The controller’s capture of wind information (and hence firewall strength) scales with operating region, strengthening at and above rated where collective pitch is actively regulating thrust.</w:t>
@@ -9822,7 +9889,7 @@
           <w:b/>
           <w:bCs/>
         </w:rPr>
-        <w:t>Figure 4b.</w:t>
+        <w:t>Figure 5b.</w:t>
       </w:r>
       <w:r>
         <w:t xml:space="preserve"> SURD versus pairwise TE. Where pairwise TE(Wind→platform) reads zero, SURD shows the corresponding wind information residing in the blade-pitch channel — the firewall is redirection, not absence.</w:t>
@@ -9962,7 +10029,7 @@
           <w:b/>
           <w:bCs/>
         </w:rPr>
-        <w:t>Figure 4c.</w:t>
+        <w:t>Figure 5c.</w:t>
       </w:r>
       <w:r>
         <w:t xml:space="preserve"> Open-loop twin (11 m/s). In the healthy closed loop the blade-pitch command uniquely informs platform pitch (</w:t>
@@ -9982,7 +10049,7 @@
         <w:pStyle w:val="BodyText"/>
       </w:pPr>
       <w:r>
-        <w:t>Figure 5 assembles the full picture: the significant wave-driven causal web, the wind information routed into and held by the controller, and the empty wind→platform channel that defines the healthy signature.</w:t>
+        <w:t>Figure 6 assembles the full picture: the significant wave-driven causal web, the wind information routed into and held by the controller, and the empty wind→platform channel that defines the healthy signature.</w:t>
       </w:r>
     </w:p>
     <w:p>
@@ -10046,7 +10113,7 @@
           <w:b/>
           <w:bCs/>
         </w:rPr>
-        <w:t>Figure 5.</w:t>
+        <w:t>Figure 6.</w:t>
       </w:r>
       <w:r>
         <w:t xml:space="preserve"> Combined causal graph. Directed TE edges (wave-driven, blue) plus the SURD-attributed capture of wind information by blade pitch. The healthy FOWT presents an empty wind→platform edge — the firewall — while the wind information is accounted for inside the control loop.</w:t>
@@ -10398,7 +10465,7 @@
         <w:pStyle w:val="BodyText"/>
       </w:pPr>
       <w:r>
-        <w:t xml:space="preserve">The same analysis provides a direct check that the firewall is not an artifact of the lag chosen. Figure 6 shows, for one healthy case, a 100 s span in which platform heave visibly tracks the wave with a ≈ 2.6 s lag (panel a; the Table 6 value is the three-seed mean, 2.7 s), and the delay-resolved TE across all lags (panel b). The wave→heave profile rises to a clear peak at the physical delay and falls away on either side — the estimate genuinely depends on the delay, which is why the pipeline searches a lag window rather than fixing one. The wind→heave profile, by contrast, is flat and below the chance level at </w:t>
+        <w:t xml:space="preserve">The same analysis provides a direct check that the firewall is not an artifact of the lag chosen. Figure 7 shows, for one healthy case, a 100 s span in which platform heave visibly tracks the wave with a ≈ 2.6 s lag (panel a; the Table 6 value is the three-seed mean, 2.7 s), and the delay-resolved TE across all lags (panel b). The wave→heave profile rises to a clear peak at the physical delay and falls away on either side — the estimate genuinely depends on the delay, which is why the pipeline searches a lag window rather than fixing one. The wind→heave profile, by contrast, is flat and below the chance level at </w:t>
       </w:r>
       <w:r>
         <w:rPr>
@@ -10471,7 +10538,7 @@
           <w:b/>
           <w:bCs/>
         </w:rPr>
-        <w:t>Figure 6.</w:t>
+        <w:t>Figure 7.</w:t>
       </w:r>
       <w:r>
         <w:t xml:space="preserve"> Delay-resolved transfer entropy for a healthy 11 m/s case. (a) A 100 s span of z-scored wave elevation and platform heave; heave tracks the wave with a ≈ 2.6 s lag and is low-pass smoothed by the platform dynamics. (b) Delay-resolved TE, </w:t>
@@ -10663,7 +10730,7 @@
         </m:r>
       </m:oMath>
       <w:r>
-        <w:t xml:space="preserve"> s reflecting the narrowband alias structure discussed with Figure 7; the wind→heave channel (gray) is flat and below the 95% chance level at every delay, confirming the firewall is not an artifact of the lag choice. Absolute values exceed the reported bivariate TE because of the single-lag conditioning (§2.9); only the peak location and the wave/wind contrast are interpreted.</w:t>
+        <w:t xml:space="preserve"> s reflecting the narrowband alias structure discussed with Figure 8; the wind→heave channel (gray) is flat and below the 95% chance level at every delay, confirming the firewall is not an artifact of the lag choice. Absolute values exceed the reported bivariate TE because of the single-lag conditioning (§2.9); only the peak location and the wave/wind contrast are interpreted.</w:t>
       </w:r>
     </w:p>
     <w:p>
@@ -10672,7 +10739,7 @@
       </w:pPr>
       <w:r>
         <w:lastRenderedPageBreak/>
-        <w:t xml:space="preserve">Figure 7 extends the delay profiles to all four wave edges of Table 6, with the three seeds overlaid. Three features are worth noting. First, the profiles ripple at roughly half the wave peak period: because the estimator is blind to the sign of the dependence, narrowband forcing produces secondary peaks at half-period shifts of the true coupling — an expected signature of a JONSWAP sea state, and the reason the selected delay is defined within the first half period (§2.9). Read this way, pitch, heave, and fairlead tension show unambiguous primary peaks with weaker aliases, while surge’s near-half-period global peak identifies the antiphase response discussed above. Second, the three seeds are nearly indistinguishable in every panel, so the reported delays are stable properties of the coupling rather than realization noise. Third — and most importantly for the paper’s central claim — the wind profile is flat and below the chance level at </w:t>
+        <w:t xml:space="preserve">Figure 8 extends the delay profiles to all four wave edges of Table 6, with the three seeds overlaid. Three features are worth noting. First, the profiles ripple at roughly half the wave peak period: because the estimator is blind to the sign of the dependence, narrowband forcing produces secondary peaks at half-period shifts of the true coupling — an expected signature of a JONSWAP sea state, and the reason the selected delay is defined within the first half period (§2.9). Read this way, pitch, heave, and fairlead tension show unambiguous primary peaks with weaker aliases, while surge’s near-half-period global peak identifies the antiphase response discussed above. Second, the three seeds are nearly indistinguishable in every panel, so the reported delays are stable properties of the coupling rather than realization noise. Third — and most importantly for the paper’s central claim — the wind profile is flat and below the chance level at </w:t>
       </w:r>
       <w:r>
         <w:rPr>
@@ -10692,7 +10759,7 @@
         <w:t>all four</w:t>
       </w:r>
       <w:r>
-        <w:t xml:space="preserve"> panels: the firewall’s lag-robustness, demonstrated for heave in Figure 6, holds across every platform and mooring channel examined.</w:t>
+        <w:t xml:space="preserve"> panels: the firewall’s lag-robustness, demonstrated for heave in Figure 7, holds across every platform and mooring channel examined.</w:t>
       </w:r>
     </w:p>
     <w:p>
@@ -10755,7 +10822,7 @@
           <w:b/>
           <w:bCs/>
         </w:rPr>
-        <w:t>Figure 7.</w:t>
+        <w:t>Figure 8.</w:t>
       </w:r>
       <w:r>
         <w:t xml:space="preserve"> Delay-resolved TE profiles for the four significant wave edges (panels), over one full wave period. Thin lines: three severe-sea (DLC 1.6) 11 m/s seeds; bold: seed mean; gray: the wind profile for the same target; dashed: 95% chance level; dotted vertical: the selected delay (Table 6); shading marks delays beyond the first half wave period, where sign-blind half-period aliases of the true coupling appear. Seed-to-seed spread is small, the wave profiles show the narrowband alias structure expected of a JONSWAP sea state, and the wind channel stays below chance at every lag in every panel.</w:t>

--- a/reports/te-firewall-paper.docx
+++ b/reports/te-firewall-paper.docx
@@ -3678,9 +3678,9 @@
         <w:pStyle w:val="BodyText"/>
       </w:pPr>
       <w:r>
-        <w:t xml:space="preserve">A limitation of pairwise TE is that it cannot separate redundant, unique, and synergistic contributions when several sources jointly drive a target. The SURD framework (Martínez-Sánchez et al., 2024) decomposes the information that a set of sources provides about a target’s future into synergistic, unique, and redundant components plus an unaccounted “leak” term. SURD is used not as the primary metric but as an attribution tool: it allows </w:t>
+        <w:t xml:space="preserve">A limitation of pairwise TE is that it cannot separate redundant, unique, and synergistic contributions when several sources jointly drive a target. The SURD framework (Martínez-Sánchez et al., 2024) resolves this by decomposing the information several sources jointly provide about a target’s future into those distinct components. SURD is used not as the primary metric but as an attribution tool: it allows </w:t>
         <w:lastRenderedPageBreak/>
-        <w:t>asking whether the wind information that never reaches the platform is instead being captured by the blade-pitch command.</w:t>
+        <w:t>asking whether the wind information that never reaches the platform is instead being captured by the blade-pitch command; the decomposition and its operating parameters are detailed in §2.7.</w:t>
       </w:r>
     </w:p>
     <w:p>

--- a/reports/te-firewall-paper.docx
+++ b/reports/te-firewall-paper.docx
@@ -7,7 +7,7 @@
         <w:pStyle w:val="Title"/>
       </w:pPr>
       <w:r>
-        <w:t>An Information Firewall Between Wind and Platform Motion in Floating Offshore Wind Turbines: A Transfer-Entropy Analysis with Implications for Health Monitoring</w:t>
+        <w:t>An information-flow firewall in floating offshore wind turbines: the controller as structural shield</w:t>
       </w:r>
     </w:p>
     <w:p>

--- a/reports/te-firewall-paper.docx
+++ b/reports/te-firewall-paper.docx
@@ -3763,7 +3763,7 @@
         <w:t>SumQTF = 0</w:t>
       </w:r>
       <w:r>
-        <w:t>), so the sub-wave-frequency drift excitation of the lightly damped platform-pitch mode — the mechanism behind the dominant wave→platform coupling reported below — is represented by the model rather than assumed. Aero-hydro-servo-elastic coupling captures the interaction of turbulent wind, irregular waves, blade-pitch control, and platform and mooring dynamics. Figure 2 shows the coupled OpenFAST module structure used in this work.</w:t>
+        <w:t>), so the sub-wave-frequency drift excitation of the lightly damped platform-pitch mode — the mechanism behind the dominant wave→platform coupling reported below — is represented by the model rather than assumed. Aero-hydro-servo-elastic coupling captures the interaction of turbulent wind, irregular waves, blade-pitch control, and platform and mooring dynamics. The coupled module structure is shown in Figure 2: external conditions — turbulent wind from TurbSim/InflowWind and irregular waves from SeaState — set the applied loads through AeroDyn 15 (blade-element momentum with Prandtl tip-loss and a dynamic-wake model) and HydroDyn, and these drive the wind-turbine dynamics, comprising ServoDyn with the ROSCO controller, the ElastoDyn structural response of the blades, tower, nacelle and platform, and MoorDyn dynamic mooring cross-checked quasi-statically with MoorPy. The blades are represented with ElastoDyn rather than BeamDyn, and OpenFAST orchestrates the coupled time-step integration.</w:t>
       </w:r>
     </w:p>
     <w:p>
@@ -3830,7 +3830,7 @@
         <w:t>Figure 2.</w:t>
       </w:r>
       <w:r>
-        <w:t xml:space="preserve"> OpenFAST coupled aero-hydro-servo-elastic model — the modules used in this work and their coupling. External conditions (TurbSim/InflowWind wind; SeaState waves) generate the applied loads (AeroDyn 15: BEMT with Prandtl tip-loss and dynamic wake; HydroDyn: potential-flow with full second-order difference-frequency QTF), which drive the wind-turbine dynamics (ServoDyn with the ROSCO controller; ElastoDyn structural response of blades, tower, nacelle and platform; MoorDyn dynamic mooring, cross-checked quasi-statically with MoorPy). OpenFAST v4.2.0 orchestrates the coupled time-step integration; blades are modeled with ElastoDyn (no BeamDyn).</w:t>
+        <w:t xml:space="preserve"> OpenFAST coupled aero-hydro-servo-elastic model — the modules used in this work and their coupling.</w:t>
       </w:r>
     </w:p>
     <w:p>

--- a/reports/te-firewall-paper.docx
+++ b/reports/te-firewall-paper.docx
@@ -4790,7 +4790,7 @@
         </w:rPr>
         <w:drawing>
           <wp:inline distT="0" distB="0" distL="0" distR="0" wp14:anchorId="44588743" wp14:editId="1349DF39">
-            <wp:extent cx="5334000" cy="3147995"/>
+            <wp:extent cx="5334000" cy="2072669"/>
             <wp:effectExtent l="0" t="0" r="0" b="0"/>
             <wp:docPr id="18" name="Picture"/>
             <wp:cNvGraphicFramePr/>
@@ -4812,7 +4812,7 @@
                   <pic:spPr bwMode="auto">
                     <a:xfrm>
                       <a:off x="0" y="0"/>
-                      <a:ext cx="5334000" cy="3147995"/>
+                      <a:ext cx="5334000" cy="2072669"/>
                     </a:xfrm>
                     <a:prstGeom prst="rect">
                       <a:avLst/>

--- a/reports/te-firewall-paper.docx
+++ b/reports/te-firewall-paper.docx
@@ -7,7 +7,7 @@
         <w:pStyle w:val="Title"/>
       </w:pPr>
       <w:r>
-        <w:t>An information-flow firewall in floating offshore wind turbines: the controller as structural shield</w:t>
+        <w:t>An Information-Theoretic Firewall in Floating Offshore Wind Turbines: Feasibility for Blade-Pitch Controller Health Monitoring</w:t>
       </w:r>
     </w:p>
     <w:p>
@@ -76,6 +76,933 @@
       </w:r>
       <w:r>
         <w:t xml:space="preserve"> floating offshore wind turbine; transfer entropy; structural health monitoring; blade-pitch control; information theory; fault detection</w:t>
+      </w:r>
+    </w:p>
+    <w:p>
+      <w:pPr>
+        <w:pStyle w:val="Heading2"/>
+      </w:pPr>
+      <w:r>
+        <w:t>Nomenclature</w:t>
+      </w:r>
+    </w:p>
+    <w:p>
+      <w:pPr>
+        <w:pStyle w:val="Compact"/>
+        <w:spacing w:before="80" w:after="40"/>
+        <w:jc w:val="left"/>
+      </w:pPr>
+      <w:r>
+        <w:rPr>
+          <w:b/>
+          <w:bCs/>
+        </w:rPr>
+        <w:t>Latin symbols</w:t>
+      </w:r>
+    </w:p>
+    <w:p>
+      <w:pPr>
+        <w:pStyle w:val="Compact"/>
+        <w:ind w:left="1620" w:hanging="1620"/>
+        <w:jc w:val="left"/>
+      </w:pPr>
+      <w:r>
+        <w:rPr>
+          <w:i/>
+        </w:rPr>
+        <w:t>A</w:t>
+      </w:r>
+      <w:r>
+        <w:rPr>
+          <w:i/>
+          <w:vertAlign w:val="subscript"/>
+        </w:rPr>
+        <w:t>X</w:t>
+      </w:r>
+      <w:r>
+        <w:tab/>
+        <w:t>active information storage (AIS) of the target</w:t>
+      </w:r>
+    </w:p>
+    <w:p>
+      <w:pPr>
+        <w:pStyle w:val="Compact"/>
+        <w:ind w:left="1620" w:hanging="1620"/>
+        <w:jc w:val="left"/>
+      </w:pPr>
+      <w:r>
+        <w:rPr>
+          <w:i/>
+        </w:rPr>
+        <w:t>d</w:t>
+      </w:r>
+      <w:r>
+        <w:tab/>
+        <w:t>candidate source→target delay in the delay-resolved TE</w:t>
+      </w:r>
+    </w:p>
+    <w:p>
+      <w:pPr>
+        <w:pStyle w:val="Compact"/>
+        <w:ind w:left="1620" w:hanging="1620"/>
+        <w:jc w:val="left"/>
+      </w:pPr>
+      <w:r>
+        <w:rPr>
+          <w:i/>
+        </w:rPr>
+        <w:t>f</w:t>
+      </w:r>
+      <w:r>
+        <w:tab/>
+        <w:t>frequency</w:t>
+      </w:r>
+    </w:p>
+    <w:p>
+      <w:pPr>
+        <w:pStyle w:val="Compact"/>
+        <w:ind w:left="1620" w:hanging="1620"/>
+        <w:jc w:val="left"/>
+      </w:pPr>
+      <w:r>
+        <w:rPr>
+          <w:i/>
+        </w:rPr>
+        <w:t>H(X)</w:t>
+      </w:r>
+      <w:r>
+        <w:tab/>
+        <w:t>Shannon entropy of X</w:t>
+      </w:r>
+    </w:p>
+    <w:p>
+      <w:pPr>
+        <w:pStyle w:val="Compact"/>
+        <w:ind w:left="1620" w:hanging="1620"/>
+        <w:jc w:val="left"/>
+      </w:pPr>
+      <w:r>
+        <w:rPr>
+          <w:i/>
+        </w:rPr>
+        <w:t>H(X,Y)</w:t>
+      </w:r>
+      <w:r>
+        <w:tab/>
+        <w:t>joint entropy of X and Y</w:t>
+      </w:r>
+    </w:p>
+    <w:p>
+      <w:pPr>
+        <w:pStyle w:val="Compact"/>
+        <w:ind w:left="1620" w:hanging="1620"/>
+        <w:jc w:val="left"/>
+      </w:pPr>
+      <w:r>
+        <w:rPr>
+          <w:i/>
+        </w:rPr>
+        <w:t>H</w:t>
+      </w:r>
+      <w:r>
+        <w:rPr>
+          <w:i/>
+          <w:vertAlign w:val="subscript"/>
+        </w:rPr>
+        <w:t>s</w:t>
+      </w:r>
+      <w:r>
+        <w:tab/>
+        <w:t>significant wave height</w:t>
+      </w:r>
+    </w:p>
+    <w:p>
+      <w:pPr>
+        <w:pStyle w:val="Compact"/>
+        <w:ind w:left="1620" w:hanging="1620"/>
+        <w:jc w:val="left"/>
+      </w:pPr>
+      <w:r>
+        <w:rPr>
+          <w:i/>
+        </w:rPr>
+        <w:t>h</w:t>
+      </w:r>
+      <w:r>
+        <w:rPr>
+          <w:i/>
+          <w:vertAlign w:val="subscript"/>
+        </w:rPr>
+        <w:t>X</w:t>
+      </w:r>
+      <w:r>
+        <w:tab/>
+        <w:t>entropy rate of X</w:t>
+      </w:r>
+    </w:p>
+    <w:p>
+      <w:pPr>
+        <w:pStyle w:val="Compact"/>
+        <w:ind w:left="1620" w:hanging="1620"/>
+        <w:jc w:val="left"/>
+      </w:pPr>
+      <w:r>
+        <w:rPr>
+          <w:i/>
+        </w:rPr>
+        <w:lastRenderedPageBreak/>
+        <w:t>h</w:t>
+      </w:r>
+      <w:r>
+        <w:rPr>
+          <w:i/>
+          <w:vertAlign w:val="subscript"/>
+        </w:rPr>
+        <w:t>X|Y</w:t>
+      </w:r>
+      <w:r>
+        <w:tab/>
+        <w:t>entropy rate of X conditioned on the joint past of X and Y</w:t>
+      </w:r>
+    </w:p>
+    <w:p>
+      <w:pPr>
+        <w:pStyle w:val="Compact"/>
+        <w:ind w:left="1620" w:hanging="1620"/>
+        <w:jc w:val="left"/>
+      </w:pPr>
+      <w:r>
+        <w:rPr>
+          <w:i/>
+        </w:rPr>
+        <w:t>I(X;Y)</w:t>
+      </w:r>
+      <w:r>
+        <w:tab/>
+        <w:t>mutual information between X and Y</w:t>
+      </w:r>
+    </w:p>
+    <w:p>
+      <w:pPr>
+        <w:pStyle w:val="Compact"/>
+        <w:ind w:left="1620" w:hanging="1620"/>
+        <w:jc w:val="left"/>
+      </w:pPr>
+      <w:r>
+        <w:rPr>
+          <w:i/>
+        </w:rPr>
+        <w:t>K</w:t>
+      </w:r>
+      <w:r>
+        <w:tab/>
+        <w:t>number of Welch averages (segments) in the coherence estimate</w:t>
+      </w:r>
+    </w:p>
+    <w:p>
+      <w:pPr>
+        <w:pStyle w:val="Compact"/>
+        <w:ind w:left="1620" w:hanging="1620"/>
+        <w:jc w:val="left"/>
+      </w:pPr>
+      <w:r>
+        <w:rPr>
+          <w:i/>
+        </w:rPr>
+        <w:t>k</w:t>
+      </w:r>
+      <w:r>
+        <w:tab/>
+        <w:t>Markov (embedding) order of the target history; KSG nearest-neighbour count (k = 4)</w:t>
+      </w:r>
+    </w:p>
+    <w:p>
+      <w:pPr>
+        <w:pStyle w:val="Compact"/>
+        <w:ind w:left="1620" w:hanging="1620"/>
+        <w:jc w:val="left"/>
+      </w:pPr>
+      <w:r>
+        <w:rPr>
+          <w:i/>
+        </w:rPr>
+        <w:t>l</w:t>
+      </w:r>
+      <w:r>
+        <w:tab/>
+        <w:t>Markov (embedding) order of the source history</w:t>
+      </w:r>
+    </w:p>
+    <w:p>
+      <w:pPr>
+        <w:pStyle w:val="Compact"/>
+        <w:ind w:left="1620" w:hanging="1620"/>
+        <w:jc w:val="left"/>
+      </w:pPr>
+      <w:r>
+        <w:rPr>
+          <w:i/>
+        </w:rPr>
+        <w:t>n</w:t>
+      </w:r>
+      <w:r>
+        <w:rPr>
+          <w:i/>
+          <w:vertAlign w:val="subscript"/>
+        </w:rPr>
+        <w:t>perm</w:t>
+      </w:r>
+      <w:r>
+        <w:tab/>
+        <w:t>number of permutation surrogates (200)</w:t>
+      </w:r>
+    </w:p>
+    <w:p>
+      <w:pPr>
+        <w:pStyle w:val="Compact"/>
+        <w:ind w:left="1620" w:hanging="1620"/>
+        <w:jc w:val="left"/>
+      </w:pPr>
+      <w:r>
+        <w:rPr>
+          <w:i/>
+        </w:rPr>
+        <w:t>p</w:t>
+      </w:r>
+      <w:r>
+        <w:tab/>
+        <w:t>probability mass/density; permutation p-value where indicated</w:t>
+      </w:r>
+    </w:p>
+    <w:p>
+      <w:pPr>
+        <w:pStyle w:val="Compact"/>
+        <w:ind w:left="1620" w:hanging="1620"/>
+        <w:jc w:val="left"/>
+      </w:pPr>
+      <w:r>
+        <w:rPr>
+          <w:i/>
+        </w:rPr>
+        <w:t>Q</w:t>
+      </w:r>
+      <w:r>
+        <w:tab/>
+        <w:t>target future state in the SURD decomposition</w:t>
+      </w:r>
+    </w:p>
+    <w:p>
+      <w:pPr>
+        <w:pStyle w:val="Compact"/>
+        <w:ind w:left="1620" w:hanging="1620"/>
+        <w:jc w:val="left"/>
+      </w:pPr>
+      <w:r>
+        <w:rPr>
+          <w:i/>
+        </w:rPr>
+        <w:t>R</w:t>
+      </w:r>
+      <w:r>
+        <w:tab/>
+        <w:t>redundant information atom (SURD)</w:t>
+      </w:r>
+    </w:p>
+    <w:p>
+      <w:pPr>
+        <w:pStyle w:val="Compact"/>
+        <w:ind w:left="1620" w:hanging="1620"/>
+        <w:jc w:val="left"/>
+      </w:pPr>
+      <w:r>
+        <w:rPr>
+          <w:i/>
+        </w:rPr>
+        <w:t>r</w:t>
+      </w:r>
+      <w:r>
+        <w:tab/>
+        <w:t>Pearson correlation coefficient</w:t>
+      </w:r>
+    </w:p>
+    <w:p>
+      <w:pPr>
+        <w:pStyle w:val="Compact"/>
+        <w:ind w:left="1620" w:hanging="1620"/>
+        <w:jc w:val="left"/>
+      </w:pPr>
+      <w:r>
+        <w:rPr>
+          <w:i/>
+        </w:rPr>
+        <w:t>S</w:t>
+      </w:r>
+      <w:r>
+        <w:tab/>
+        <w:t>synergistic information atom (SURD)</w:t>
+      </w:r>
+    </w:p>
+    <w:p>
+      <w:pPr>
+        <w:pStyle w:val="Compact"/>
+        <w:ind w:left="1620" w:hanging="1620"/>
+        <w:jc w:val="left"/>
+      </w:pPr>
+      <w:r>
+        <w:rPr>
+          <w:i/>
+        </w:rPr>
+        <w:t>T</w:t>
+      </w:r>
+      <w:r>
+        <w:rPr>
+          <w:i/>
+          <w:vertAlign w:val="subscript"/>
+        </w:rPr>
+        <w:t>Y→X</w:t>
+      </w:r>
+      <w:r>
+        <w:tab/>
+        <w:t>transfer entropy from source Y to target X</w:t>
+      </w:r>
+    </w:p>
+    <w:p>
+      <w:pPr>
+        <w:pStyle w:val="Compact"/>
+        <w:ind w:left="1620" w:hanging="1620"/>
+        <w:jc w:val="left"/>
+      </w:pPr>
+      <w:r>
+        <w:rPr>
+          <w:i/>
+        </w:rPr>
+        <w:t>TE</w:t>
+      </w:r>
+      <w:r>
+        <w:rPr>
+          <w:i/>
+          <w:vertAlign w:val="subscript"/>
+        </w:rPr>
+        <w:t>d</w:t>
+      </w:r>
+      <w:r>
+        <w:tab/>
+        <w:t>delay-resolved transfer entropy at delay d</w:t>
+      </w:r>
+    </w:p>
+    <w:p>
+      <w:pPr>
+        <w:pStyle w:val="Compact"/>
+        <w:ind w:left="1620" w:hanging="1620"/>
+        <w:jc w:val="left"/>
+      </w:pPr>
+      <w:r>
+        <w:rPr>
+          <w:i/>
+        </w:rPr>
+        <w:t>TE</w:t>
+      </w:r>
+      <w:r>
+        <w:rPr>
+          <w:i/>
+          <w:vertAlign w:val="subscript"/>
+        </w:rPr>
+        <w:t>frac</w:t>
+      </w:r>
+      <w:r>
+        <w:tab/>
+        <w:t>normalized transfer entropy (TE / AIS)</w:t>
+      </w:r>
+    </w:p>
+    <w:p>
+      <w:pPr>
+        <w:pStyle w:val="Compact"/>
+        <w:ind w:left="1620" w:hanging="1620"/>
+        <w:jc w:val="left"/>
+      </w:pPr>
+      <w:r>
+        <w:rPr>
+          <w:i/>
+        </w:rPr>
+        <w:t>T</w:t>
+      </w:r>
+      <w:r>
+        <w:rPr>
+          <w:i/>
+          <w:vertAlign w:val="subscript"/>
+        </w:rPr>
+        <w:t>p</w:t>
+      </w:r>
+      <w:r>
+        <w:tab/>
+        <w:t>wave peak (spectral) period</w:t>
+      </w:r>
+    </w:p>
+    <w:p>
+      <w:pPr>
+        <w:pStyle w:val="Compact"/>
+        <w:ind w:left="1620" w:hanging="1620"/>
+        <w:jc w:val="left"/>
+      </w:pPr>
+      <w:r>
+        <w:rPr>
+          <w:i/>
+        </w:rPr>
+        <w:t>t</w:t>
+      </w:r>
+      <w:r>
+        <w:tab/>
+        <w:t>discrete time index</w:t>
+      </w:r>
+    </w:p>
+    <w:p>
+      <w:pPr>
+        <w:pStyle w:val="Compact"/>
+        <w:ind w:left="1620" w:hanging="1620"/>
+        <w:jc w:val="left"/>
+      </w:pPr>
+      <w:r>
+        <w:rPr>
+          <w:i/>
+        </w:rPr>
+        <w:t>U</w:t>
+      </w:r>
+      <w:r>
+        <w:tab/>
+        <w:t>unique information atom (SURD)</w:t>
+      </w:r>
+    </w:p>
+    <w:p>
+      <w:pPr>
+        <w:pStyle w:val="Compact"/>
+        <w:ind w:left="1620" w:hanging="1620"/>
+        <w:jc w:val="left"/>
+      </w:pPr>
+      <w:r>
+        <w:rPr>
+          <w:i/>
+        </w:rPr>
+        <w:t>X</w:t>
+      </w:r>
+      <w:r>
+        <w:tab/>
+        <w:t>target time series (random variable)</w:t>
+      </w:r>
+    </w:p>
+    <w:p>
+      <w:pPr>
+        <w:pStyle w:val="Compact"/>
+        <w:ind w:left="1620" w:hanging="1620"/>
+        <w:jc w:val="left"/>
+      </w:pPr>
+      <w:r>
+        <w:rPr>
+          <w:i/>
+        </w:rPr>
+        <w:t>x</w:t>
+      </w:r>
+      <w:r>
+        <w:rPr>
+          <w:i/>
+          <w:vertAlign w:val="subscript"/>
+        </w:rPr>
+        <w:t>t</w:t>
+      </w:r>
+      <w:r>
+        <w:rPr>
+          <w:i/>
+          <w:vertAlign w:val="superscript"/>
+        </w:rPr>
+        <w:t>(k)</w:t>
+      </w:r>
+      <w:r>
+        <w:tab/>
+        <w:t>delay-embedded history of X of order k</w:t>
+      </w:r>
+    </w:p>
+    <w:p>
+      <w:pPr>
+        <w:pStyle w:val="Compact"/>
+        <w:ind w:left="1620" w:hanging="1620"/>
+        <w:jc w:val="left"/>
+      </w:pPr>
+      <w:r>
+        <w:rPr>
+          <w:i/>
+        </w:rPr>
+        <w:t>Y</w:t>
+      </w:r>
+      <w:r>
+        <w:tab/>
+        <w:t>source time series (random variable)</w:t>
+      </w:r>
+    </w:p>
+    <w:p>
+      <w:pPr>
+        <w:pStyle w:val="Compact"/>
+        <w:ind w:left="1620" w:hanging="1620"/>
+        <w:jc w:val="left"/>
+      </w:pPr>
+      <w:r>
+        <w:rPr>
+          <w:i/>
+        </w:rPr>
+        <w:t>y</w:t>
+      </w:r>
+      <w:r>
+        <w:rPr>
+          <w:i/>
+          <w:vertAlign w:val="subscript"/>
+        </w:rPr>
+        <w:t>t</w:t>
+      </w:r>
+      <w:r>
+        <w:rPr>
+          <w:i/>
+          <w:vertAlign w:val="superscript"/>
+        </w:rPr>
+        <w:t>(l)</w:t>
+      </w:r>
+      <w:r>
+        <w:tab/>
+        <w:t>delay-embedded history of Y of order l</w:t>
+      </w:r>
+    </w:p>
+    <w:p>
+      <w:pPr>
+        <w:pStyle w:val="Compact"/>
+        <w:spacing w:before="80" w:after="40"/>
+        <w:jc w:val="left"/>
+      </w:pPr>
+      <w:r>
+        <w:rPr>
+          <w:b/>
+          <w:bCs/>
+        </w:rPr>
+        <w:t>Greek symbols</w:t>
+      </w:r>
+    </w:p>
+    <w:p>
+      <w:pPr>
+        <w:pStyle w:val="Compact"/>
+        <w:ind w:left="1620" w:hanging="1620"/>
+        <w:jc w:val="left"/>
+      </w:pPr>
+      <w:r>
+        <w:rPr>
+          <w:i/>
+        </w:rPr>
+        <w:t>α</w:t>
+      </w:r>
+      <w:r>
+        <w:tab/>
+        <w:t>significance level (0.05)</w:t>
+      </w:r>
+    </w:p>
+    <w:p>
+      <w:pPr>
+        <w:pStyle w:val="Compact"/>
+        <w:ind w:left="1620" w:hanging="1620"/>
+        <w:jc w:val="left"/>
+      </w:pPr>
+      <w:r>
+        <w:rPr>
+          <w:i/>
+        </w:rPr>
+        <w:t>γ</w:t>
+      </w:r>
+      <w:r>
+        <w:rPr>
+          <w:vertAlign w:val="superscript"/>
+        </w:rPr>
+        <w:t>2</w:t>
+      </w:r>
+      <w:r>
+        <w:rPr>
+          <w:i/>
+        </w:rPr>
+        <w:t>(f)</w:t>
+      </w:r>
+      <w:r>
+        <w:tab/>
+        <w:t>magnitude-squared (linear) coherence at frequency f</w:t>
+      </w:r>
+    </w:p>
+    <w:p>
+      <w:pPr>
+        <w:pStyle w:val="Compact"/>
+        <w:ind w:left="1620" w:hanging="1620"/>
+        <w:jc w:val="left"/>
+      </w:pPr>
+      <w:r>
+        <w:rPr>
+          <w:i/>
+        </w:rPr>
+        <w:t>Δf</w:t>
+      </w:r>
+      <w:r>
+        <w:tab/>
+        <w:t>frequency resolution of the coherence estimate</w:t>
+      </w:r>
+    </w:p>
+    <w:p>
+      <w:pPr>
+        <w:pStyle w:val="Compact"/>
+        <w:ind w:left="1620" w:hanging="1620"/>
+        <w:jc w:val="left"/>
+      </w:pPr>
+      <w:r>
+        <w:rPr>
+          <w:i/>
+        </w:rPr>
+        <w:t>τ</w:t>
+      </w:r>
+      <w:r>
+        <w:tab/>
+        <w:t>per-target lag-thinning (downsampling) factor</w:t>
+      </w:r>
+    </w:p>
+    <w:p>
+      <w:pPr>
+        <w:pStyle w:val="Compact"/>
+        <w:spacing w:before="80" w:after="40"/>
+        <w:jc w:val="left"/>
+      </w:pPr>
+      <w:r>
+        <w:rPr>
+          <w:b/>
+          <w:bCs/>
+        </w:rPr>
+        <w:t>Abbreviations</w:t>
+      </w:r>
+    </w:p>
+    <w:p>
+      <w:pPr>
+        <w:pStyle w:val="Compact"/>
+        <w:ind w:left="1620" w:hanging="1620"/>
+        <w:jc w:val="left"/>
+      </w:pPr>
+      <w:r>
+        <w:t>AIS</w:t>
+        <w:tab/>
+        <w:t>active information storage</w:t>
+      </w:r>
+    </w:p>
+    <w:p>
+      <w:pPr>
+        <w:pStyle w:val="Compact"/>
+        <w:ind w:left="1620" w:hanging="1620"/>
+        <w:jc w:val="left"/>
+      </w:pPr>
+      <w:r>
+        <w:t>DLC</w:t>
+        <w:tab/>
+        <w:t>design load case (IEC 61400)</w:t>
+      </w:r>
+    </w:p>
+    <w:p>
+      <w:pPr>
+        <w:pStyle w:val="Compact"/>
+        <w:ind w:left="1620" w:hanging="1620"/>
+        <w:jc w:val="left"/>
+      </w:pPr>
+      <w:r>
+        <w:t>FOWT</w:t>
+        <w:tab/>
+        <w:t>floating offshore wind turbine</w:t>
+      </w:r>
+    </w:p>
+    <w:p>
+      <w:pPr>
+        <w:pStyle w:val="Compact"/>
+        <w:ind w:left="1620" w:hanging="1620"/>
+        <w:jc w:val="left"/>
+      </w:pPr>
+      <w:r>
+        <w:t>GPU</w:t>
+        <w:tab/>
+        <w:t>graphics processing unit</w:t>
+      </w:r>
+    </w:p>
+    <w:p>
+      <w:pPr>
+        <w:pStyle w:val="Compact"/>
+        <w:ind w:left="1620" w:hanging="1620"/>
+        <w:jc w:val="left"/>
+      </w:pPr>
+      <w:r>
+        <w:t>IDTxl</w:t>
+        <w:tab/>
+        <w:t>Information Dynamics Toolkit xl</w:t>
+      </w:r>
+    </w:p>
+    <w:p>
+      <w:pPr>
+        <w:pStyle w:val="Compact"/>
+        <w:ind w:left="1620" w:hanging="1620"/>
+        <w:jc w:val="left"/>
+      </w:pPr>
+      <w:r>
+        <w:t>IEA</w:t>
+        <w:tab/>
+        <w:t>International Energy Agency</w:t>
+      </w:r>
+    </w:p>
+    <w:p>
+      <w:pPr>
+        <w:pStyle w:val="Compact"/>
+        <w:ind w:left="1620" w:hanging="1620"/>
+        <w:jc w:val="left"/>
+      </w:pPr>
+      <w:r>
+        <w:t>IEC</w:t>
+        <w:tab/>
+        <w:t>International Electrotechnical Commission</w:t>
+      </w:r>
+    </w:p>
+    <w:p>
+      <w:pPr>
+        <w:pStyle w:val="Compact"/>
+        <w:ind w:left="1620" w:hanging="1620"/>
+        <w:jc w:val="left"/>
+      </w:pPr>
+      <w:r>
+        <w:t>JIDT</w:t>
+        <w:tab/>
+        <w:t>Java Information Dynamics Toolkit</w:t>
+      </w:r>
+    </w:p>
+    <w:p>
+      <w:pPr>
+        <w:pStyle w:val="Compact"/>
+        <w:ind w:left="1620" w:hanging="1620"/>
+        <w:jc w:val="left"/>
+      </w:pPr>
+      <w:r>
+        <w:t>JONSWAP</w:t>
+        <w:tab/>
+        <w:t>Joint North Sea Wave Project (wave spectrum)</w:t>
+      </w:r>
+    </w:p>
+    <w:p>
+      <w:pPr>
+        <w:pStyle w:val="Compact"/>
+        <w:ind w:left="1620" w:hanging="1620"/>
+        <w:jc w:val="left"/>
+      </w:pPr>
+      <w:r>
+        <w:t>KSG</w:t>
+        <w:tab/>
+        <w:t>Kraskov–Stögbauer–Grassberger (estimator)</w:t>
+      </w:r>
+    </w:p>
+    <w:p>
+      <w:pPr>
+        <w:pStyle w:val="Compact"/>
+        <w:ind w:left="1620" w:hanging="1620"/>
+        <w:jc w:val="left"/>
+      </w:pPr>
+      <w:r>
+        <w:t>ML</w:t>
+        <w:tab/>
+        <w:t>machine learning</w:t>
+      </w:r>
+    </w:p>
+    <w:p>
+      <w:pPr>
+        <w:pStyle w:val="Compact"/>
+        <w:ind w:left="1620" w:hanging="1620"/>
+        <w:jc w:val="left"/>
+      </w:pPr>
+      <w:r>
+        <w:t>NREL</w:t>
+        <w:tab/>
+        <w:t>National Renewable Energy Laboratory</w:t>
+      </w:r>
+    </w:p>
+    <w:p>
+      <w:pPr>
+        <w:pStyle w:val="Compact"/>
+        <w:ind w:left="1620" w:hanging="1620"/>
+        <w:jc w:val="left"/>
+      </w:pPr>
+      <w:r>
+        <w:lastRenderedPageBreak/>
+        <w:t>OMA</w:t>
+        <w:tab/>
+        <w:t>operational modal analysis</w:t>
+      </w:r>
+    </w:p>
+    <w:p>
+      <w:pPr>
+        <w:pStyle w:val="Compact"/>
+        <w:ind w:left="1620" w:hanging="1620"/>
+        <w:jc w:val="left"/>
+      </w:pPr>
+      <w:r>
+        <w:t>OpenFAST</w:t>
+        <w:tab/>
+        <w:t>NREL open-source wind-turbine aeroelastic simulator</w:t>
+      </w:r>
+    </w:p>
+    <w:p>
+      <w:pPr>
+        <w:pStyle w:val="Compact"/>
+        <w:ind w:left="1620" w:hanging="1620"/>
+        <w:jc w:val="left"/>
+      </w:pPr>
+      <w:r>
+        <w:t>ROSCO</w:t>
+        <w:tab/>
+        <w:t>Reference OpenSource Controller (for wind turbines)</w:t>
+      </w:r>
+    </w:p>
+    <w:p>
+      <w:pPr>
+        <w:pStyle w:val="Compact"/>
+        <w:ind w:left="1620" w:hanging="1620"/>
+        <w:jc w:val="left"/>
+      </w:pPr>
+      <w:r>
+        <w:t>SCADA</w:t>
+        <w:tab/>
+        <w:t>supervisory control and data acquisition</w:t>
+      </w:r>
+    </w:p>
+    <w:p>
+      <w:pPr>
+        <w:pStyle w:val="Compact"/>
+        <w:ind w:left="1620" w:hanging="1620"/>
+        <w:jc w:val="left"/>
+      </w:pPr>
+      <w:r>
+        <w:t>SURD</w:t>
+        <w:tab/>
+        <w:t>synergistic-unique-redundant decomposition</w:t>
+      </w:r>
+    </w:p>
+    <w:p>
+      <w:pPr>
+        <w:pStyle w:val="Compact"/>
+        <w:ind w:left="1620" w:hanging="1620"/>
+        <w:jc w:val="left"/>
+      </w:pPr>
+      <w:r>
+        <w:t>TE</w:t>
+        <w:tab/>
+        <w:t>transfer entropy</w:t>
+      </w:r>
+    </w:p>
+    <w:p>
+      <w:pPr>
+        <w:pStyle w:val="Compact"/>
+        <w:ind w:left="1620" w:hanging="1620"/>
+        <w:jc w:val="left"/>
+      </w:pPr>
+      <w:r>
+        <w:t>TurbSim</w:t>
+        <w:tab/>
+        <w:t>NREL stochastic turbulence simulator</w:t>
       </w:r>
     </w:p>
     <w:p>
@@ -92,7 +1019,6 @@
       <w:bookmarkStart w:id="1" w:name="introduction"/>
       <w:bookmarkEnd w:id="0"/>
       <w:r>
-        <w:lastRenderedPageBreak/>
         <w:t>1. Introduction</w:t>
       </w:r>
     </w:p>
@@ -102,15 +1028,6 @@
       </w:pPr>
       <w:r>
         <w:t>Floating offshore wind is moving from demonstration to commercial scale, and with that shift comes a monitoring problem that fixed-bottom experience does not fully cover (Kostecka et al., 2025). A floating platform couples the rotor, tower, and mooring system into a single lightly damped dynamic body whose low-frequency rigid-body modes sit near the wave-energy band. The blade-pitch controller, designed to regulate rotor speed and power above rated wind speed, becomes a first-order driver of platform motion because every pitch action changes rotor thrust and therefore the overturning moment on the floater. A controller that is healthy stabilizes the platform; a controller that is degraded can excite it. Detecting that degradation early, from ordinary operational signals, is the problem this paper addresses.</w:t>
-      </w:r>
-    </w:p>
-    <w:p>
-      <w:pPr>
-        <w:pStyle w:val="Heading3"/>
-      </w:pPr>
-      <w:bookmarkStart w:id="2" w:name="background"/>
-      <w:r>
-        <w:t>1.1 Background</w:t>
       </w:r>
     </w:p>
     <w:p>
@@ -190,10 +1107,9 @@
       <w:pPr>
         <w:pStyle w:val="Heading3"/>
       </w:pPr>
-      <w:bookmarkStart w:id="3" w:name="motivation-and-contribution"/>
-      <w:bookmarkEnd w:id="2"/>
-      <w:r>
-        <w:t>1.2 Motivation and Contribution</w:t>
+      <w:bookmarkStart w:id="2" w:name="motivation-and-contribution"/>
+      <w:r>
+        <w:t>1.1 Motivation and Contribution</w:t>
       </w:r>
     </w:p>
     <w:p>
@@ -209,8 +1125,9 @@
         <w:pStyle w:val="BodyText"/>
       </w:pPr>
       <w:r>
+        <w:t xml:space="preserve">Transfer entropy (Schreiber, 2000) precisely measures how much the past of a source signal reduces the uncertainty about the future of a target signal, beyond what the target’s own history predicts. It is directed, does not depend on a model, and detects nonlinear relationships, which is crucial because a saturating, gain-scheduled pitch controller is highly nonlinear. The main empirical finding of this study is that in a healthy FOWT, the blade-pitch controller causes the </w:t>
         <w:lastRenderedPageBreak/>
-        <w:t xml:space="preserve">Transfer entropy (Schreiber, 2000) precisely measures how much the past of a source signal reduces the uncertainty about the future of a target signal, beyond what the target’s own history predicts. It is directed, does not depend on a model, and detects nonlinear relationships, which is crucial because a saturating, gain-scheduled pitch controller is highly nonlinear. The main empirical finding of this study is that in a healthy FOWT, the blade-pitch controller causes the transfer entropy from wind to platform motion to be effectively zero — not because wind is irrelevant, but because the controller intercepts the wind information before it reaches the structure. This phenomenon is known as the </w:t>
+        <w:t xml:space="preserve">transfer entropy from wind to platform motion to be effectively zero — not because wind is irrelevant, but because the controller intercepts the wind information before it reaches the structure. This phenomenon is known as the </w:t>
       </w:r>
       <w:r>
         <w:rPr>
@@ -290,17 +1207,17 @@
         <w:t>implications for health monitoring</w:t>
       </w:r>
       <w:r>
-        <w:t xml:space="preserve"> are outlined as an outlook: because a healthy </w:t>
+        <w:t xml:space="preserve"> are outlined as an outlook: because a healthy controller holds wind→structure information at a near-zero, tightly bounded baseline, a fault that degrades thrust regulation should re-admit wind information into the structure, yielding a model-free diagnostic. This is explicitly a hypothesis rather than a demonstrated method — the present dataset contains no computed fault-case transfer entropy — and the graded-fault campaign required to test it is specified (Section 4.3).</w:t>
+      </w:r>
+    </w:p>
+    <w:p>
+      <w:pPr>
+        <w:pStyle w:val="BodyText"/>
+      </w:pPr>
+      <w:r>
+        <w:t xml:space="preserve">The scope is deliberately narrow: a single turbine (IEA-15MW) on a single platform (VolturnUS-S), simulated in OpenFAST at four wind speeds under the IEC normal turbulence model with wind-speed-matched sea states, plus a severe-sea-state DLC 1.6 set near rated. The </w:t>
         <w:lastRenderedPageBreak/>
-        <w:t>controller holds wind→structure information at a near-zero, tightly bounded baseline, a fault that degrades thrust regulation should re-admit wind information into the structure, yielding a model-free diagnostic. This is explicitly a hypothesis rather than a demonstrated method — the present dataset contains no computed fault-case transfer entropy — and the graded-fault campaign required to test it is specified (Section 4.3).</w:t>
-      </w:r>
-    </w:p>
-    <w:p>
-      <w:pPr>
-        <w:pStyle w:val="BodyText"/>
-      </w:pPr>
-      <w:r>
-        <w:t>The scope is deliberately narrow: a single turbine (IEA-15MW) on a single platform (VolturnUS-S), simulated in OpenFAST at four wind speeds under the IEC normal turbulence model with wind-speed-matched sea states, plus a severe-sea-state DLC 1.6 set near rated. The claims made here are correspondingly bounded, and Section 4 states them as such. What the study establishes is a mechanism and its attribution; what it does not establish is a validated fault-detection method, a boundary made explicit throughout.</w:t>
+        <w:t>claims made here are correspondingly bounded, and Section 4 states them as such. What the study establishes is a mechanism and its attribution; what it does not establish is a validated fault-detection method, a boundary made explicit throughout.</w:t>
       </w:r>
     </w:p>
     <w:p>
@@ -322,9 +1239,9 @@
       <w:pPr>
         <w:pStyle w:val="Heading2"/>
       </w:pPr>
-      <w:bookmarkStart w:id="4" w:name="theory-and-methods"/>
+      <w:bookmarkStart w:id="3" w:name="theory-and-methods"/>
       <w:bookmarkEnd w:id="1"/>
-      <w:bookmarkEnd w:id="3"/>
+      <w:bookmarkEnd w:id="2"/>
       <w:r>
         <w:t>2. Theory and Methods</w:t>
       </w:r>
@@ -334,7 +1251,7 @@
         <w:pStyle w:val="FirstParagraph"/>
       </w:pPr>
       <w:r>
-        <w:t>This section sets out the transfer-entropy formalism (§2.1) and the simulation and estimation pipeline used to evaluate it (§2.2–§2.9). Figure 1 summarises the analysis pipeline: OpenFAST simulation, signal conditioning, parallel TE / coherence / SURD estimation, and construction of the monitoring signature.</w:t>
+        <w:t>This section sets out the transfer-entropy formalism (Section 2.1) and the simulation and estimation pipeline used to evaluate it (Sections 2.2–2.9). Figure 1 summarises the analysis pipeline: OpenFAST simulation, signal conditioning, parallel TE / coherence / SURD estimation, and construction of the monitoring signature.</w:t>
       </w:r>
     </w:p>
     <w:p>
@@ -345,7 +1262,6 @@
         <w:rPr>
           <w:noProof/>
         </w:rPr>
-        <w:lastRenderedPageBreak/>
         <w:drawing>
           <wp:inline distT="0" distB="0" distL="0" distR="0" wp14:anchorId="7D60AE22" wp14:editId="01055347">
             <wp:extent cx="5334000" cy="3742222"/>
@@ -408,8 +1324,9 @@
       <w:pPr>
         <w:pStyle w:val="Heading3"/>
       </w:pPr>
-      <w:bookmarkStart w:id="5" w:name="Xf83e1850f78bef0bb4ba32f52ad0cccd9d9586b"/>
-      <w:r>
+      <w:bookmarkStart w:id="4" w:name="Xf83e1850f78bef0bb4ba32f52ad0cccd9d9586b"/>
+      <w:r>
+        <w:lastRenderedPageBreak/>
         <w:t>2.1 Transfer entropy and information-theoretic causality</w:t>
       </w:r>
     </w:p>
@@ -664,7 +1581,7 @@
         </m:r>
       </m:oMath>
       <w:r>
-        <w:t xml:space="preserve">; the directed analysis evaluates it over all such pairs, and the conditional and SURD extensions (§2.4, §2.7) condition on further components of </w:t>
+        <w:t xml:space="preserve">; the directed analysis evaluates it over all such pairs, and the conditional and SURD extensions (Sections 2.4 and 2.7) condition on further components of </w:t>
       </w:r>
       <m:oMath>
         <m:r>
@@ -911,7 +1828,6 @@
                   <w:rPr>
                     <w:rFonts w:ascii="Cambria Math" w:hAnsi="Cambria Math"/>
                   </w:rPr>
-                  <w:lastRenderedPageBreak/>
                   <m:t>H</m:t>
                 </m:r>
                 <m:r>
@@ -3482,9 +4398,7 @@
         </m:sSub>
       </m:oMath>
       <w:r>
-        <w:t xml:space="preserve"> in general, so transfer entropy resolves the direction of coupling that mutual information cannot. The definitions above are written for discrete outcomes, but the quantities are estimator-agnostic; for the continuous FOWT </w:t>
-        <w:lastRenderedPageBreak/>
-        <w:t xml:space="preserve">signals analyzed here, they are evaluated in nats with the nearest-neighbor KSG estimator described in Section 2.4, which avoids the binning that a discrete or kernel-density estimate of these probabilities would require. Here a nat is the unit of information obtained when entropy is defined with the natural logarithm rather than </w:t>
+        <w:t xml:space="preserve"> in general, so transfer entropy resolves the direction of coupling that mutual information cannot. The definitions above are written for discrete outcomes, but the quantities are estimator-agnostic; for the continuous FOWT signals analyzed here, they are evaluated in nats with the nearest-neighbor KSG estimator described in Section 2.4, which avoids the binning that a discrete or kernel-density estimate of these probabilities would require. Here a nat is the unit of information obtained when entropy is defined with the natural logarithm rather than </w:t>
       </w:r>
       <m:oMath>
         <m:sSub>
@@ -3639,7 +4553,9 @@
         <w:pStyle w:val="BodyText"/>
       </w:pPr>
       <w:r>
-        <w:t xml:space="preserve">Estimating TE from continuous signals without binning is done efficiently with the Kraskov–Stögbauer–Grassberger (KSG) nearest-neighbor estimator (Kraskov et al., 2004), implemented for conditional mutual information in JIDT (Lizier, 2014) and orchestrated with automatic embedding selection and non-parametric significance testing in IDTxl (Wollstadt et al., 2019). Transfer entropy has become a standard tool for data-driven causal discovery across fields where a governing model is unavailable or untrustworthy — neural connectivity, climate teleconnections, financial contagion — precisely because it makes no linearity or functional-form assumption and needs only the observed time series. It is not the only model-free causal measure — convergent cross mapping (Sugihara et al., 2012) instead recovers coupling by reconstructing the shared attractor of the interacting series — but that construction targets low-dimensional deterministic dynamics, whereas the probabilistic formulation of transfer entropy is the better match for the strongly stochastic wind- and wave-forced signals analyzed here. In engineering it has been used to locate the source and direction of disturbance propagation in industrial process-control loops (Bauer et al., 2007), a setting closely analogous to the present one: a controlled plant in which one wants to know which upstream variable is driving a downstream fluctuation, and where the answer is used to diagnose loop performance. The nearest-neighbor KSG estimator is the pragmatic choice for continuous signals such as these because it avoids the bias and bin-width sensitivity of histogram estimators and adapts to the local density of the data, at the cost of a tuning parameter (the neighbor count </w:t>
+        <w:t xml:space="preserve">Estimating TE from continuous signals without binning is done efficiently with the Kraskov–Stögbauer–Grassberger (KSG) nearest-neighbor estimator (Kraskov et al., 2004), implemented for conditional mutual information in JIDT (Lizier, 2014) and orchestrated with automatic embedding selection and non-parametric significance testing in IDTxl (Wollstadt et al., 2019). Transfer entropy has become a standard tool for data-driven causal discovery across fields where a governing model is unavailable or untrustworthy — neural connectivity, climate teleconnections, financial contagion — precisely because it makes no linearity or functional-form assumption and needs only the observed time series. It is not the only model-free causal measure — convergent cross mapping (Sugihara et al., 2012) instead recovers coupling by reconstructing the shared attractor of the interacting series — but that construction targets low-dimensional deterministic dynamics, whereas the probabilistic formulation of transfer entropy is the better match for the strongly stochastic wind- and wave-forced signals analyzed here. In engineering it has been used to locate the source and direction of disturbance propagation in industrial process-control loops (Bauer et al., 2007), a setting closely analogous to the present one: a controlled plant in which one wants to know which upstream variable is driving a </w:t>
+        <w:lastRenderedPageBreak/>
+        <w:t xml:space="preserve">downstream fluctuation, and where the answer is used to diagnose loop performance. The nearest-neighbor KSG estimator is the pragmatic choice for continuous signals such as these because it avoids the bias and bin-width sensitivity of histogram estimators and adapts to the local density of the data, at the cost of a tuning parameter (the neighbor count </w:t>
       </w:r>
       <m:oMath>
         <m:r>
@@ -3678,17 +4594,15 @@
         <w:pStyle w:val="BodyText"/>
       </w:pPr>
       <w:r>
-        <w:t xml:space="preserve">A limitation of pairwise TE is that it cannot separate redundant, unique, and synergistic contributions when several sources jointly drive a target. The SURD framework (Martínez-Sánchez et al., 2024) resolves this by decomposing the information several sources jointly provide about a target’s future into those distinct components. SURD is used not as the primary metric but as an attribution tool: it allows </w:t>
-        <w:lastRenderedPageBreak/>
-        <w:t>asking whether the wind information that never reaches the platform is instead being captured by the blade-pitch command; the decomposition and its operating parameters are detailed in §2.7.</w:t>
+        <w:t>A limitation of pairwise TE is that it cannot separate redundant, unique, and synergistic contributions when several sources jointly drive a target. The SURD framework (Martínez-Sánchez et al., 2024) resolves this by decomposing the information several sources jointly provide about a target’s future into those distinct components. SURD is used not as the primary metric but as an attribution tool: it allows asking whether the wind information that never reaches the platform is instead being captured by the blade-pitch command; the decomposition and its operating parameters are detailed in Section 2.7.</w:t>
       </w:r>
     </w:p>
     <w:p>
       <w:pPr>
         <w:pStyle w:val="Heading3"/>
       </w:pPr>
-      <w:bookmarkStart w:id="6" w:name="turbine-model-and-simulation-campaign"/>
-      <w:bookmarkEnd w:id="5"/>
+      <w:bookmarkStart w:id="5" w:name="turbine-model-and-simulation-campaign"/>
+      <w:bookmarkEnd w:id="4"/>
       <w:r>
         <w:t>2.2 Turbine model and simulation campaign</w:t>
       </w:r>
@@ -3698,7 +4612,7 @@
         <w:pStyle w:val="FirstParagraph"/>
       </w:pPr>
       <w:r>
-        <w:t>The plant is the IEA Wind 15-MW reference turbine (Gaertner et al., 2020) mounted on the UMaine VolturnUS-S reference semisubmersible (Allen et al., 2020), simulated in OpenFAST v4.2.0 (NREL, n.d.) with the ROSCO reference controller (Abbas et al., 2022). The controller (ROSCO 2.10.1) runs with its floating-specific feedback active (</w:t>
+        <w:t>The plant is the IEA Wind 15-MW reference turbine (Gaertner et al., 2020), with a rated wind speed of 10.59 m/s, mounted on the UMaine VolturnUS-S reference semisubmersible (Allen et al., 2020), simulated in OpenFAST v4.2.0 (NREL, n.d.) with the ROSCO reference controller (Abbas et al., 2022). The controller (ROSCO 2.10.1) runs with its floating-specific feedback active (</w:t>
       </w:r>
       <w:r>
         <w:rPr>
@@ -3775,8 +4689,9 @@
         <w:rPr>
           <w:noProof/>
         </w:rPr>
+        <w:lastRenderedPageBreak/>
         <w:drawing>
-          <wp:inline distT="0" distB="0" distL="0" distR="0">
+          <wp:inline distT="0" distB="0" distL="0" distR="0" wp14:anchorId="4970CC71" wp14:editId="075FE5A5">
             <wp:extent cx="5334000" cy="3145749"/>
             <wp:effectExtent l="0" t="0" r="0" b="0"/>
             <wp:docPr id="200" name="Picture Fig2"/>
@@ -3791,7 +4706,7 @@
                     </pic:cNvPicPr>
                   </pic:nvPicPr>
                   <pic:blipFill>
-                    <a:blip r:embed="rId1000"/>
+                    <a:blip r:embed="rId7"/>
                     <a:stretch>
                       <a:fillRect/>
                     </a:stretch>
@@ -3838,50 +4753,49 @@
         <w:pStyle w:val="BodyText"/>
       </w:pPr>
       <w:r>
-        <w:t xml:space="preserve">The campaign spans four hub-height wind speeds from below-rated to well-above-rated operation — 8, 11, 15, and 20 m/s — under the IEC normal turbulence model. Each wind speed is repeated over six turbulence/wave seeds in two wave-realization variants — in the first the wave seed is tied to the wind seed (paired realizations), in the second it is decoupled by a fixed bit-mask, so the variants share identical wind fields but statistically independent wave realizations (48 simulations); to these is added a design-load-case 1.6 severe-sea-state set (significant wave height 8.3 m, peak period 12.95 s) at 11 m/s over six seeds (6 simulations), for 54 analyzed simulations in total. Figure 3 shows the case matrix. Turbulent wind fields are generated per IEC 61400 conventions. Irregular waves use a JONSWAP spectrum whose parameters are matched to the nominal wind speed, approximating joint wind–wave statistics for North-Atlantic wind seas: significant wave height and peak period (Hs, Tp) = (3.5 m, 9.0 s), (4.5 m, 10.0 s), (6.0 m, 11.0 s), and (8.0 m, 13.0 s) at 8, 11, 15, and 20 m/s respectively, with the DLC 1.6 set at (8.3 m, 12.95 s). The resulting wave spectral peaks (0.077–0.111 Hz) are well separated from the platform-pitch eigenfrequency at 0.0345 Hz, so wave- and platform-driven contributions can be resolved. Wind and waves are co-directional in all cases; wind–wave misalignment and directional spreading, which would redistribute platform pitch and roll and alter the wave→platform coupling that defines the baseline here, are outside the present scope. The semisubmersible is held by a three-line catenary mooring, and the three fairlead tensions are analyzed as separate targets so that the propagation of forcing into the mooring system is visible rather than aggregated. Each run is analyzed over a 15,001-sample window (≈ 50 min at the 5 Hz analysis rate) after removal of the initial start-up transient, long enough to contain many cycles of the slowest platform mode and to support stable nearest-neighbor density estimates. Each simulation provides synchronized time series of the </w:t>
+        <w:t xml:space="preserve">The campaign spans four hub-height wind speeds from below-rated to well-above-rated operation — 8, 11, 15, and 20 m/s — under the IEC normal turbulence model. Each wind speed is repeated over six turbulence/wave seeds in two wave-realization variants — in the first the wave seed is tied to the wind seed (paired realizations), in the second it is decoupled by a fixed bit-mask, so the variants share identical wind fields but statistically independent wave realizations (48 simulations); to these is added a design-load-case 1.6 severe-sea-state set (significant wave height 8.3 m, peak period 12.95 s) at 11 m/s over six seeds (6 simulations), for 54 analyzed simulations in total. Figure 3 shows the case matrix. Turbulent wind fields are generated per IEC 61400 conventions. Irregular waves use a JONSWAP spectrum whose parameters are matched to the nominal wind speed, approximating joint wind–wave statistics for North-Atlantic wind seas: significant wave height and peak period (Hs, Tp) = (3.5 m, 9.0 s), (4.5 m, 10.0 s), (6.0 m, 11.0 s), and (8.0 m, 13.0 s) at 8, 11, 15, and 20 m/s respectively, with the DLC 1.6 set at (8.3 m, 12.95 s). The resulting wave spectral peaks (0.077–0.111 Hz) are well separated from the platform-pitch eigenfrequency at 0.0345 Hz, so wave- and platform-driven contributions can be resolved. Wind and waves are co-directional in all cases; wind–wave misalignment and directional spreading, which would redistribute platform pitch and roll and alter the wave→platform coupling that defines the baseline here, are outside the present scope. The semisubmersible is held by a three-line catenary mooring, and the three fairlead tensions are analyzed as separate targets so that the propagation of forcing into the mooring system is visible rather than aggregated. Each run is analyzed over a 15,001-sample window (≈ 50 min at the 5 Hz analysis rate) after removal of the initial start-up transient, long enough to contain many cycles of the slowest platform mode and to support stable nearest-neighbor density estimates. Each simulation provides synchronized time series of the environmental drivers (hub-height wind speed </w:t>
+      </w:r>
+      <w:r>
+        <w:rPr>
+          <w:rStyle w:val="VerbatimChar"/>
+        </w:rPr>
+        <w:t>Wind1VelX</w:t>
+      </w:r>
+      <w:r>
+        <w:t xml:space="preserve">, wave elevation </w:t>
+      </w:r>
+      <w:r>
+        <w:rPr>
+          <w:rStyle w:val="VerbatimChar"/>
+        </w:rPr>
+        <w:t>Wave1Elev</w:t>
+      </w:r>
+      <w:r>
+        <w:t>), the platform response (</w:t>
+      </w:r>
+      <w:r>
+        <w:rPr>
+          <w:rStyle w:val="VerbatimChar"/>
+        </w:rPr>
+        <w:t>PtfmSurge</w:t>
+      </w:r>
+      <w:r>
+        <w:t xml:space="preserve">, </w:t>
+      </w:r>
+      <w:r>
+        <w:rPr>
+          <w:rStyle w:val="VerbatimChar"/>
+        </w:rPr>
+        <w:t>PtfmHeave</w:t>
+      </w:r>
+      <w:r>
+        <w:t xml:space="preserve">, </w:t>
+      </w:r>
+      <w:r>
+        <w:rPr>
+          <w:rStyle w:val="VerbatimChar"/>
+        </w:rPr>
         <w:lastRenderedPageBreak/>
-        <w:t xml:space="preserve">environmental drivers (hub-height wind speed </w:t>
-      </w:r>
-      <w:r>
-        <w:rPr>
-          <w:rStyle w:val="VerbatimChar"/>
-        </w:rPr>
-        <w:t>Wind1VelX</w:t>
-      </w:r>
-      <w:r>
-        <w:t xml:space="preserve">, wave elevation </w:t>
-      </w:r>
-      <w:r>
-        <w:rPr>
-          <w:rStyle w:val="VerbatimChar"/>
-        </w:rPr>
-        <w:t>Wave1Elev</w:t>
-      </w:r>
-      <w:r>
-        <w:t>), the platform response (</w:t>
-      </w:r>
-      <w:r>
-        <w:rPr>
-          <w:rStyle w:val="VerbatimChar"/>
-        </w:rPr>
-        <w:t>PtfmSurge</w:t>
-      </w:r>
-      <w:r>
-        <w:t xml:space="preserve">, </w:t>
-      </w:r>
-      <w:r>
-        <w:rPr>
-          <w:rStyle w:val="VerbatimChar"/>
-        </w:rPr>
-        <w:t>PtfmHeave</w:t>
-      </w:r>
-      <w:r>
-        <w:t xml:space="preserve">, </w:t>
-      </w:r>
-      <w:r>
-        <w:rPr>
-          <w:rStyle w:val="VerbatimChar"/>
-        </w:rPr>
         <w:t>PtfmPitch</w:t>
       </w:r>
       <w:r>
@@ -3969,12 +4883,12 @@
     <w:tbl>
       <w:tblPr>
         <w:tblStyle w:val="Table"/>
-        <w:tblW w:w="5000" w:type="pct"/>
+        <w:tblW w:w="4494" w:type="pct"/>
         <w:tblLayout w:type="fixed"/>
         <w:tblLook w:val="0020" w:firstRow="1" w:lastRow="0" w:firstColumn="0" w:lastColumn="0" w:noHBand="0" w:noVBand="0"/>
       </w:tblPr>
       <w:tblGrid>
-        <w:gridCol w:w="2394"/>
+        <w:gridCol w:w="1425"/>
         <w:gridCol w:w="2394"/>
         <w:gridCol w:w="2394"/>
         <w:gridCol w:w="2394"/>
@@ -3986,7 +4900,11 @@
         </w:trPr>
         <w:tc>
           <w:tcPr>
-            <w:tcW w:w="1980" w:type="dxa"/>
+            <w:tcW w:w="1425" w:type="dxa"/>
+            <w:tcBorders>
+              <w:top w:val="nil"/>
+              <w:bottom w:val="nil"/>
+            </w:tcBorders>
           </w:tcPr>
           <w:p>
             <w:pPr>
@@ -3999,7 +4917,11 @@
         </w:tc>
         <w:tc>
           <w:tcPr>
-            <w:tcW w:w="1980" w:type="dxa"/>
+            <w:tcW w:w="2394" w:type="dxa"/>
+            <w:tcBorders>
+              <w:top w:val="nil"/>
+              <w:bottom w:val="nil"/>
+            </w:tcBorders>
           </w:tcPr>
           <w:p>
             <w:pPr>
@@ -4012,7 +4934,11 @@
         </w:tc>
         <w:tc>
           <w:tcPr>
-            <w:tcW w:w="1980" w:type="dxa"/>
+            <w:tcW w:w="2394" w:type="dxa"/>
+            <w:tcBorders>
+              <w:top w:val="nil"/>
+              <w:bottom w:val="nil"/>
+            </w:tcBorders>
           </w:tcPr>
           <w:p>
             <w:pPr>
@@ -4025,7 +4951,11 @@
         </w:tc>
         <w:tc>
           <w:tcPr>
-            <w:tcW w:w="1980" w:type="dxa"/>
+            <w:tcW w:w="2394" w:type="dxa"/>
+            <w:tcBorders>
+              <w:top w:val="nil"/>
+              <w:bottom w:val="nil"/>
+            </w:tcBorders>
           </w:tcPr>
           <w:p>
             <w:pPr>
@@ -4040,7 +4970,10 @@
       <w:tr>
         <w:tc>
           <w:tcPr>
-            <w:tcW w:w="1980" w:type="dxa"/>
+            <w:tcW w:w="1425" w:type="dxa"/>
+            <w:tcBorders>
+              <w:top w:val="nil"/>
+            </w:tcBorders>
           </w:tcPr>
           <w:p>
             <w:pPr>
@@ -4056,7 +4989,10 @@
         </w:tc>
         <w:tc>
           <w:tcPr>
-            <w:tcW w:w="1980" w:type="dxa"/>
+            <w:tcW w:w="2394" w:type="dxa"/>
+            <w:tcBorders>
+              <w:top w:val="nil"/>
+            </w:tcBorders>
           </w:tcPr>
           <w:p>
             <w:pPr>
@@ -4069,7 +5005,10 @@
         </w:tc>
         <w:tc>
           <w:tcPr>
-            <w:tcW w:w="1980" w:type="dxa"/>
+            <w:tcW w:w="2394" w:type="dxa"/>
+            <w:tcBorders>
+              <w:top w:val="nil"/>
+            </w:tcBorders>
           </w:tcPr>
           <w:p>
             <w:pPr>
@@ -4082,7 +5021,10 @@
         </w:tc>
         <w:tc>
           <w:tcPr>
-            <w:tcW w:w="1980" w:type="dxa"/>
+            <w:tcW w:w="2394" w:type="dxa"/>
+            <w:tcBorders>
+              <w:top w:val="nil"/>
+            </w:tcBorders>
           </w:tcPr>
           <w:p>
             <w:pPr>
@@ -4097,7 +5039,7 @@
       <w:tr>
         <w:tc>
           <w:tcPr>
-            <w:tcW w:w="1980" w:type="dxa"/>
+            <w:tcW w:w="1425" w:type="dxa"/>
           </w:tcPr>
           <w:p>
             <w:pPr>
@@ -4113,7 +5055,7 @@
         </w:tc>
         <w:tc>
           <w:tcPr>
-            <w:tcW w:w="1980" w:type="dxa"/>
+            <w:tcW w:w="2394" w:type="dxa"/>
           </w:tcPr>
           <w:p>
             <w:pPr>
@@ -4126,7 +5068,7 @@
         </w:tc>
         <w:tc>
           <w:tcPr>
-            <w:tcW w:w="1980" w:type="dxa"/>
+            <w:tcW w:w="2394" w:type="dxa"/>
           </w:tcPr>
           <w:p>
             <w:pPr>
@@ -4139,7 +5081,7 @@
         </w:tc>
         <w:tc>
           <w:tcPr>
-            <w:tcW w:w="1980" w:type="dxa"/>
+            <w:tcW w:w="2394" w:type="dxa"/>
           </w:tcPr>
           <w:p>
             <w:pPr>
@@ -4154,7 +5096,7 @@
       <w:tr>
         <w:tc>
           <w:tcPr>
-            <w:tcW w:w="1980" w:type="dxa"/>
+            <w:tcW w:w="1425" w:type="dxa"/>
           </w:tcPr>
           <w:p>
             <w:pPr>
@@ -4170,7 +5112,7 @@
         </w:tc>
         <w:tc>
           <w:tcPr>
-            <w:tcW w:w="1980" w:type="dxa"/>
+            <w:tcW w:w="2394" w:type="dxa"/>
           </w:tcPr>
           <w:p>
             <w:pPr>
@@ -4183,7 +5125,7 @@
         </w:tc>
         <w:tc>
           <w:tcPr>
-            <w:tcW w:w="1980" w:type="dxa"/>
+            <w:tcW w:w="2394" w:type="dxa"/>
           </w:tcPr>
           <w:p>
             <w:pPr>
@@ -4196,7 +5138,7 @@
         </w:tc>
         <w:tc>
           <w:tcPr>
-            <w:tcW w:w="1980" w:type="dxa"/>
+            <w:tcW w:w="2394" w:type="dxa"/>
           </w:tcPr>
           <w:p>
             <w:pPr>
@@ -4211,7 +5153,7 @@
       <w:tr>
         <w:tc>
           <w:tcPr>
-            <w:tcW w:w="1980" w:type="dxa"/>
+            <w:tcW w:w="1425" w:type="dxa"/>
           </w:tcPr>
           <w:p>
             <w:pPr>
@@ -4227,7 +5169,7 @@
         </w:tc>
         <w:tc>
           <w:tcPr>
-            <w:tcW w:w="1980" w:type="dxa"/>
+            <w:tcW w:w="2394" w:type="dxa"/>
           </w:tcPr>
           <w:p>
             <w:pPr>
@@ -4240,7 +5182,7 @@
         </w:tc>
         <w:tc>
           <w:tcPr>
-            <w:tcW w:w="1980" w:type="dxa"/>
+            <w:tcW w:w="2394" w:type="dxa"/>
           </w:tcPr>
           <w:p>
             <w:pPr>
@@ -4253,7 +5195,7 @@
         </w:tc>
         <w:tc>
           <w:tcPr>
-            <w:tcW w:w="1980" w:type="dxa"/>
+            <w:tcW w:w="2394" w:type="dxa"/>
           </w:tcPr>
           <w:p>
             <w:pPr>
@@ -4268,7 +5210,7 @@
       <w:tr>
         <w:tc>
           <w:tcPr>
-            <w:tcW w:w="1980" w:type="dxa"/>
+            <w:tcW w:w="1425" w:type="dxa"/>
           </w:tcPr>
           <w:p>
             <w:pPr>
@@ -4284,7 +5226,7 @@
         </w:tc>
         <w:tc>
           <w:tcPr>
-            <w:tcW w:w="1980" w:type="dxa"/>
+            <w:tcW w:w="2394" w:type="dxa"/>
           </w:tcPr>
           <w:p>
             <w:pPr>
@@ -4297,7 +5239,7 @@
         </w:tc>
         <w:tc>
           <w:tcPr>
-            <w:tcW w:w="1980" w:type="dxa"/>
+            <w:tcW w:w="2394" w:type="dxa"/>
           </w:tcPr>
           <w:p>
             <w:pPr>
@@ -4310,7 +5252,7 @@
         </w:tc>
         <w:tc>
           <w:tcPr>
-            <w:tcW w:w="1980" w:type="dxa"/>
+            <w:tcW w:w="2394" w:type="dxa"/>
           </w:tcPr>
           <w:p>
             <w:pPr>
@@ -4325,7 +5267,7 @@
       <w:tr>
         <w:tc>
           <w:tcPr>
-            <w:tcW w:w="1980" w:type="dxa"/>
+            <w:tcW w:w="1425" w:type="dxa"/>
           </w:tcPr>
           <w:p>
             <w:pPr>
@@ -4341,7 +5283,7 @@
         </w:tc>
         <w:tc>
           <w:tcPr>
-            <w:tcW w:w="1980" w:type="dxa"/>
+            <w:tcW w:w="2394" w:type="dxa"/>
           </w:tcPr>
           <w:p>
             <w:pPr>
@@ -4354,7 +5296,7 @@
         </w:tc>
         <w:tc>
           <w:tcPr>
-            <w:tcW w:w="1980" w:type="dxa"/>
+            <w:tcW w:w="2394" w:type="dxa"/>
           </w:tcPr>
           <w:p>
             <w:pPr>
@@ -4367,7 +5309,7 @@
         </w:tc>
         <w:tc>
           <w:tcPr>
-            <w:tcW w:w="1980" w:type="dxa"/>
+            <w:tcW w:w="2394" w:type="dxa"/>
           </w:tcPr>
           <w:p>
             <w:pPr>
@@ -4382,7 +5324,7 @@
       <w:tr>
         <w:tc>
           <w:tcPr>
-            <w:tcW w:w="1980" w:type="dxa"/>
+            <w:tcW w:w="1425" w:type="dxa"/>
           </w:tcPr>
           <w:p>
             <w:pPr>
@@ -4398,7 +5340,7 @@
         </w:tc>
         <w:tc>
           <w:tcPr>
-            <w:tcW w:w="1980" w:type="dxa"/>
+            <w:tcW w:w="2394" w:type="dxa"/>
           </w:tcPr>
           <w:p>
             <w:pPr>
@@ -4411,7 +5353,7 @@
         </w:tc>
         <w:tc>
           <w:tcPr>
-            <w:tcW w:w="1980" w:type="dxa"/>
+            <w:tcW w:w="2394" w:type="dxa"/>
           </w:tcPr>
           <w:p>
             <w:pPr>
@@ -4424,7 +5366,7 @@
         </w:tc>
         <w:tc>
           <w:tcPr>
-            <w:tcW w:w="1980" w:type="dxa"/>
+            <w:tcW w:w="2394" w:type="dxa"/>
           </w:tcPr>
           <w:p>
             <w:pPr>
@@ -4439,7 +5381,7 @@
       <w:tr>
         <w:tc>
           <w:tcPr>
-            <w:tcW w:w="1980" w:type="dxa"/>
+            <w:tcW w:w="1425" w:type="dxa"/>
           </w:tcPr>
           <w:p>
             <w:pPr>
@@ -4455,7 +5397,7 @@
         </w:tc>
         <w:tc>
           <w:tcPr>
-            <w:tcW w:w="1980" w:type="dxa"/>
+            <w:tcW w:w="2394" w:type="dxa"/>
           </w:tcPr>
           <w:p>
             <w:pPr>
@@ -4468,7 +5410,7 @@
         </w:tc>
         <w:tc>
           <w:tcPr>
-            <w:tcW w:w="1980" w:type="dxa"/>
+            <w:tcW w:w="2394" w:type="dxa"/>
           </w:tcPr>
           <w:p>
             <w:pPr>
@@ -4481,7 +5423,7 @@
         </w:tc>
         <w:tc>
           <w:tcPr>
-            <w:tcW w:w="1980" w:type="dxa"/>
+            <w:tcW w:w="2394" w:type="dxa"/>
           </w:tcPr>
           <w:p>
             <w:pPr>
@@ -4496,7 +5438,7 @@
       <w:tr>
         <w:tc>
           <w:tcPr>
-            <w:tcW w:w="1980" w:type="dxa"/>
+            <w:tcW w:w="1425" w:type="dxa"/>
           </w:tcPr>
           <w:p>
             <w:pPr>
@@ -4512,7 +5454,7 @@
         </w:tc>
         <w:tc>
           <w:tcPr>
-            <w:tcW w:w="1980" w:type="dxa"/>
+            <w:tcW w:w="2394" w:type="dxa"/>
           </w:tcPr>
           <w:p>
             <w:pPr>
@@ -4525,7 +5467,7 @@
         </w:tc>
         <w:tc>
           <w:tcPr>
-            <w:tcW w:w="1980" w:type="dxa"/>
+            <w:tcW w:w="2394" w:type="dxa"/>
           </w:tcPr>
           <w:p>
             <w:pPr>
@@ -4538,7 +5480,7 @@
         </w:tc>
         <w:tc>
           <w:tcPr>
-            <w:tcW w:w="1980" w:type="dxa"/>
+            <w:tcW w:w="2394" w:type="dxa"/>
           </w:tcPr>
           <w:p>
             <w:pPr>
@@ -4553,7 +5495,7 @@
       <w:tr>
         <w:tc>
           <w:tcPr>
-            <w:tcW w:w="1980" w:type="dxa"/>
+            <w:tcW w:w="1425" w:type="dxa"/>
           </w:tcPr>
           <w:p>
             <w:pPr>
@@ -4569,7 +5511,7 @@
         </w:tc>
         <w:tc>
           <w:tcPr>
-            <w:tcW w:w="1980" w:type="dxa"/>
+            <w:tcW w:w="2394" w:type="dxa"/>
           </w:tcPr>
           <w:p>
             <w:pPr>
@@ -4582,7 +5524,7 @@
         </w:tc>
         <w:tc>
           <w:tcPr>
-            <w:tcW w:w="1980" w:type="dxa"/>
+            <w:tcW w:w="2394" w:type="dxa"/>
           </w:tcPr>
           <w:p>
             <w:pPr>
@@ -4595,7 +5537,7 @@
         </w:tc>
         <w:tc>
           <w:tcPr>
-            <w:tcW w:w="1980" w:type="dxa"/>
+            <w:tcW w:w="2394" w:type="dxa"/>
           </w:tcPr>
           <w:p>
             <w:pPr>
@@ -4610,7 +5552,7 @@
       <w:tr>
         <w:tc>
           <w:tcPr>
-            <w:tcW w:w="1980" w:type="dxa"/>
+            <w:tcW w:w="1425" w:type="dxa"/>
           </w:tcPr>
           <w:p>
             <w:pPr>
@@ -4626,7 +5568,7 @@
         </w:tc>
         <w:tc>
           <w:tcPr>
-            <w:tcW w:w="1980" w:type="dxa"/>
+            <w:tcW w:w="2394" w:type="dxa"/>
           </w:tcPr>
           <w:p>
             <w:pPr>
@@ -4639,7 +5581,7 @@
         </w:tc>
         <w:tc>
           <w:tcPr>
-            <w:tcW w:w="1980" w:type="dxa"/>
+            <w:tcW w:w="2394" w:type="dxa"/>
           </w:tcPr>
           <w:p>
             <w:pPr>
@@ -4652,7 +5594,7 @@
         </w:tc>
         <w:tc>
           <w:tcPr>
-            <w:tcW w:w="1980" w:type="dxa"/>
+            <w:tcW w:w="2394" w:type="dxa"/>
           </w:tcPr>
           <w:p>
             <w:pPr>
@@ -4667,7 +5609,7 @@
       <w:tr>
         <w:tc>
           <w:tcPr>
-            <w:tcW w:w="1980" w:type="dxa"/>
+            <w:tcW w:w="1425" w:type="dxa"/>
           </w:tcPr>
           <w:p>
             <w:pPr>
@@ -4677,14 +5619,13 @@
               <w:rPr>
                 <w:rStyle w:val="VerbatimChar"/>
               </w:rPr>
-              <w:lastRenderedPageBreak/>
               <w:t>BldPitch1</w:t>
             </w:r>
           </w:p>
         </w:tc>
         <w:tc>
           <w:tcPr>
-            <w:tcW w:w="1980" w:type="dxa"/>
+            <w:tcW w:w="2394" w:type="dxa"/>
           </w:tcPr>
           <w:p>
             <w:pPr>
@@ -4697,7 +5638,7 @@
         </w:tc>
         <w:tc>
           <w:tcPr>
-            <w:tcW w:w="1980" w:type="dxa"/>
+            <w:tcW w:w="2394" w:type="dxa"/>
           </w:tcPr>
           <w:p>
             <w:pPr>
@@ -4710,7 +5651,7 @@
         </w:tc>
         <w:tc>
           <w:tcPr>
-            <w:tcW w:w="1980" w:type="dxa"/>
+            <w:tcW w:w="2394" w:type="dxa"/>
           </w:tcPr>
           <w:p>
             <w:pPr>
@@ -4725,7 +5666,10 @@
       <w:tr>
         <w:tc>
           <w:tcPr>
-            <w:tcW w:w="1980" w:type="dxa"/>
+            <w:tcW w:w="1425" w:type="dxa"/>
+            <w:tcBorders>
+              <w:bottom w:val="nil"/>
+            </w:tcBorders>
           </w:tcPr>
           <w:p>
             <w:pPr>
@@ -4741,7 +5685,10 @@
         </w:tc>
         <w:tc>
           <w:tcPr>
-            <w:tcW w:w="1980" w:type="dxa"/>
+            <w:tcW w:w="2394" w:type="dxa"/>
+            <w:tcBorders>
+              <w:bottom w:val="nil"/>
+            </w:tcBorders>
           </w:tcPr>
           <w:p>
             <w:pPr>
@@ -4754,7 +5701,10 @@
         </w:tc>
         <w:tc>
           <w:tcPr>
-            <w:tcW w:w="1980" w:type="dxa"/>
+            <w:tcW w:w="2394" w:type="dxa"/>
+            <w:tcBorders>
+              <w:bottom w:val="nil"/>
+            </w:tcBorders>
           </w:tcPr>
           <w:p>
             <w:pPr>
@@ -4767,7 +5717,10 @@
         </w:tc>
         <w:tc>
           <w:tcPr>
-            <w:tcW w:w="1980" w:type="dxa"/>
+            <w:tcW w:w="2394" w:type="dxa"/>
+            <w:tcBorders>
+              <w:bottom w:val="nil"/>
+            </w:tcBorders>
           </w:tcPr>
           <w:p>
             <w:pPr>
@@ -4783,11 +5736,13 @@
     <w:p>
       <w:pPr>
         <w:pStyle w:val="BodyText"/>
+        <w:jc w:val="center"/>
       </w:pPr>
       <w:r>
         <w:rPr>
           <w:noProof/>
         </w:rPr>
+        <w:lastRenderedPageBreak/>
         <w:drawing>
           <wp:inline distT="0" distB="0" distL="0" distR="0" wp14:anchorId="44588743" wp14:editId="1349DF39">
             <wp:extent cx="5334000" cy="2072669"/>
@@ -4804,7 +5759,7 @@
                     </pic:cNvPicPr>
                   </pic:nvPicPr>
                   <pic:blipFill>
-                    <a:blip r:embed="rId7"/>
+                    <a:blip r:embed="rId8"/>
                     <a:stretch>
                       <a:fillRect/>
                     </a:stretch>
@@ -4850,8 +5805,8 @@
       <w:pPr>
         <w:pStyle w:val="Heading3"/>
       </w:pPr>
-      <w:bookmarkStart w:id="7" w:name="signal-conditioning"/>
-      <w:bookmarkEnd w:id="6"/>
+      <w:bookmarkStart w:id="6" w:name="signal-conditioning"/>
+      <w:bookmarkEnd w:id="5"/>
       <w:r>
         <w:t>2.3 Signal conditioning</w:t>
       </w:r>
@@ -4909,15 +5864,15 @@
         </m:sSup>
       </m:oMath>
       <w:r>
-        <w:t>) is added to break degenerate ties for the nearest-neighbor estimator, following Kraskov et al. (2004, §III.A). Analysis windows contain 15,001 samples (≈ 50 min) per run.</w:t>
+        <w:t>) is added to break degenerate ties for the nearest-neighbor estimator, following Kraskov et al. (2004, Section III.A). Analysis windows contain 15,001 samples (≈ 50 min) per run.</w:t>
       </w:r>
     </w:p>
     <w:p>
       <w:pPr>
         <w:pStyle w:val="Heading3"/>
       </w:pPr>
-      <w:bookmarkStart w:id="8" w:name="transfer-entropy-estimation"/>
-      <w:bookmarkEnd w:id="7"/>
+      <w:bookmarkStart w:id="7" w:name="transfer-entropy-estimation"/>
+      <w:bookmarkEnd w:id="6"/>
       <w:r>
         <w:t>2.4 Transfer-entropy estimation</w:t>
       </w:r>
@@ -4925,6 +5880,10 @@
     <w:p>
       <w:pPr>
         <w:pStyle w:val="FirstParagraph"/>
+        <w:rPr>
+          <w:rtl/>
+          <w:lang w:bidi="fa-IR"/>
+        </w:rPr>
       </w:pPr>
       <w:r>
         <w:t xml:space="preserve">Transfer entropy is estimated with IDTxl’s </w:t>
@@ -4971,39 +5930,39 @@
         </m:r>
       </m:oMath>
       <w:r>
-        <w:t xml:space="preserve"> nearest neighbors (Kraskov et al., 2004; </w:t>
+        <w:t xml:space="preserve"> nearest neighbors (Kraskov et al., 2004; Lizier, 2014; Wollstadt et al., 2019). IDTxl performs greedy, statistically guided selection of source and target history variables rather than fixing an embedding a priori.</w:t>
+      </w:r>
+    </w:p>
+    <w:p>
+      <w:pPr>
+        <w:pStyle w:val="BodyText"/>
+      </w:pPr>
+      <w:r>
+        <w:t xml:space="preserve">The choice of a </w:t>
+      </w:r>
+      <m:oMath>
+        <m:r>
+          <w:rPr>
+            <w:rFonts w:ascii="Cambria Math" w:hAnsi="Cambria Math"/>
+          </w:rPr>
+          <m:t>k</m:t>
+        </m:r>
+      </m:oMath>
+      <w:r>
+        <w:t xml:space="preserve">-nearest-neighbor estimator over a kernel-density one is deliberate, because estimating transfer entropy is ultimately estimating the joint and marginal probability distributions of the embedded source, target, and conditioning variables, and the two standard estimator families — kernel-density and </w:t>
+      </w:r>
+      <m:oMath>
+        <m:r>
+          <w:rPr>
+            <w:rFonts w:ascii="Cambria Math" w:hAnsi="Cambria Math"/>
+          </w:rPr>
+          <m:t>k</m:t>
+        </m:r>
+      </m:oMath>
+      <w:r>
+        <w:t xml:space="preserve">-nearest-neighbor — handle those distributions differently. The KSG estimator (Kraskov et al., 2004), built on the Kozachenko–Leonenko entropy estimator (Kozachenko &amp; Leonenko, 1987) and its conditional extension (Frenzel &amp; Pompe, 2007), is distribution-free and locally adaptive: it infers density from nearest-neighbor distances rather than assuming a parametric form or requiring a bandwidth or bin width to be tuned. Two features of the present problem make this preferable to a kernel-density estimator. First, the FOWT signals are non-Gaussian — the controller saturates and gain-schedules — so an estimator that reduces to Granger causality only in the Gaussian limit (Barnett et al., 2009) avoids imposing a distributional form on the very couplings under test. Second, the analysis is multivariate — conditional TE and the six-variable SURD decomposition of Section 2.7 — and </w:t>
         <w:lastRenderedPageBreak/>
-        <w:t>Lizier, 2014; Wollstadt et al., 2019). IDTxl performs greedy, statistically guided selection of source and target history variables rather than fixing an embedding a priori.</w:t>
-      </w:r>
-    </w:p>
-    <w:p>
-      <w:pPr>
-        <w:pStyle w:val="BodyText"/>
-      </w:pPr>
-      <w:r>
-        <w:t xml:space="preserve">The choice of a </w:t>
-      </w:r>
-      <m:oMath>
-        <m:r>
-          <w:rPr>
-            <w:rFonts w:ascii="Cambria Math" w:hAnsi="Cambria Math"/>
-          </w:rPr>
-          <m:t>k</m:t>
-        </m:r>
-      </m:oMath>
-      <w:r>
-        <w:t xml:space="preserve">-nearest-neighbor estimator over a kernel-density one is deliberate, because estimating transfer entropy is ultimately estimating the joint and marginal probability distributions of the embedded source, target, and conditioning variables, and the two standard estimator families — kernel-density and </w:t>
-      </w:r>
-      <m:oMath>
-        <m:r>
-          <w:rPr>
-            <w:rFonts w:ascii="Cambria Math" w:hAnsi="Cambria Math"/>
-          </w:rPr>
-          <m:t>k</m:t>
-        </m:r>
-      </m:oMath>
-      <w:r>
-        <w:t xml:space="preserve">-nearest-neighbor — handle those distributions differently. The KSG estimator (Kraskov et al., 2004), built on the Kozachenko–Leonenko entropy estimator (Kozachenko &amp; Leonenko, 1987) and its conditional extension (Frenzel &amp; Pompe, 2007), is distribution-free and locally adaptive: it infers density from nearest-neighbor distances rather than assuming a parametric form or requiring a bandwidth or bin width to be tuned. Two features of the present problem make this preferable to a kernel-density estimator. First, the FOWT signals are non-Gaussian — the controller saturates and gain-schedules — so an estimator that reduces to Granger causality only in the Gaussian limit (Barnett et al., 2009) avoids imposing a distributional form on the very couplings under test. Second, the analysis is multivariate — conditional TE and the six-variable SURD decomposition of Section 2.7 — and kernel-density estimators degrade rapidly with dimension, whereas the KSG family remains comparatively well-behaved and has been shown to outperform kernel methods on short, noisy records (Khan et al., 2007). The estimator’s one substantive requirement, continuous variables without repeated values, is met by the </w:t>
+        <w:t xml:space="preserve">kernel-density estimators degrade rapidly with dimension, whereas the KSG family remains comparatively well-behaved and has been shown to outperform kernel methods on short, noisy records (Khan et al., 2007). The estimator’s one substantive requirement, continuous variables without repeated values, is met by the </w:t>
       </w:r>
       <m:oMath>
         <m:sSup>
@@ -5042,7 +6001,7 @@
         </m:sSup>
       </m:oMath>
       <w:r>
-        <w:t xml:space="preserve"> amplitude jitter of Section 2.3 (Kraskov et al., 2004, §III.A), which keeps neighbor counts well-defined on channels that can dwell at a bound such as a saturated or locked pitch actuator. The neighbor count </w:t>
+        <w:t xml:space="preserve"> amplitude jitter of Section 2.3 (Kraskov et al., 2004, Section III.A), which keeps neighbor counts well-defined on channels that can dwell at a bound such as a saturated or locked pitch actuator. The neighbor count </w:t>
       </w:r>
       <m:oMath>
         <m:r>
@@ -5260,9 +6219,7 @@
         <w:pStyle w:val="BodyText"/>
       </w:pPr>
       <w:r>
-        <w:t xml:space="preserve">Fault-detection applications of transfer entropy typically identify four quantities to optimize for the problem at hand: the sampling rate, the analysis-window width, and the </w:t>
-        <w:lastRenderedPageBreak/>
-        <w:t xml:space="preserve">source and target history (Markov) orders of the process (Chen et al., 2019). Three map directly onto the settings above and one differs in kind. The sampling rate is fixed at 5 Hz (Section 2.3) and the analysis window is the full ~50-min post-transient record per run. The two history orders, however, are </w:t>
+        <w:t xml:space="preserve">Fault-detection applications of transfer entropy typically identify four quantities to optimize for the problem at hand: the sampling rate, the analysis-window width, and the source and target history (Markov) orders of the process (Chen et al., 2019). Three map directly onto the settings above and one differs in kind. The sampling rate is fixed at 5 Hz (Section 2.3) and the analysis window is the full ~50-min post-transient record per run. The two history orders, however, are </w:t>
       </w:r>
       <w:r>
         <w:rPr>
@@ -5439,7 +6396,9 @@
         </m:r>
       </m:oMath>
       <w:r>
-        <w:t xml:space="preserve">) — that is, it sits at the estimator’s finite-sample bias floor. Conditional and bivariate transfer entropy therefore coincide for these sources, and the reported bivariate estimates are not inflated by driver correlation. The complementary concern of </w:t>
+        <w:t xml:space="preserve">) — that is, it sits at the estimator’s finite-sample bias floor. Conditional and bivariate transfer entropy therefore coincide for these sources, and the reported bivariate estimates are not inflated by </w:t>
+        <w:lastRenderedPageBreak/>
+        <w:t xml:space="preserve">driver correlation. The complementary concern of </w:t>
       </w:r>
       <w:r>
         <w:rPr>
@@ -5456,8 +6415,8 @@
       <w:pPr>
         <w:pStyle w:val="Heading3"/>
       </w:pPr>
-      <w:bookmarkStart w:id="9" w:name="effect-size-and-significance"/>
-      <w:bookmarkEnd w:id="8"/>
+      <w:bookmarkStart w:id="8" w:name="effect-size-and-significance"/>
+      <w:bookmarkEnd w:id="7"/>
       <w:r>
         <w:t>2.5 Effect size and significance</w:t>
       </w:r>
@@ -5476,550 +6435,601 @@
         <w:t>te_frac = TE / AIS</w:t>
       </w:r>
       <w:r>
-        <w:t xml:space="preserve"> is therefore reported alongside TE, where AIS is the active information storage of the target,</w:t>
+        <w:t xml:space="preserve"> is therefore reported alongside TE, where AIS is the active information storage of the target (Eq. 7),</w:t>
+      </w:r>
+    </w:p>
+    <w:tbl>
+      <w:tblPr>
+        <w:tblStyle w:val="TableGrid"/>
+        <w:tblW w:w="0" w:type="auto"/>
+        <w:tblLook w:val="04A0" w:firstRow="1" w:lastRow="0" w:firstColumn="1" w:lastColumn="0" w:noHBand="0" w:noVBand="1"/>
+      </w:tblPr>
+      <w:tblGrid>
+        <w:gridCol w:w="8658"/>
+        <w:gridCol w:w="918"/>
+      </w:tblGrid>
+      <w:tr>
+        <w:tc>
+          <w:tcPr>
+            <w:tcW w:w="8658" w:type="dxa"/>
+            <w:vAlign w:val="center"/>
+          </w:tcPr>
+          <w:p>
+            <w:pPr>
+              <w:pStyle w:val="BodyText"/>
+              <w:jc w:val="center"/>
+            </w:pPr>
+            <m:oMathPara>
+              <m:oMath>
+                <m:sSub>
+                  <m:sSubPr>
+                    <m:ctrlPr>
+                      <w:rPr>
+                        <w:rFonts w:ascii="Cambria Math" w:hAnsi="Cambria Math"/>
+                      </w:rPr>
+                    </m:ctrlPr>
+                  </m:sSubPr>
+                  <m:e>
+                    <m:r>
+                      <w:rPr>
+                        <w:rFonts w:ascii="Cambria Math" w:hAnsi="Cambria Math"/>
+                      </w:rPr>
+                      <m:t>A</m:t>
+                    </m:r>
+                  </m:e>
+                  <m:sub>
+                    <m:r>
+                      <w:rPr>
+                        <w:rFonts w:ascii="Cambria Math" w:hAnsi="Cambria Math"/>
+                      </w:rPr>
+                      <m:t>X</m:t>
+                    </m:r>
+                  </m:sub>
+                </m:sSub>
+                <m:r>
+                  <m:rPr>
+                    <m:sty m:val="p"/>
+                  </m:rPr>
+                  <w:rPr>
+                    <w:rFonts w:ascii="Cambria Math" w:hAnsi="Cambria Math"/>
+                  </w:rPr>
+                  <m:t>=∑</m:t>
+                </m:r>
+                <m:r>
+                  <w:rPr>
+                    <w:rFonts w:ascii="Cambria Math" w:hAnsi="Cambria Math"/>
+                  </w:rPr>
+                  <m:t>p​</m:t>
+                </m:r>
+                <m:d>
+                  <m:dPr>
+                    <m:ctrlPr>
+                      <w:rPr>
+                        <w:rFonts w:ascii="Cambria Math" w:hAnsi="Cambria Math"/>
+                      </w:rPr>
+                    </m:ctrlPr>
+                  </m:dPr>
+                  <m:e>
+                    <m:sSub>
+                      <m:sSubPr>
+                        <m:ctrlPr>
+                          <w:rPr>
+                            <w:rFonts w:ascii="Cambria Math" w:hAnsi="Cambria Math"/>
+                          </w:rPr>
+                        </m:ctrlPr>
+                      </m:sSubPr>
+                      <m:e>
+                        <m:r>
+                          <w:rPr>
+                            <w:rFonts w:ascii="Cambria Math" w:hAnsi="Cambria Math"/>
+                          </w:rPr>
+                          <m:t>x</m:t>
+                        </m:r>
+                      </m:e>
+                      <m:sub>
+                        <m:r>
+                          <w:rPr>
+                            <w:rFonts w:ascii="Cambria Math" w:hAnsi="Cambria Math"/>
+                          </w:rPr>
+                          <m:t>t</m:t>
+                        </m:r>
+                        <m:r>
+                          <m:rPr>
+                            <m:sty m:val="p"/>
+                          </m:rPr>
+                          <w:rPr>
+                            <w:rFonts w:ascii="Cambria Math" w:hAnsi="Cambria Math"/>
+                          </w:rPr>
+                          <m:t>+</m:t>
+                        </m:r>
+                        <m:r>
+                          <w:rPr>
+                            <w:rFonts w:ascii="Cambria Math" w:hAnsi="Cambria Math"/>
+                          </w:rPr>
+                          <m:t>1</m:t>
+                        </m:r>
+                      </m:sub>
+                    </m:sSub>
+                    <m:r>
+                      <m:rPr>
+                        <m:sty m:val="p"/>
+                      </m:rPr>
+                      <w:rPr>
+                        <w:rFonts w:ascii="Cambria Math" w:hAnsi="Cambria Math"/>
+                      </w:rPr>
+                      <m:t>,</m:t>
+                    </m:r>
+                    <m:sSubSup>
+                      <m:sSubSupPr>
+                        <m:ctrlPr>
+                          <w:rPr>
+                            <w:rFonts w:ascii="Cambria Math" w:hAnsi="Cambria Math"/>
+                          </w:rPr>
+                        </m:ctrlPr>
+                      </m:sSubSupPr>
+                      <m:e>
+                        <m:r>
+                          <w:rPr>
+                            <w:rFonts w:ascii="Cambria Math" w:hAnsi="Cambria Math"/>
+                          </w:rPr>
+                          <m:t>x</m:t>
+                        </m:r>
+                      </m:e>
+                      <m:sub>
+                        <m:r>
+                          <w:rPr>
+                            <w:rFonts w:ascii="Cambria Math" w:hAnsi="Cambria Math"/>
+                          </w:rPr>
+                          <m:t>t</m:t>
+                        </m:r>
+                      </m:sub>
+                      <m:sup>
+                        <m:r>
+                          <m:rPr>
+                            <m:sty m:val="p"/>
+                          </m:rPr>
+                          <w:rPr>
+                            <w:rFonts w:ascii="Cambria Math" w:hAnsi="Cambria Math"/>
+                          </w:rPr>
+                          <m:t>(</m:t>
+                        </m:r>
+                        <m:r>
+                          <w:rPr>
+                            <w:rFonts w:ascii="Cambria Math" w:hAnsi="Cambria Math"/>
+                          </w:rPr>
+                          <m:t>k</m:t>
+                        </m:r>
+                        <m:r>
+                          <m:rPr>
+                            <m:sty m:val="p"/>
+                          </m:rPr>
+                          <w:rPr>
+                            <w:rFonts w:ascii="Cambria Math" w:hAnsi="Cambria Math"/>
+                          </w:rPr>
+                          <m:t>)</m:t>
+                        </m:r>
+                      </m:sup>
+                    </m:sSubSup>
+                  </m:e>
+                </m:d>
+                <m:r>
+                  <w:rPr>
+                    <w:rFonts w:ascii="Cambria Math" w:hAnsi="Cambria Math"/>
+                  </w:rPr>
+                  <m:t> </m:t>
+                </m:r>
+                <m:r>
+                  <m:rPr>
+                    <m:sty m:val="p"/>
+                  </m:rPr>
+                  <w:rPr>
+                    <w:rFonts w:ascii="Cambria Math" w:hAnsi="Cambria Math"/>
+                  </w:rPr>
+                  <m:t>log</m:t>
+                </m:r>
+                <m:f>
+                  <m:fPr>
+                    <m:ctrlPr>
+                      <w:rPr>
+                        <w:rFonts w:ascii="Cambria Math" w:hAnsi="Cambria Math"/>
+                      </w:rPr>
+                    </m:ctrlPr>
+                  </m:fPr>
+                  <m:num>
+                    <m:r>
+                      <w:rPr>
+                        <w:rFonts w:ascii="Cambria Math" w:hAnsi="Cambria Math"/>
+                      </w:rPr>
+                      <m:t>p​</m:t>
+                    </m:r>
+                    <m:d>
+                      <m:dPr>
+                        <m:ctrlPr>
+                          <w:rPr>
+                            <w:rFonts w:ascii="Cambria Math" w:hAnsi="Cambria Math"/>
+                          </w:rPr>
+                        </m:ctrlPr>
+                      </m:dPr>
+                      <m:e>
+                        <m:sSub>
+                          <m:sSubPr>
+                            <m:ctrlPr>
+                              <w:rPr>
+                                <w:rFonts w:ascii="Cambria Math" w:hAnsi="Cambria Math"/>
+                              </w:rPr>
+                            </m:ctrlPr>
+                          </m:sSubPr>
+                          <m:e>
+                            <m:r>
+                              <w:rPr>
+                                <w:rFonts w:ascii="Cambria Math" w:hAnsi="Cambria Math"/>
+                              </w:rPr>
+                              <m:t>x</m:t>
+                            </m:r>
+                          </m:e>
+                          <m:sub>
+                            <m:r>
+                              <w:rPr>
+                                <w:rFonts w:ascii="Cambria Math" w:hAnsi="Cambria Math"/>
+                              </w:rPr>
+                              <m:t>t</m:t>
+                            </m:r>
+                            <m:r>
+                              <m:rPr>
+                                <m:sty m:val="p"/>
+                              </m:rPr>
+                              <w:rPr>
+                                <w:rFonts w:ascii="Cambria Math" w:hAnsi="Cambria Math"/>
+                              </w:rPr>
+                              <m:t>+</m:t>
+                            </m:r>
+                            <m:r>
+                              <w:rPr>
+                                <w:rFonts w:ascii="Cambria Math" w:hAnsi="Cambria Math"/>
+                              </w:rPr>
+                              <m:t>1</m:t>
+                            </m:r>
+                          </m:sub>
+                        </m:sSub>
+                        <m:r>
+                          <m:rPr>
+                            <m:sty m:val="p"/>
+                          </m:rPr>
+                          <w:rPr>
+                            <w:rFonts w:ascii="Cambria Math" w:hAnsi="Cambria Math"/>
+                          </w:rPr>
+                          <m:t>∣</m:t>
+                        </m:r>
+                        <m:sSubSup>
+                          <m:sSubSupPr>
+                            <m:ctrlPr>
+                              <w:rPr>
+                                <w:rFonts w:ascii="Cambria Math" w:hAnsi="Cambria Math"/>
+                              </w:rPr>
+                            </m:ctrlPr>
+                          </m:sSubSupPr>
+                          <m:e>
+                            <m:r>
+                              <w:rPr>
+                                <w:rFonts w:ascii="Cambria Math" w:hAnsi="Cambria Math"/>
+                              </w:rPr>
+                              <m:t>x</m:t>
+                            </m:r>
+                          </m:e>
+                          <m:sub>
+                            <m:r>
+                              <w:rPr>
+                                <w:rFonts w:ascii="Cambria Math" w:hAnsi="Cambria Math"/>
+                              </w:rPr>
+                              <m:t>t</m:t>
+                            </m:r>
+                          </m:sub>
+                          <m:sup>
+                            <m:r>
+                              <m:rPr>
+                                <m:sty m:val="p"/>
+                              </m:rPr>
+                              <w:rPr>
+                                <w:rFonts w:ascii="Cambria Math" w:hAnsi="Cambria Math"/>
+                              </w:rPr>
+                              <m:t>(</m:t>
+                            </m:r>
+                            <m:r>
+                              <w:rPr>
+                                <w:rFonts w:ascii="Cambria Math" w:hAnsi="Cambria Math"/>
+                              </w:rPr>
+                              <m:t>k</m:t>
+                            </m:r>
+                            <m:r>
+                              <m:rPr>
+                                <m:sty m:val="p"/>
+                              </m:rPr>
+                              <w:rPr>
+                                <w:rFonts w:ascii="Cambria Math" w:hAnsi="Cambria Math"/>
+                              </w:rPr>
+                              <m:t>)</m:t>
+                            </m:r>
+                          </m:sup>
+                        </m:sSubSup>
+                      </m:e>
+                    </m:d>
+                  </m:num>
+                  <m:den>
+                    <m:r>
+                      <w:rPr>
+                        <w:rFonts w:ascii="Cambria Math" w:hAnsi="Cambria Math"/>
+                      </w:rPr>
+                      <m:t>p​</m:t>
+                    </m:r>
+                    <m:d>
+                      <m:dPr>
+                        <m:ctrlPr>
+                          <w:rPr>
+                            <w:rFonts w:ascii="Cambria Math" w:hAnsi="Cambria Math"/>
+                          </w:rPr>
+                        </m:ctrlPr>
+                      </m:dPr>
+                      <m:e>
+                        <m:sSub>
+                          <m:sSubPr>
+                            <m:ctrlPr>
+                              <w:rPr>
+                                <w:rFonts w:ascii="Cambria Math" w:hAnsi="Cambria Math"/>
+                              </w:rPr>
+                            </m:ctrlPr>
+                          </m:sSubPr>
+                          <m:e>
+                            <m:r>
+                              <w:rPr>
+                                <w:rFonts w:ascii="Cambria Math" w:hAnsi="Cambria Math"/>
+                              </w:rPr>
+                              <m:t>x</m:t>
+                            </m:r>
+                          </m:e>
+                          <m:sub>
+                            <m:r>
+                              <w:rPr>
+                                <w:rFonts w:ascii="Cambria Math" w:hAnsi="Cambria Math"/>
+                              </w:rPr>
+                              <m:t>t</m:t>
+                            </m:r>
+                            <m:r>
+                              <m:rPr>
+                                <m:sty m:val="p"/>
+                              </m:rPr>
+                              <w:rPr>
+                                <w:rFonts w:ascii="Cambria Math" w:hAnsi="Cambria Math"/>
+                              </w:rPr>
+                              <m:t>+</m:t>
+                            </m:r>
+                            <m:r>
+                              <w:rPr>
+                                <w:rFonts w:ascii="Cambria Math" w:hAnsi="Cambria Math"/>
+                              </w:rPr>
+                              <m:t>1</m:t>
+                            </m:r>
+                          </m:sub>
+                        </m:sSub>
+                      </m:e>
+                    </m:d>
+                  </m:den>
+                </m:f>
+                <m:r>
+                  <m:rPr>
+                    <m:sty m:val="p"/>
+                  </m:rPr>
+                  <w:rPr>
+                    <w:rFonts w:ascii="Cambria Math" w:hAnsi="Cambria Math"/>
+                  </w:rPr>
+                  <m:t>=</m:t>
+                </m:r>
+                <m:r>
+                  <w:rPr>
+                    <w:rFonts w:ascii="Cambria Math" w:hAnsi="Cambria Math"/>
+                  </w:rPr>
+                  <m:t>I​</m:t>
+                </m:r>
+                <m:d>
+                  <m:dPr>
+                    <m:ctrlPr>
+                      <w:rPr>
+                        <w:rFonts w:ascii="Cambria Math" w:hAnsi="Cambria Math"/>
+                      </w:rPr>
+                    </m:ctrlPr>
+                  </m:dPr>
+                  <m:e>
+                    <m:sSub>
+                      <m:sSubPr>
+                        <m:ctrlPr>
+                          <w:rPr>
+                            <w:rFonts w:ascii="Cambria Math" w:hAnsi="Cambria Math"/>
+                          </w:rPr>
+                        </m:ctrlPr>
+                      </m:sSubPr>
+                      <m:e>
+                        <m:r>
+                          <w:rPr>
+                            <w:rFonts w:ascii="Cambria Math" w:hAnsi="Cambria Math"/>
+                          </w:rPr>
+                          <m:t>x</m:t>
+                        </m:r>
+                      </m:e>
+                      <m:sub>
+                        <m:r>
+                          <w:rPr>
+                            <w:rFonts w:ascii="Cambria Math" w:hAnsi="Cambria Math"/>
+                          </w:rPr>
+                          <m:t>t</m:t>
+                        </m:r>
+                        <m:r>
+                          <m:rPr>
+                            <m:sty m:val="p"/>
+                          </m:rPr>
+                          <w:rPr>
+                            <w:rFonts w:ascii="Cambria Math" w:hAnsi="Cambria Math"/>
+                          </w:rPr>
+                          <m:t>+</m:t>
+                        </m:r>
+                        <m:r>
+                          <w:rPr>
+                            <w:rFonts w:ascii="Cambria Math" w:hAnsi="Cambria Math"/>
+                          </w:rPr>
+                          <m:t>1</m:t>
+                        </m:r>
+                      </m:sub>
+                    </m:sSub>
+                    <m:r>
+                      <m:rPr>
+                        <m:sty m:val="p"/>
+                      </m:rPr>
+                      <w:rPr>
+                        <w:rFonts w:ascii="Cambria Math" w:hAnsi="Cambria Math"/>
+                      </w:rPr>
+                      <m:t>;</m:t>
+                    </m:r>
+                    <m:sSubSup>
+                      <m:sSubSupPr>
+                        <m:ctrlPr>
+                          <w:rPr>
+                            <w:rFonts w:ascii="Cambria Math" w:hAnsi="Cambria Math"/>
+                          </w:rPr>
+                        </m:ctrlPr>
+                      </m:sSubSupPr>
+                      <m:e>
+                        <m:r>
+                          <w:rPr>
+                            <w:rFonts w:ascii="Cambria Math" w:hAnsi="Cambria Math"/>
+                          </w:rPr>
+                          <m:t>x</m:t>
+                        </m:r>
+                      </m:e>
+                      <m:sub>
+                        <m:r>
+                          <w:rPr>
+                            <w:rFonts w:ascii="Cambria Math" w:hAnsi="Cambria Math"/>
+                          </w:rPr>
+                          <m:t>t</m:t>
+                        </m:r>
+                      </m:sub>
+                      <m:sup>
+                        <m:r>
+                          <m:rPr>
+                            <m:sty m:val="p"/>
+                          </m:rPr>
+                          <w:rPr>
+                            <w:rFonts w:ascii="Cambria Math" w:hAnsi="Cambria Math"/>
+                          </w:rPr>
+                          <m:t>(</m:t>
+                        </m:r>
+                        <m:r>
+                          <w:rPr>
+                            <w:rFonts w:ascii="Cambria Math" w:hAnsi="Cambria Math"/>
+                          </w:rPr>
+                          <m:t>k</m:t>
+                        </m:r>
+                        <m:r>
+                          <m:rPr>
+                            <m:sty m:val="p"/>
+                          </m:rPr>
+                          <w:rPr>
+                            <w:rFonts w:ascii="Cambria Math" w:hAnsi="Cambria Math"/>
+                          </w:rPr>
+                          <m:t>)</m:t>
+                        </m:r>
+                      </m:sup>
+                    </m:sSubSup>
+                  </m:e>
+                </m:d>
+                <m:r>
+                  <m:rPr>
+                    <m:sty m:val="p"/>
+                  </m:rPr>
+                  <w:rPr>
+                    <w:rFonts w:ascii="Cambria Math" w:hAnsi="Cambria Math"/>
+                  </w:rPr>
+                  <m:t>,</m:t>
+                </m:r>
+              </m:oMath>
+            </m:oMathPara>
+          </w:p>
+        </w:tc>
+        <w:tc>
+          <w:tcPr>
+            <w:tcW w:w="918" w:type="dxa"/>
+            <w:vAlign w:val="center"/>
+          </w:tcPr>
+          <w:p>
+            <w:pPr>
+              <w:pStyle w:val="BodyText"/>
+              <w:jc w:val="center"/>
+            </w:pPr>
+            <w:r>
+              <w:rPr>
+                <w:rFonts w:asciiTheme="majorBidi" w:hAnsiTheme="majorBidi" w:cstheme="majorBidi"/>
+              </w:rPr>
+              <w:t>(</w:t>
+              <w:fldChar w:fldCharType="begin"/>
+              <w:instrText xml:space="preserve"> SEQ (1) \* ARABIC </w:instrText>
+              <w:fldChar w:fldCharType="separate"/>
+            </w:r>
+            <w:r>
+              <w:rPr>
+                <w:rFonts w:asciiTheme="majorBidi" w:hAnsiTheme="majorBidi" w:cstheme="majorBidi"/>
+                <w:noProof/>
+              </w:rPr>
+              <w:t>7</w:t>
+            </w:r>
+            <w:r>
+              <w:rPr>
+                <w:rFonts w:asciiTheme="majorBidi" w:hAnsiTheme="majorBidi" w:cstheme="majorBidi"/>
+              </w:rPr>
+              <w:fldChar w:fldCharType="end"/>
+              <w:t>)</w:t>
+            </w:r>
+          </w:p>
+        </w:tc>
+      </w:tr>
+    </w:tbl>
+    <w:p>
+      <w:pPr>
+        <w:pStyle w:val="FirstParagraph"/>
+      </w:pPr>
+      <w:r>
+        <w:t xml:space="preserve">the mutual information (Eq. 3) between the target’s future and its own embedded past (Lizier, 2014), estimated with the same KSG backend (IDTxl </w:t>
+      </w:r>
+      <w:r>
+        <w:rPr>
+          <w:rStyle w:val="VerbatimChar"/>
+        </w:rPr>
+        <w:t>ActiveInformationStorage</w:t>
+      </w:r>
+      <w:r>
+        <w:t xml:space="preserve">). AIS measures how much of the target’s future is already explained by its own history; dividing TE by AIS therefore expresses the source’s contribution as a fraction of the target’s self-predictability, so a </w:t>
+      </w:r>
+      <w:r>
+        <w:rPr>
+          <w:rStyle w:val="VerbatimChar"/>
+        </w:rPr>
+        <w:t>te_frac</w:t>
+      </w:r>
+      <w:r>
+        <w:t xml:space="preserve"> of 0.10 means the source adds ten per cent on top of what the target’s own past already provides. This normalization matters for the firewall claim: a channel can have small absolute TE simply because the target is highly self-predictable, and </w:t>
+      </w:r>
+      <w:r>
+        <w:rPr>
+          <w:rStyle w:val="VerbatimChar"/>
+        </w:rPr>
+        <w:t>te_frac</w:t>
+      </w:r>
+      <w:r>
+        <w:t xml:space="preserve"> guards against reading such a case as a genuine absence of coupling.</w:t>
       </w:r>
     </w:p>
     <w:p>
       <w:pPr>
         <w:pStyle w:val="BodyText"/>
       </w:pPr>
-      <m:oMathPara>
-        <m:oMathParaPr>
-          <m:jc m:val="center"/>
-        </m:oMathParaPr>
-        <m:oMath>
-          <m:sSub>
-            <m:sSubPr>
-              <m:ctrlPr>
-                <w:rPr>
-                  <w:rFonts w:ascii="Cambria Math" w:hAnsi="Cambria Math"/>
-                </w:rPr>
-              </m:ctrlPr>
-            </m:sSubPr>
-            <m:e>
-              <m:r>
-                <w:rPr>
-                  <w:rFonts w:ascii="Cambria Math" w:hAnsi="Cambria Math"/>
-                </w:rPr>
-                <m:t>A</m:t>
-              </m:r>
-            </m:e>
-            <m:sub>
-              <m:r>
-                <w:rPr>
-                  <w:rFonts w:ascii="Cambria Math" w:hAnsi="Cambria Math"/>
-                </w:rPr>
-                <m:t>X</m:t>
-              </m:r>
-            </m:sub>
-          </m:sSub>
-          <m:r>
-            <m:rPr>
-              <m:sty m:val="p"/>
-            </m:rPr>
-            <w:rPr>
-              <w:rFonts w:ascii="Cambria Math" w:hAnsi="Cambria Math"/>
-            </w:rPr>
-            <m:t>=∑</m:t>
-          </m:r>
-          <m:r>
-            <w:rPr>
-              <w:rFonts w:ascii="Cambria Math" w:hAnsi="Cambria Math"/>
-            </w:rPr>
-            <m:t>p​</m:t>
-          </m:r>
-          <m:d>
-            <m:dPr>
-              <m:ctrlPr>
-                <w:rPr>
-                  <w:rFonts w:ascii="Cambria Math" w:hAnsi="Cambria Math"/>
-                </w:rPr>
-              </m:ctrlPr>
-            </m:dPr>
-            <m:e>
-              <m:sSub>
-                <m:sSubPr>
-                  <m:ctrlPr>
-                    <w:rPr>
-                      <w:rFonts w:ascii="Cambria Math" w:hAnsi="Cambria Math"/>
-                    </w:rPr>
-                  </m:ctrlPr>
-                </m:sSubPr>
-                <m:e>
-                  <m:r>
-                    <w:rPr>
-                      <w:rFonts w:ascii="Cambria Math" w:hAnsi="Cambria Math"/>
-                    </w:rPr>
-                    <m:t>x</m:t>
-                  </m:r>
-                </m:e>
-                <m:sub>
-                  <m:r>
-                    <w:rPr>
-                      <w:rFonts w:ascii="Cambria Math" w:hAnsi="Cambria Math"/>
-                    </w:rPr>
-                    <m:t>t</m:t>
-                  </m:r>
-                  <m:r>
-                    <m:rPr>
-                      <m:sty m:val="p"/>
-                    </m:rPr>
-                    <w:rPr>
-                      <w:rFonts w:ascii="Cambria Math" w:hAnsi="Cambria Math"/>
-                    </w:rPr>
-                    <m:t>+</m:t>
-                  </m:r>
-                  <m:r>
-                    <w:rPr>
-                      <w:rFonts w:ascii="Cambria Math" w:hAnsi="Cambria Math"/>
-                    </w:rPr>
-                    <m:t>1</m:t>
-                  </m:r>
-                </m:sub>
-              </m:sSub>
-              <m:r>
-                <m:rPr>
-                  <m:sty m:val="p"/>
-                </m:rPr>
-                <w:rPr>
-                  <w:rFonts w:ascii="Cambria Math" w:hAnsi="Cambria Math"/>
-                </w:rPr>
-                <m:t>,</m:t>
-              </m:r>
-              <m:sSubSup>
-                <m:sSubSupPr>
-                  <m:ctrlPr>
-                    <w:rPr>
-                      <w:rFonts w:ascii="Cambria Math" w:hAnsi="Cambria Math"/>
-                    </w:rPr>
-                  </m:ctrlPr>
-                </m:sSubSupPr>
-                <m:e>
-                  <m:r>
-                    <w:rPr>
-                      <w:rFonts w:ascii="Cambria Math" w:hAnsi="Cambria Math"/>
-                    </w:rPr>
-                    <m:t>x</m:t>
-                  </m:r>
-                </m:e>
-                <m:sub>
-                  <m:r>
-                    <w:rPr>
-                      <w:rFonts w:ascii="Cambria Math" w:hAnsi="Cambria Math"/>
-                    </w:rPr>
-                    <m:t>t</m:t>
-                  </m:r>
-                </m:sub>
-                <m:sup>
-                  <m:r>
-                    <m:rPr>
-                      <m:sty m:val="p"/>
-                    </m:rPr>
-                    <w:rPr>
-                      <w:rFonts w:ascii="Cambria Math" w:hAnsi="Cambria Math"/>
-                    </w:rPr>
-                    <m:t>(</m:t>
-                  </m:r>
-                  <m:r>
-                    <w:rPr>
-                      <w:rFonts w:ascii="Cambria Math" w:hAnsi="Cambria Math"/>
-                    </w:rPr>
-                    <m:t>k</m:t>
-                  </m:r>
-                  <m:r>
-                    <m:rPr>
-                      <m:sty m:val="p"/>
-                    </m:rPr>
-                    <w:rPr>
-                      <w:rFonts w:ascii="Cambria Math" w:hAnsi="Cambria Math"/>
-                    </w:rPr>
-                    <m:t>)</m:t>
-                  </m:r>
-                </m:sup>
-              </m:sSubSup>
-            </m:e>
-          </m:d>
-          <m:r>
-            <w:rPr>
-              <w:rFonts w:ascii="Cambria Math" w:hAnsi="Cambria Math"/>
-            </w:rPr>
-            <m:t> </m:t>
-          </m:r>
-          <m:r>
-            <m:rPr>
-              <m:sty m:val="p"/>
-            </m:rPr>
-            <w:rPr>
-              <w:rFonts w:ascii="Cambria Math" w:hAnsi="Cambria Math"/>
-            </w:rPr>
-            <m:t>log</m:t>
-          </m:r>
-          <m:f>
-            <m:fPr>
-              <m:ctrlPr>
-                <w:rPr>
-                  <w:rFonts w:ascii="Cambria Math" w:hAnsi="Cambria Math"/>
-                </w:rPr>
-              </m:ctrlPr>
-            </m:fPr>
-            <m:num>
-              <m:r>
-                <w:rPr>
-                  <w:rFonts w:ascii="Cambria Math" w:hAnsi="Cambria Math"/>
-                </w:rPr>
-                <m:t>p​</m:t>
-              </m:r>
-              <m:d>
-                <m:dPr>
-                  <m:ctrlPr>
-                    <w:rPr>
-                      <w:rFonts w:ascii="Cambria Math" w:hAnsi="Cambria Math"/>
-                    </w:rPr>
-                  </m:ctrlPr>
-                </m:dPr>
-                <m:e>
-                  <m:sSub>
-                    <m:sSubPr>
-                      <m:ctrlPr>
-                        <w:rPr>
-                          <w:rFonts w:ascii="Cambria Math" w:hAnsi="Cambria Math"/>
-                        </w:rPr>
-                      </m:ctrlPr>
-                    </m:sSubPr>
-                    <m:e>
-                      <m:r>
-                        <w:rPr>
-                          <w:rFonts w:ascii="Cambria Math" w:hAnsi="Cambria Math"/>
-                        </w:rPr>
-                        <m:t>x</m:t>
-                      </m:r>
-                    </m:e>
-                    <m:sub>
-                      <m:r>
-                        <w:rPr>
-                          <w:rFonts w:ascii="Cambria Math" w:hAnsi="Cambria Math"/>
-                        </w:rPr>
-                        <m:t>t</m:t>
-                      </m:r>
-                      <m:r>
-                        <m:rPr>
-                          <m:sty m:val="p"/>
-                        </m:rPr>
-                        <w:rPr>
-                          <w:rFonts w:ascii="Cambria Math" w:hAnsi="Cambria Math"/>
-                        </w:rPr>
-                        <m:t>+</m:t>
-                      </m:r>
-                      <m:r>
-                        <w:rPr>
-                          <w:rFonts w:ascii="Cambria Math" w:hAnsi="Cambria Math"/>
-                        </w:rPr>
-                        <m:t>1</m:t>
-                      </m:r>
-                    </m:sub>
-                  </m:sSub>
-                  <m:r>
-                    <m:rPr>
-                      <m:sty m:val="p"/>
-                    </m:rPr>
-                    <w:rPr>
-                      <w:rFonts w:ascii="Cambria Math" w:hAnsi="Cambria Math"/>
-                    </w:rPr>
-                    <m:t>∣</m:t>
-                  </m:r>
-                  <m:sSubSup>
-                    <m:sSubSupPr>
-                      <m:ctrlPr>
-                        <w:rPr>
-                          <w:rFonts w:ascii="Cambria Math" w:hAnsi="Cambria Math"/>
-                        </w:rPr>
-                      </m:ctrlPr>
-                    </m:sSubSupPr>
-                    <m:e>
-                      <m:r>
-                        <w:rPr>
-                          <w:rFonts w:ascii="Cambria Math" w:hAnsi="Cambria Math"/>
-                        </w:rPr>
-                        <m:t>x</m:t>
-                      </m:r>
-                    </m:e>
-                    <m:sub>
-                      <m:r>
-                        <w:rPr>
-                          <w:rFonts w:ascii="Cambria Math" w:hAnsi="Cambria Math"/>
-                        </w:rPr>
-                        <m:t>t</m:t>
-                      </m:r>
-                    </m:sub>
-                    <m:sup>
-                      <m:r>
-                        <m:rPr>
-                          <m:sty m:val="p"/>
-                        </m:rPr>
-                        <w:rPr>
-                          <w:rFonts w:ascii="Cambria Math" w:hAnsi="Cambria Math"/>
-                        </w:rPr>
-                        <m:t>(</m:t>
-                      </m:r>
-                      <m:r>
-                        <w:rPr>
-                          <w:rFonts w:ascii="Cambria Math" w:hAnsi="Cambria Math"/>
-                        </w:rPr>
-                        <m:t>k</m:t>
-                      </m:r>
-                      <m:r>
-                        <m:rPr>
-                          <m:sty m:val="p"/>
-                        </m:rPr>
-                        <w:rPr>
-                          <w:rFonts w:ascii="Cambria Math" w:hAnsi="Cambria Math"/>
-                        </w:rPr>
-                        <m:t>)</m:t>
-                      </m:r>
-                    </m:sup>
-                  </m:sSubSup>
-                </m:e>
-              </m:d>
-            </m:num>
-            <m:den>
-              <m:r>
-                <w:rPr>
-                  <w:rFonts w:ascii="Cambria Math" w:hAnsi="Cambria Math"/>
-                </w:rPr>
-                <m:t>p​</m:t>
-              </m:r>
-              <m:d>
-                <m:dPr>
-                  <m:ctrlPr>
-                    <w:rPr>
-                      <w:rFonts w:ascii="Cambria Math" w:hAnsi="Cambria Math"/>
-                    </w:rPr>
-                  </m:ctrlPr>
-                </m:dPr>
-                <m:e>
-                  <m:sSub>
-                    <m:sSubPr>
-                      <m:ctrlPr>
-                        <w:rPr>
-                          <w:rFonts w:ascii="Cambria Math" w:hAnsi="Cambria Math"/>
-                        </w:rPr>
-                      </m:ctrlPr>
-                    </m:sSubPr>
-                    <m:e>
-                      <m:r>
-                        <w:rPr>
-                          <w:rFonts w:ascii="Cambria Math" w:hAnsi="Cambria Math"/>
-                        </w:rPr>
-                        <m:t>x</m:t>
-                      </m:r>
-                    </m:e>
-                    <m:sub>
-                      <m:r>
-                        <w:rPr>
-                          <w:rFonts w:ascii="Cambria Math" w:hAnsi="Cambria Math"/>
-                        </w:rPr>
-                        <m:t>t</m:t>
-                      </m:r>
-                      <m:r>
-                        <m:rPr>
-                          <m:sty m:val="p"/>
-                        </m:rPr>
-                        <w:rPr>
-                          <w:rFonts w:ascii="Cambria Math" w:hAnsi="Cambria Math"/>
-                        </w:rPr>
-                        <m:t>+</m:t>
-                      </m:r>
-                      <m:r>
-                        <w:rPr>
-                          <w:rFonts w:ascii="Cambria Math" w:hAnsi="Cambria Math"/>
-                        </w:rPr>
-                        <m:t>1</m:t>
-                      </m:r>
-                    </m:sub>
-                  </m:sSub>
-                </m:e>
-              </m:d>
-            </m:den>
-          </m:f>
-          <m:r>
-            <m:rPr>
-              <m:sty m:val="p"/>
-            </m:rPr>
-            <w:rPr>
-              <w:rFonts w:ascii="Cambria Math" w:hAnsi="Cambria Math"/>
-            </w:rPr>
-            <m:t>=</m:t>
-          </m:r>
-          <m:r>
-            <w:rPr>
-              <w:rFonts w:ascii="Cambria Math" w:hAnsi="Cambria Math"/>
-            </w:rPr>
-            <m:t>I​</m:t>
-          </m:r>
-          <m:d>
-            <m:dPr>
-              <m:ctrlPr>
-                <w:rPr>
-                  <w:rFonts w:ascii="Cambria Math" w:hAnsi="Cambria Math"/>
-                </w:rPr>
-              </m:ctrlPr>
-            </m:dPr>
-            <m:e>
-              <m:sSub>
-                <m:sSubPr>
-                  <m:ctrlPr>
-                    <w:rPr>
-                      <w:rFonts w:ascii="Cambria Math" w:hAnsi="Cambria Math"/>
-                    </w:rPr>
-                  </m:ctrlPr>
-                </m:sSubPr>
-                <m:e>
-                  <m:r>
-                    <w:rPr>
-                      <w:rFonts w:ascii="Cambria Math" w:hAnsi="Cambria Math"/>
-                    </w:rPr>
-                    <m:t>x</m:t>
-                  </m:r>
-                </m:e>
-                <m:sub>
-                  <m:r>
-                    <w:rPr>
-                      <w:rFonts w:ascii="Cambria Math" w:hAnsi="Cambria Math"/>
-                    </w:rPr>
-                    <m:t>t</m:t>
-                  </m:r>
-                  <m:r>
-                    <m:rPr>
-                      <m:sty m:val="p"/>
-                    </m:rPr>
-                    <w:rPr>
-                      <w:rFonts w:ascii="Cambria Math" w:hAnsi="Cambria Math"/>
-                    </w:rPr>
-                    <m:t>+</m:t>
-                  </m:r>
-                  <m:r>
-                    <w:rPr>
-                      <w:rFonts w:ascii="Cambria Math" w:hAnsi="Cambria Math"/>
-                    </w:rPr>
-                    <m:t>1</m:t>
-                  </m:r>
-                </m:sub>
-              </m:sSub>
-              <m:r>
-                <m:rPr>
-                  <m:sty m:val="p"/>
-                </m:rPr>
-                <w:rPr>
-                  <w:rFonts w:ascii="Cambria Math" w:hAnsi="Cambria Math"/>
-                </w:rPr>
-                <m:t>;</m:t>
-              </m:r>
-              <m:sSubSup>
-                <m:sSubSupPr>
-                  <m:ctrlPr>
-                    <w:rPr>
-                      <w:rFonts w:ascii="Cambria Math" w:hAnsi="Cambria Math"/>
-                    </w:rPr>
-                  </m:ctrlPr>
-                </m:sSubSupPr>
-                <m:e>
-                  <m:r>
-                    <w:rPr>
-                      <w:rFonts w:ascii="Cambria Math" w:hAnsi="Cambria Math"/>
-                    </w:rPr>
-                    <m:t>x</m:t>
-                  </m:r>
-                </m:e>
-                <m:sub>
-                  <m:r>
-                    <w:rPr>
-                      <w:rFonts w:ascii="Cambria Math" w:hAnsi="Cambria Math"/>
-                    </w:rPr>
-                    <m:t>t</m:t>
-                  </m:r>
-                </m:sub>
-                <m:sup>
-                  <m:r>
-                    <m:rPr>
-                      <m:sty m:val="p"/>
-                    </m:rPr>
-                    <w:rPr>
-                      <w:rFonts w:ascii="Cambria Math" w:hAnsi="Cambria Math"/>
-                    </w:rPr>
-                    <m:t>(</m:t>
-                  </m:r>
-                  <m:r>
-                    <w:rPr>
-                      <w:rFonts w:ascii="Cambria Math" w:hAnsi="Cambria Math"/>
-                    </w:rPr>
-                    <m:t>k</m:t>
-                  </m:r>
-                  <m:r>
-                    <m:rPr>
-                      <m:sty m:val="p"/>
-                    </m:rPr>
-                    <w:rPr>
-                      <w:rFonts w:ascii="Cambria Math" w:hAnsi="Cambria Math"/>
-                    </w:rPr>
-                    <m:t>)</m:t>
-                  </m:r>
-                </m:sup>
-              </m:sSubSup>
-            </m:e>
-          </m:d>
-          <m:r>
-            <m:rPr>
-              <m:sty m:val="p"/>
-            </m:rPr>
-            <w:rPr>
-              <w:rFonts w:ascii="Cambria Math" w:hAnsi="Cambria Math"/>
-            </w:rPr>
-            <m:t>,</m:t>
-          </m:r>
-        </m:oMath>
-      </m:oMathPara>
-    </w:p>
-    <w:p>
-      <w:pPr>
-        <w:pStyle w:val="FirstParagraph"/>
-      </w:pPr>
-      <w:r>
-        <w:t xml:space="preserve">the mutual information (Eq. 3) between the target’s future and its own embedded past (Lizier, 2014), estimated with the same KSG backend (IDTxl </w:t>
-      </w:r>
-      <w:r>
-        <w:rPr>
-          <w:rStyle w:val="VerbatimChar"/>
-        </w:rPr>
-        <w:t>ActiveInformationStorage</w:t>
-      </w:r>
-      <w:r>
-        <w:t xml:space="preserve">). AIS measures how much of the target’s future is already explained by its own history; dividing TE by AIS therefore expresses the source’s contribution as a fraction of the target’s self-predictability, so a </w:t>
-      </w:r>
-      <w:r>
-        <w:rPr>
-          <w:rStyle w:val="VerbatimChar"/>
-        </w:rPr>
-        <w:t>te_frac</w:t>
-      </w:r>
-      <w:r>
-        <w:t xml:space="preserve"> of 0.10 means the source adds ten per cent on top of what the target’s own past already provides. This normalization matters for the firewall claim: a channel can have small absolute TE simply because the target is highly self-predictable, and </w:t>
-      </w:r>
-      <w:r>
-        <w:rPr>
-          <w:rStyle w:val="VerbatimChar"/>
-        </w:rPr>
-        <w:t>te_frac</w:t>
-      </w:r>
-      <w:r>
-        <w:t xml:space="preserve"> guards against reading such a case as a genuine absence of coupling.</w:t>
-      </w:r>
-    </w:p>
-    <w:p>
-      <w:pPr>
-        <w:pStyle w:val="BodyText"/>
-      </w:pPr>
-      <w:r>
-        <w:lastRenderedPageBreak/>
+      <w:r>
         <w:t>Statistical significance uses a non-parametric permutation test. IDTxl builds a null distribution for each candidate source by repeatedly shuffling the source realizations while preserving the target’s own history, re-estimating the (conditional) mutual information under the null, and comparing the observed statistic to that distribution (</w:t>
       </w:r>
       <w:r>
@@ -6062,8 +7072,8 @@
       <w:pPr>
         <w:pStyle w:val="Heading3"/>
       </w:pPr>
-      <w:bookmarkStart w:id="10" w:name="coherence-baseline"/>
-      <w:bookmarkEnd w:id="9"/>
+      <w:bookmarkStart w:id="9" w:name="coherence-baseline"/>
+      <w:bookmarkEnd w:id="8"/>
       <w:r>
         <w:t>2.6 Coherence baseline</w:t>
       </w:r>
@@ -6354,8 +7364,8 @@
       <w:pPr>
         <w:pStyle w:val="Heading3"/>
       </w:pPr>
-      <w:bookmarkStart w:id="11" w:name="surd-attribution"/>
-      <w:bookmarkEnd w:id="10"/>
+      <w:bookmarkStart w:id="10" w:name="surd-attribution"/>
+      <w:bookmarkEnd w:id="9"/>
       <w:r>
         <w:t>2.7 SURD attribution</w:t>
       </w:r>
@@ -6397,952 +7407,847 @@
         </m:r>
       </m:oMath>
       <w:r>
-        <w:t xml:space="preserve"> into non-negative redundant, unique, and synergistic atoms:</w:t>
+        <w:t xml:space="preserve"> into non-negative redundant, unique, and synergistic atoms (Eq. 8):</w:t>
       </w:r>
     </w:p>
     <w:p>
       <w:pPr>
         <w:pStyle w:val="BodyText"/>
       </w:pPr>
-      <m:oMathPara>
-        <m:oMathParaPr>
-          <m:jc m:val="center"/>
-        </m:oMathParaPr>
-        <m:oMath>
-          <m:r>
-            <w:rPr>
-              <w:rFonts w:ascii="Cambria Math" w:hAnsi="Cambria Math"/>
-            </w:rPr>
-            <m:t>I​</m:t>
-          </m:r>
-          <m:d>
-            <m:dPr>
-              <m:ctrlPr>
-                <w:rPr>
-                  <w:rFonts w:ascii="Cambria Math" w:hAnsi="Cambria Math"/>
-                </w:rPr>
-              </m:ctrlPr>
-            </m:dPr>
-            <m:e>
-              <m:r>
-                <w:rPr>
-                  <w:rFonts w:ascii="Cambria Math" w:hAnsi="Cambria Math"/>
-                </w:rPr>
-                <m:t>Q</m:t>
-              </m:r>
-              <m:r>
-                <m:rPr>
-                  <m:sty m:val="p"/>
-                </m:rPr>
-                <w:rPr>
-                  <w:rFonts w:ascii="Cambria Math" w:hAnsi="Cambria Math"/>
-                </w:rPr>
-                <m:t>;</m:t>
-              </m:r>
-              <m:r>
-                <w:rPr>
-                  <w:rFonts w:ascii="Cambria Math" w:hAnsi="Cambria Math"/>
-                </w:rPr>
-                <m:t> </m:t>
-              </m:r>
-              <m:r>
-                <m:rPr>
-                  <m:nor/>
-                </m:rPr>
-                <m:t>sources</m:t>
-              </m:r>
-            </m:e>
-          </m:d>
-          <m:r>
-            <m:rPr>
-              <m:sty m:val="p"/>
-            </m:rPr>
-            <w:rPr>
-              <w:rFonts w:ascii="Cambria Math" w:hAnsi="Cambria Math"/>
-            </w:rPr>
-            <m:t>=</m:t>
-          </m:r>
-          <m:nary>
-            <m:naryPr>
-              <m:chr m:val="∑"/>
-              <m:limLoc m:val="undOvr"/>
-              <m:supHide m:val="1"/>
-              <m:ctrlPr>
-                <w:rPr>
-                  <w:rFonts w:ascii="Cambria Math" w:hAnsi="Cambria Math"/>
-                </w:rPr>
-              </m:ctrlPr>
-            </m:naryPr>
-            <m:sub>
-              <m:r>
-                <m:rPr>
-                  <m:scr m:val="script"/>
-                  <m:sty m:val="p"/>
-                </m:rPr>
-                <w:rPr>
-                  <w:rFonts w:ascii="Cambria Math" w:hAnsi="Cambria Math"/>
-                </w:rPr>
-                <m:t>S</m:t>
-              </m:r>
-            </m:sub>
-            <m:sup>
-              <m:r>
-                <w:rPr>
-                  <w:rFonts w:ascii="Cambria Math" w:hAnsi="Cambria Math"/>
-                </w:rPr>
-                <m:t>​</m:t>
-              </m:r>
-            </m:sup>
-            <m:e>
-              <m:limLow>
-                <m:limLowPr>
-                  <m:ctrlPr>
-                    <w:rPr>
-                      <w:rFonts w:ascii="Cambria Math" w:hAnsi="Cambria Math"/>
-                    </w:rPr>
-                  </m:ctrlPr>
-                </m:limLowPr>
-                <m:e>
-                  <m:limLow>
-                    <m:limLowPr>
-                      <m:ctrlPr>
-                        <w:rPr>
-                          <w:rFonts w:ascii="Cambria Math" w:hAnsi="Cambria Math"/>
-                        </w:rPr>
-                      </m:ctrlPr>
-                    </m:limLowPr>
-                    <m:e>
-                      <m:sSub>
-                        <m:sSubPr>
-                          <m:ctrlPr>
-                            <w:rPr>
-                              <w:rFonts w:ascii="Cambria Math" w:hAnsi="Cambria Math"/>
-                            </w:rPr>
-                          </m:ctrlPr>
-                        </m:sSubPr>
-                        <m:e>
-                          <m:r>
-                            <w:rPr>
-                              <w:rFonts w:ascii="Cambria Math" w:hAnsi="Cambria Math"/>
-                            </w:rPr>
-                            <m:t>R</m:t>
-                          </m:r>
-                        </m:e>
-                        <m:sub>
-                          <m:r>
-                            <m:rPr>
-                              <m:scr m:val="script"/>
-                              <m:sty m:val="p"/>
-                            </m:rPr>
-                            <w:rPr>
-                              <w:rFonts w:ascii="Cambria Math" w:hAnsi="Cambria Math"/>
-                            </w:rPr>
-                            <m:t>S</m:t>
-                          </m:r>
-                        </m:sub>
-                      </m:sSub>
-                    </m:e>
-                    <m:lim>
-                      <m:r>
-                        <m:rPr>
-                          <m:sty m:val="p"/>
-                        </m:rPr>
-                        <w:rPr>
-                          <w:rFonts w:ascii="Cambria Math" w:hAnsi="Cambria Math"/>
-                        </w:rPr>
-                        <m:t>⏟</m:t>
-                      </m:r>
-                    </m:lim>
-                  </m:limLow>
-                </m:e>
-                <m:lim>
-                  <m:r>
-                    <m:rPr>
-                      <m:nor/>
-                    </m:rPr>
-                    <m:t>redundant</m:t>
-                  </m:r>
-                </m:lim>
-              </m:limLow>
-            </m:e>
-          </m:nary>
-          <m:r>
-            <m:rPr>
-              <m:sty m:val="p"/>
-            </m:rPr>
-            <w:rPr>
-              <w:rFonts w:ascii="Cambria Math" w:hAnsi="Cambria Math"/>
-            </w:rPr>
-            <m:t>+</m:t>
-          </m:r>
-          <m:nary>
-            <m:naryPr>
-              <m:chr m:val="∑"/>
-              <m:limLoc m:val="undOvr"/>
-              <m:supHide m:val="1"/>
-              <m:ctrlPr>
-                <w:rPr>
-                  <w:rFonts w:ascii="Cambria Math" w:hAnsi="Cambria Math"/>
-                </w:rPr>
-              </m:ctrlPr>
-            </m:naryPr>
-            <m:sub>
-              <m:r>
-                <w:rPr>
-                  <w:rFonts w:ascii="Cambria Math" w:hAnsi="Cambria Math"/>
-                </w:rPr>
-                <m:t>i</m:t>
-              </m:r>
-            </m:sub>
-            <m:sup>
-              <m:r>
-                <w:rPr>
-                  <w:rFonts w:ascii="Cambria Math" w:hAnsi="Cambria Math"/>
-                </w:rPr>
-                <m:t>​</m:t>
-              </m:r>
-            </m:sup>
-            <m:e>
-              <m:limLow>
-                <m:limLowPr>
-                  <m:ctrlPr>
-                    <w:rPr>
-                      <w:rFonts w:ascii="Cambria Math" w:hAnsi="Cambria Math"/>
-                    </w:rPr>
-                  </m:ctrlPr>
-                </m:limLowPr>
-                <m:e>
-                  <m:limLow>
-                    <m:limLowPr>
-                      <m:ctrlPr>
-                        <w:rPr>
-                          <w:rFonts w:ascii="Cambria Math" w:hAnsi="Cambria Math"/>
-                        </w:rPr>
-                      </m:ctrlPr>
-                    </m:limLowPr>
-                    <m:e>
-                      <m:sSub>
-                        <m:sSubPr>
-                          <m:ctrlPr>
-                            <w:rPr>
-                              <w:rFonts w:ascii="Cambria Math" w:hAnsi="Cambria Math"/>
-                            </w:rPr>
-                          </m:ctrlPr>
-                        </m:sSubPr>
-                        <m:e>
-                          <m:r>
-                            <w:rPr>
-                              <w:rFonts w:ascii="Cambria Math" w:hAnsi="Cambria Math"/>
-                            </w:rPr>
-                            <m:t>U</m:t>
-                          </m:r>
-                        </m:e>
-                        <m:sub>
-                          <m:r>
-                            <w:rPr>
-                              <w:rFonts w:ascii="Cambria Math" w:hAnsi="Cambria Math"/>
-                            </w:rPr>
-                            <m:t>i</m:t>
-                          </m:r>
-                        </m:sub>
-                      </m:sSub>
-                    </m:e>
-                    <m:lim>
-                      <m:r>
-                        <m:rPr>
-                          <m:sty m:val="p"/>
-                        </m:rPr>
-                        <w:rPr>
-                          <w:rFonts w:ascii="Cambria Math" w:hAnsi="Cambria Math"/>
-                        </w:rPr>
-                        <m:t>⏟</m:t>
-                      </m:r>
-                    </m:lim>
-                  </m:limLow>
-                </m:e>
-                <m:lim>
-                  <m:r>
-                    <m:rPr>
-                      <m:nor/>
-                    </m:rPr>
-                    <m:t>unique</m:t>
-                  </m:r>
-                </m:lim>
-              </m:limLow>
-            </m:e>
-          </m:nary>
-          <m:r>
-            <m:rPr>
-              <m:sty m:val="p"/>
-            </m:rPr>
-            <w:rPr>
-              <w:rFonts w:ascii="Cambria Math" w:hAnsi="Cambria Math"/>
-            </w:rPr>
-            <m:t>+</m:t>
-          </m:r>
-          <m:nary>
-            <m:naryPr>
-              <m:chr m:val="∑"/>
-              <m:limLoc m:val="undOvr"/>
-              <m:supHide m:val="1"/>
-              <m:ctrlPr>
-                <w:rPr>
-                  <w:rFonts w:ascii="Cambria Math" w:hAnsi="Cambria Math"/>
-                </w:rPr>
-              </m:ctrlPr>
-            </m:naryPr>
-            <m:sub>
-              <m:r>
-                <m:rPr>
-                  <m:scr m:val="script"/>
-                  <m:sty m:val="p"/>
-                </m:rPr>
-                <w:rPr>
-                  <w:rFonts w:ascii="Cambria Math" w:hAnsi="Cambria Math"/>
-                </w:rPr>
-                <m:t>S</m:t>
-              </m:r>
-            </m:sub>
-            <m:sup>
-              <m:r>
-                <w:rPr>
-                  <w:rFonts w:ascii="Cambria Math" w:hAnsi="Cambria Math"/>
-                </w:rPr>
-                <m:t>​</m:t>
-              </m:r>
-            </m:sup>
-            <m:e>
-              <m:limLow>
-                <m:limLowPr>
-                  <m:ctrlPr>
-                    <w:rPr>
-                      <w:rFonts w:ascii="Cambria Math" w:hAnsi="Cambria Math"/>
-                    </w:rPr>
-                  </m:ctrlPr>
-                </m:limLowPr>
-                <m:e>
-                  <m:limLow>
-                    <m:limLowPr>
-                      <m:ctrlPr>
-                        <w:rPr>
-                          <w:rFonts w:ascii="Cambria Math" w:hAnsi="Cambria Math"/>
-                        </w:rPr>
-                      </m:ctrlPr>
-                    </m:limLowPr>
-                    <m:e>
-                      <m:sSub>
-                        <m:sSubPr>
-                          <m:ctrlPr>
-                            <w:rPr>
-                              <w:rFonts w:ascii="Cambria Math" w:hAnsi="Cambria Math"/>
-                            </w:rPr>
-                          </m:ctrlPr>
-                        </m:sSubPr>
-                        <m:e>
-                          <m:r>
-                            <w:rPr>
-                              <w:rFonts w:ascii="Cambria Math" w:hAnsi="Cambria Math"/>
-                            </w:rPr>
-                            <m:t>S</m:t>
-                          </m:r>
-                        </m:e>
-                        <m:sub>
-                          <m:r>
-                            <m:rPr>
-                              <m:scr m:val="script"/>
-                              <m:sty m:val="p"/>
-                            </m:rPr>
-                            <w:rPr>
-                              <w:rFonts w:ascii="Cambria Math" w:hAnsi="Cambria Math"/>
-                            </w:rPr>
-                            <m:t>S</m:t>
-                          </m:r>
-                        </m:sub>
-                      </m:sSub>
-                    </m:e>
-                    <m:lim>
-                      <m:r>
-                        <m:rPr>
-                          <m:sty m:val="p"/>
-                        </m:rPr>
-                        <w:rPr>
-                          <w:rFonts w:ascii="Cambria Math" w:hAnsi="Cambria Math"/>
-                        </w:rPr>
-                        <m:t>⏟</m:t>
-                      </m:r>
-                    </m:lim>
-                  </m:limLow>
-                </m:e>
-                <m:lim>
-                  <m:r>
-                    <m:rPr>
-                      <m:nor/>
-                    </m:rPr>
-                    <m:t>synergistic</m:t>
-                  </m:r>
-                </m:lim>
-              </m:limLow>
-            </m:e>
-          </m:nary>
-          <m:r>
-            <m:rPr>
-              <m:sty m:val="p"/>
-            </m:rPr>
-            <w:rPr>
-              <w:rFonts w:ascii="Cambria Math" w:hAnsi="Cambria Math"/>
-            </w:rPr>
-            <m:t>,</m:t>
-          </m:r>
-        </m:oMath>
-      </m:oMathPara>
-    </w:p>
+    </w:p>
+    <w:p>
+      <w:pPr>
+        <w:pStyle w:val="BodyText"/>
+      </w:pPr>
+    </w:p>
+    <w:tbl>
+      <w:tblPr>
+        <w:tblStyle w:val="TableGrid"/>
+        <w:tblW w:w="0" w:type="auto"/>
+        <w:tblLook w:val="04A0" w:firstRow="1" w:lastRow="0" w:firstColumn="1" w:lastColumn="0" w:noHBand="0" w:noVBand="1"/>
+      </w:tblPr>
+      <w:tblGrid>
+        <w:gridCol w:w="8478"/>
+        <w:gridCol w:w="720"/>
+      </w:tblGrid>
+      <w:tr>
+        <w:tc>
+          <w:tcPr>
+            <w:tcW w:w="8478" w:type="dxa"/>
+            <w:vAlign w:val="center"/>
+          </w:tcPr>
+          <w:p>
+            <w:pPr>
+              <w:pStyle w:val="BodyText"/>
+              <w:jc w:val="center"/>
+            </w:pPr>
+            <m:oMathPara>
+              <m:oMathParaPr>
+                <m:jc m:val="center"/>
+              </m:oMathParaPr>
+              <m:oMath>
+                <m:r>
+                  <w:rPr>
+                    <w:rFonts w:ascii="Cambria Math" w:hAnsi="Cambria Math"/>
+                  </w:rPr>
+                  <m:t>I​</m:t>
+                </m:r>
+                <m:d>
+                  <m:dPr>
+                    <m:ctrlPr>
+                      <w:rPr>
+                        <w:rFonts w:ascii="Cambria Math" w:hAnsi="Cambria Math"/>
+                      </w:rPr>
+                    </m:ctrlPr>
+                  </m:dPr>
+                  <m:e>
+                    <m:r>
+                      <w:rPr>
+                        <w:rFonts w:ascii="Cambria Math" w:hAnsi="Cambria Math"/>
+                      </w:rPr>
+                      <m:t>Q</m:t>
+                    </m:r>
+                    <m:r>
+                      <m:rPr>
+                        <m:sty m:val="p"/>
+                      </m:rPr>
+                      <w:rPr>
+                        <w:rFonts w:ascii="Cambria Math" w:hAnsi="Cambria Math"/>
+                      </w:rPr>
+                      <m:t>;</m:t>
+                    </m:r>
+                    <m:r>
+                      <w:rPr>
+                        <w:rFonts w:ascii="Cambria Math" w:hAnsi="Cambria Math"/>
+                      </w:rPr>
+                      <m:t> </m:t>
+                    </m:r>
+                    <m:r>
+                      <m:rPr>
+                        <m:nor/>
+                      </m:rPr>
+                      <m:t>sources</m:t>
+                    </m:r>
+                  </m:e>
+                </m:d>
+                <m:r>
+                  <m:rPr>
+                    <m:sty m:val="p"/>
+                  </m:rPr>
+                  <w:rPr>
+                    <w:rFonts w:ascii="Cambria Math" w:hAnsi="Cambria Math"/>
+                  </w:rPr>
+                  <m:t>=</m:t>
+                </m:r>
+                <m:nary>
+                  <m:naryPr>
+                    <m:chr m:val="∑"/>
+                    <m:limLoc m:val="undOvr"/>
+                    <m:supHide m:val="1"/>
+                    <m:ctrlPr>
+                      <w:rPr>
+                        <w:rFonts w:ascii="Cambria Math" w:hAnsi="Cambria Math"/>
+                      </w:rPr>
+                    </m:ctrlPr>
+                  </m:naryPr>
+                  <m:sub>
+                    <m:r>
+                      <m:rPr>
+                        <m:scr m:val="script"/>
+                        <m:sty m:val="p"/>
+                      </m:rPr>
+                      <w:rPr>
+                        <w:rFonts w:ascii="Cambria Math" w:hAnsi="Cambria Math"/>
+                      </w:rPr>
+                      <m:t>S</m:t>
+                    </m:r>
+                  </m:sub>
+                  <m:sup>
+                    <m:r>
+                      <w:rPr>
+                        <w:rFonts w:ascii="Cambria Math" w:hAnsi="Cambria Math"/>
+                      </w:rPr>
+                      <m:t>​</m:t>
+                    </m:r>
+                  </m:sup>
+                  <m:e>
+                    <m:limLow>
+                      <m:limLowPr>
+                        <m:ctrlPr>
+                          <w:rPr>
+                            <w:rFonts w:ascii="Cambria Math" w:hAnsi="Cambria Math"/>
+                          </w:rPr>
+                        </m:ctrlPr>
+                      </m:limLowPr>
+                      <m:e>
+                        <m:limLow>
+                          <m:limLowPr>
+                            <m:ctrlPr>
+                              <w:rPr>
+                                <w:rFonts w:ascii="Cambria Math" w:hAnsi="Cambria Math"/>
+                              </w:rPr>
+                            </m:ctrlPr>
+                          </m:limLowPr>
+                          <m:e>
+                            <m:sSub>
+                              <m:sSubPr>
+                                <m:ctrlPr>
+                                  <w:rPr>
+                                    <w:rFonts w:ascii="Cambria Math" w:hAnsi="Cambria Math"/>
+                                  </w:rPr>
+                                </m:ctrlPr>
+                              </m:sSubPr>
+                              <m:e>
+                                <m:r>
+                                  <w:rPr>
+                                    <w:rFonts w:ascii="Cambria Math" w:hAnsi="Cambria Math"/>
+                                  </w:rPr>
+                                  <m:t>R</m:t>
+                                </m:r>
+                              </m:e>
+                              <m:sub>
+                                <m:r>
+                                  <m:rPr>
+                                    <m:scr m:val="script"/>
+                                    <m:sty m:val="p"/>
+                                  </m:rPr>
+                                  <w:rPr>
+                                    <w:rFonts w:ascii="Cambria Math" w:hAnsi="Cambria Math"/>
+                                  </w:rPr>
+                                  <m:t>S</m:t>
+                                </m:r>
+                              </m:sub>
+                            </m:sSub>
+                          </m:e>
+                          <m:lim>
+                            <m:r>
+                              <m:rPr>
+                                <m:sty m:val="p"/>
+                              </m:rPr>
+                              <w:rPr>
+                                <w:rFonts w:ascii="Cambria Math" w:hAnsi="Cambria Math"/>
+                              </w:rPr>
+                              <m:t>⏟</m:t>
+                            </m:r>
+                          </m:lim>
+                        </m:limLow>
+                      </m:e>
+                      <m:lim>
+                        <m:r>
+                          <m:rPr>
+                            <m:nor/>
+                          </m:rPr>
+                          <m:t>redundant</m:t>
+                        </m:r>
+                      </m:lim>
+                    </m:limLow>
+                  </m:e>
+                </m:nary>
+                <m:r>
+                  <m:rPr>
+                    <m:sty m:val="p"/>
+                  </m:rPr>
+                  <w:rPr>
+                    <w:rFonts w:ascii="Cambria Math" w:hAnsi="Cambria Math"/>
+                  </w:rPr>
+                  <m:t>+</m:t>
+                </m:r>
+                <m:nary>
+                  <m:naryPr>
+                    <m:chr m:val="∑"/>
+                    <m:limLoc m:val="undOvr"/>
+                    <m:supHide m:val="1"/>
+                    <m:ctrlPr>
+                      <w:rPr>
+                        <w:rFonts w:ascii="Cambria Math" w:hAnsi="Cambria Math"/>
+                      </w:rPr>
+                    </m:ctrlPr>
+                  </m:naryPr>
+                  <m:sub>
+                    <m:r>
+                      <w:rPr>
+                        <w:rFonts w:ascii="Cambria Math" w:hAnsi="Cambria Math"/>
+                      </w:rPr>
+                      <m:t>i</m:t>
+                    </m:r>
+                  </m:sub>
+                  <m:sup>
+                    <m:r>
+                      <w:rPr>
+                        <w:rFonts w:ascii="Cambria Math" w:hAnsi="Cambria Math"/>
+                      </w:rPr>
+                      <m:t>​</m:t>
+                    </m:r>
+                  </m:sup>
+                  <m:e>
+                    <m:limLow>
+                      <m:limLowPr>
+                        <m:ctrlPr>
+                          <w:rPr>
+                            <w:rFonts w:ascii="Cambria Math" w:hAnsi="Cambria Math"/>
+                          </w:rPr>
+                        </m:ctrlPr>
+                      </m:limLowPr>
+                      <m:e>
+                        <m:limLow>
+                          <m:limLowPr>
+                            <m:ctrlPr>
+                              <w:rPr>
+                                <w:rFonts w:ascii="Cambria Math" w:hAnsi="Cambria Math"/>
+                              </w:rPr>
+                            </m:ctrlPr>
+                          </m:limLowPr>
+                          <m:e>
+                            <m:sSub>
+                              <m:sSubPr>
+                                <m:ctrlPr>
+                                  <w:rPr>
+                                    <w:rFonts w:ascii="Cambria Math" w:hAnsi="Cambria Math"/>
+                                  </w:rPr>
+                                </m:ctrlPr>
+                              </m:sSubPr>
+                              <m:e>
+                                <m:r>
+                                  <w:rPr>
+                                    <w:rFonts w:ascii="Cambria Math" w:hAnsi="Cambria Math"/>
+                                  </w:rPr>
+                                  <m:t>U</m:t>
+                                </m:r>
+                              </m:e>
+                              <m:sub>
+                                <m:r>
+                                  <w:rPr>
+                                    <w:rFonts w:ascii="Cambria Math" w:hAnsi="Cambria Math"/>
+                                  </w:rPr>
+                                  <m:t>i</m:t>
+                                </m:r>
+                              </m:sub>
+                            </m:sSub>
+                          </m:e>
+                          <m:lim>
+                            <m:r>
+                              <m:rPr>
+                                <m:sty m:val="p"/>
+                              </m:rPr>
+                              <w:rPr>
+                                <w:rFonts w:ascii="Cambria Math" w:hAnsi="Cambria Math"/>
+                              </w:rPr>
+                              <m:t>⏟</m:t>
+                            </m:r>
+                          </m:lim>
+                        </m:limLow>
+                      </m:e>
+                      <m:lim>
+                        <m:r>
+                          <m:rPr>
+                            <m:nor/>
+                          </m:rPr>
+                          <m:t>unique</m:t>
+                        </m:r>
+                      </m:lim>
+                    </m:limLow>
+                  </m:e>
+                </m:nary>
+                <m:r>
+                  <m:rPr>
+                    <m:sty m:val="p"/>
+                  </m:rPr>
+                  <w:rPr>
+                    <w:rFonts w:ascii="Cambria Math" w:hAnsi="Cambria Math"/>
+                  </w:rPr>
+                  <m:t>+</m:t>
+                </m:r>
+                <m:nary>
+                  <m:naryPr>
+                    <m:chr m:val="∑"/>
+                    <m:limLoc m:val="undOvr"/>
+                    <m:supHide m:val="1"/>
+                    <m:ctrlPr>
+                      <w:rPr>
+                        <w:rFonts w:ascii="Cambria Math" w:hAnsi="Cambria Math"/>
+                      </w:rPr>
+                    </m:ctrlPr>
+                  </m:naryPr>
+                  <m:sub>
+                    <m:r>
+                      <m:rPr>
+                        <m:scr m:val="script"/>
+                        <m:sty m:val="p"/>
+                      </m:rPr>
+                      <w:rPr>
+                        <w:rFonts w:ascii="Cambria Math" w:hAnsi="Cambria Math"/>
+                      </w:rPr>
+                      <m:t>S</m:t>
+                    </m:r>
+                  </m:sub>
+                  <m:sup>
+                    <m:r>
+                      <w:rPr>
+                        <w:rFonts w:ascii="Cambria Math" w:hAnsi="Cambria Math"/>
+                      </w:rPr>
+                      <m:t>​</m:t>
+                    </m:r>
+                  </m:sup>
+                  <m:e>
+                    <m:limLow>
+                      <m:limLowPr>
+                        <m:ctrlPr>
+                          <w:rPr>
+                            <w:rFonts w:ascii="Cambria Math" w:hAnsi="Cambria Math"/>
+                          </w:rPr>
+                        </m:ctrlPr>
+                      </m:limLowPr>
+                      <m:e>
+                        <m:limLow>
+                          <m:limLowPr>
+                            <m:ctrlPr>
+                              <w:rPr>
+                                <w:rFonts w:ascii="Cambria Math" w:hAnsi="Cambria Math"/>
+                              </w:rPr>
+                            </m:ctrlPr>
+                          </m:limLowPr>
+                          <m:e>
+                            <m:sSub>
+                              <m:sSubPr>
+                                <m:ctrlPr>
+                                  <w:rPr>
+                                    <w:rFonts w:ascii="Cambria Math" w:hAnsi="Cambria Math"/>
+                                  </w:rPr>
+                                </m:ctrlPr>
+                              </m:sSubPr>
+                              <m:e>
+                                <m:r>
+                                  <w:rPr>
+                                    <w:rFonts w:ascii="Cambria Math" w:hAnsi="Cambria Math"/>
+                                  </w:rPr>
+                                  <m:t>S</m:t>
+                                </m:r>
+                              </m:e>
+                              <m:sub>
+                                <m:r>
+                                  <m:rPr>
+                                    <m:scr m:val="script"/>
+                                    <m:sty m:val="p"/>
+                                  </m:rPr>
+                                  <w:rPr>
+                                    <w:rFonts w:ascii="Cambria Math" w:hAnsi="Cambria Math"/>
+                                  </w:rPr>
+                                  <m:t>S</m:t>
+                                </m:r>
+                              </m:sub>
+                            </m:sSub>
+                          </m:e>
+                          <m:lim>
+                            <m:r>
+                              <m:rPr>
+                                <m:sty m:val="p"/>
+                              </m:rPr>
+                              <w:rPr>
+                                <w:rFonts w:ascii="Cambria Math" w:hAnsi="Cambria Math"/>
+                              </w:rPr>
+                              <m:t>⏟</m:t>
+                            </m:r>
+                          </m:lim>
+                        </m:limLow>
+                      </m:e>
+                      <m:lim>
+                        <m:r>
+                          <m:rPr>
+                            <m:nor/>
+                          </m:rPr>
+                          <m:t>synergistic</m:t>
+                        </m:r>
+                      </m:lim>
+                    </m:limLow>
+                  </m:e>
+                </m:nary>
+              </m:oMath>
+            </m:oMathPara>
+          </w:p>
+        </w:tc>
+        <w:tc>
+          <w:tcPr>
+            <w:tcW w:w="720" w:type="dxa"/>
+            <w:vAlign w:val="center"/>
+          </w:tcPr>
+          <w:p>
+            <w:pPr>
+              <w:pStyle w:val="BodyText"/>
+              <w:jc w:val="center"/>
+            </w:pPr>
+            <w:r>
+              <w:rPr>
+                <w:rFonts w:asciiTheme="majorBidi" w:hAnsiTheme="majorBidi" w:cstheme="majorBidi"/>
+              </w:rPr>
+              <w:t>(</w:t>
+              <w:fldChar w:fldCharType="begin"/>
+              <w:instrText xml:space="preserve"> SEQ (1) \* ARABIC </w:instrText>
+              <w:fldChar w:fldCharType="separate"/>
+            </w:r>
+            <w:r>
+              <w:rPr>
+                <w:rFonts w:asciiTheme="majorBidi" w:hAnsiTheme="majorBidi" w:cstheme="majorBidi"/>
+                <w:noProof/>
+              </w:rPr>
+              <w:t>8</w:t>
+            </w:r>
+            <w:r>
+              <w:rPr>
+                <w:rFonts w:asciiTheme="majorBidi" w:hAnsiTheme="majorBidi" w:cstheme="majorBidi"/>
+              </w:rPr>
+              <w:fldChar w:fldCharType="end"/>
+              <w:t>)</w:t>
+            </w:r>
+          </w:p>
+        </w:tc>
+      </w:tr>
+    </w:tbl>
     <w:p>
       <w:pPr>
         <w:pStyle w:val="FirstParagraph"/>
       </w:pPr>
       <w:r>
-        <w:t xml:space="preserve">where a unique atom </w:t>
+        <w:t>Atoms are classified as unique, redundant, or synergistic based on the information they provide about a source. A unique atom contains information only that source provides; a redundant atom shares information across a subset; and a synergistic atom offers information only available from their joint state. A residual “leak” term captures information about the source's future not explained by observed sources. Key atoms for attribution include the unique wind information in the blade-pitch command (U:Wind1VelX) and the redundant atoms (R:Wind1VelX+BldPitch1) combined in BldPitch1, along with aggregate terms wind_into_controllers and controller_drop_material, representing wind information in the control channel. If the firewall were dominated by wave effects, these terms would be near zero—absent of wind info; if by the controller, they are large. The decomposition applies over 0.2–5.0 s lags at 5 Hz, using a three-bin marginal quantization (nbins=3) to keep the joint state space manageable for reliable frequency estimates with 15,001 samples. All SURD quantities are expressed as normalized, dimensionless fractions: the atoms are ratios of maximum mutual information, and the leak (and its differences) are fractions of the target’s future entropy. This makes them comparable across channels, though they are not in nats and cannot be directly compared to the transfer-entropy values of Sections 3.1–3.2.</w:t>
+      </w:r>
+    </w:p>
+    <w:p>
+      <w:pPr>
+        <w:pStyle w:val="Heading3"/>
+      </w:pPr>
+      <w:bookmarkStart w:id="11" w:name="monitoring-signature-construction"/>
+      <w:bookmarkEnd w:id="10"/>
+      <w:r>
+        <w:t>2.8 Monitoring-signature construction</w:t>
+      </w:r>
+    </w:p>
+    <w:p>
+      <w:pPr>
+        <w:pStyle w:val="FirstParagraph"/>
+      </w:pPr>
+      <w:r>
+        <w:t>The monitoring signature collapses, per simulation, the firewall-relevant quantities into a single row: the wind→platform-pitch TE and its significance, the SURD wind-into-blade-pitch term, a blade-pitch “leak” measure, and a population label (</w:t>
+      </w:r>
+      <w:r>
+        <w:rPr>
+          <w:rStyle w:val="VerbatimChar"/>
+        </w:rPr>
+        <w:t>healthy (control active)</w:t>
+      </w:r>
+      <w:r>
+        <w:t xml:space="preserve">, </w:t>
+      </w:r>
+      <w:r>
+        <w:rPr>
+          <w:rStyle w:val="VerbatimChar"/>
+        </w:rPr>
+        <w:t>idle (below rated)</w:t>
+      </w:r>
+      <w:r>
+        <w:t xml:space="preserve">, or a fault population such as </w:t>
+      </w:r>
+      <w:r>
+        <w:rPr>
+          <w:rStyle w:val="VerbatimChar"/>
+        </w:rPr>
+        <w:t>broken (pitch lock)</w:t>
+      </w:r>
+      <w:r>
+        <w:t xml:space="preserve">). The healthy population defines a baseline ceiling on TE(Wind → structure); the monitoring hypothesis is that fault populations exceed it. The fault side of this table is presently empty of computed transfer entropy (Section </w:t>
+        <w:lastRenderedPageBreak/>
+        <w:t>3.4), so the signature is used to establish the healthy baseline and the monitoring claim is treated as an untested outlook.</w:t>
+      </w:r>
+    </w:p>
+    <w:p>
+      <w:pPr>
+        <w:pStyle w:val="Heading3"/>
+      </w:pPr>
+      <w:bookmarkStart w:id="12" w:name="delay-resolved-transfer-entropy"/>
+      <w:bookmarkEnd w:id="11"/>
+      <w:r>
+        <w:t>2.9 Delay-resolved transfer entropy</w:t>
+      </w:r>
+    </w:p>
+    <w:p>
+      <w:pPr>
+        <w:pStyle w:val="FirstParagraph"/>
+      </w:pPr>
+      <w:r>
+        <w:t xml:space="preserve">To report the physical delay at which each coupling acts, and to test whether the firewall depends on the lag chosen, a delay-resolved transfer entropy is computed alongside the greedy-embedding pipeline estimate. For a source </w:t>
       </w:r>
       <m:oMath>
-        <m:sSub>
-          <m:sSubPr>
-            <m:ctrlPr>
-              <w:rPr>
-                <w:rFonts w:ascii="Cambria Math" w:hAnsi="Cambria Math"/>
-              </w:rPr>
-            </m:ctrlPr>
-          </m:sSubPr>
-          <m:e>
-            <m:r>
-              <w:rPr>
-                <w:rFonts w:ascii="Cambria Math" w:hAnsi="Cambria Math"/>
-              </w:rPr>
-              <m:t>U</m:t>
-            </m:r>
-          </m:e>
-          <m:sub>
-            <m:r>
-              <w:rPr>
-                <w:rFonts w:ascii="Cambria Math" w:hAnsi="Cambria Math"/>
-              </w:rPr>
-              <m:t>i</m:t>
-            </m:r>
-          </m:sub>
-        </m:sSub>
+        <m:r>
+          <w:rPr>
+            <w:rFonts w:ascii="Cambria Math" w:hAnsi="Cambria Math"/>
+          </w:rPr>
+          <m:t>X</m:t>
+        </m:r>
       </m:oMath>
       <w:r>
-        <w:t xml:space="preserve"> is information about </w:t>
+        <w:t xml:space="preserve"> and target </w:t>
       </w:r>
       <m:oMath>
         <m:r>
           <w:rPr>
             <w:rFonts w:ascii="Cambria Math" w:hAnsi="Cambria Math"/>
           </w:rPr>
-          <m:t>Q</m:t>
+          <m:t>Y</m:t>
         </m:r>
       </m:oMath>
       <w:r>
-        <w:t xml:space="preserve"> that source </w:t>
+        <w:t xml:space="preserve">, the delay-resolved transfer entropy evaluated at each candidate delay </w:t>
       </w:r>
       <m:oMath>
         <m:r>
           <w:rPr>
             <w:rFonts w:ascii="Cambria Math" w:hAnsi="Cambria Math"/>
           </w:rPr>
-          <m:t>i</m:t>
+          <m:t>d</m:t>
         </m:r>
       </m:oMath>
       <w:r>
-        <w:t xml:space="preserve"> provides and no other source does, a redundant atom </w:t>
-      </w:r>
-      <m:oMath>
-        <m:sSub>
-          <m:sSubPr>
-            <m:ctrlPr>
-              <w:rPr>
-                <w:rFonts w:ascii="Cambria Math" w:hAnsi="Cambria Math"/>
-              </w:rPr>
-            </m:ctrlPr>
-          </m:sSubPr>
-          <m:e>
-            <m:r>
-              <w:rPr>
-                <w:rFonts w:ascii="Cambria Math" w:hAnsi="Cambria Math"/>
-              </w:rPr>
-              <m:t>R</m:t>
-            </m:r>
-          </m:e>
-          <m:sub>
-            <m:r>
-              <m:rPr>
-                <m:scr m:val="script"/>
-                <m:sty m:val="p"/>
-              </m:rPr>
-              <w:rPr>
-                <w:rFonts w:ascii="Cambria Math" w:hAnsi="Cambria Math"/>
-              </w:rPr>
-              <m:t>S</m:t>
-            </m:r>
-          </m:sub>
-        </m:sSub>
-      </m:oMath>
-      <w:r>
-        <w:t xml:space="preserve"> is information shared across a subset </w:t>
-      </w:r>
-      <m:oMath>
-        <m:r>
-          <m:rPr>
-            <m:scr m:val="script"/>
-            <m:sty m:val="p"/>
-          </m:rPr>
-          <w:rPr>
-            <w:rFonts w:ascii="Cambria Math" w:hAnsi="Cambria Math"/>
-          </w:rPr>
-          <m:t>S</m:t>
-        </m:r>
-      </m:oMath>
-      <w:r>
-        <w:t xml:space="preserve">, and a synergistic atom </w:t>
-      </w:r>
-      <m:oMath>
-        <m:sSub>
-          <m:sSubPr>
-            <m:ctrlPr>
-              <w:rPr>
-                <w:rFonts w:ascii="Cambria Math" w:hAnsi="Cambria Math"/>
-              </w:rPr>
-            </m:ctrlPr>
-          </m:sSubPr>
-          <m:e>
-            <m:r>
-              <w:rPr>
-                <w:rFonts w:ascii="Cambria Math" w:hAnsi="Cambria Math"/>
-              </w:rPr>
-              <m:t>S</m:t>
-            </m:r>
-          </m:e>
-          <m:sub>
-            <m:r>
-              <m:rPr>
-                <m:scr m:val="script"/>
-                <m:sty m:val="p"/>
-              </m:rPr>
-              <w:rPr>
-                <w:rFonts w:ascii="Cambria Math" w:hAnsi="Cambria Math"/>
-              </w:rPr>
-              <m:t>S</m:t>
-            </m:r>
-          </m:sub>
-        </m:sSub>
-      </m:oMath>
-      <w:r>
-        <w:t xml:space="preserve"> is information available only from the joint state of </w:t>
-      </w:r>
-      <m:oMath>
-        <m:r>
-          <m:rPr>
-            <m:scr m:val="script"/>
-            <m:sty m:val="p"/>
-          </m:rPr>
-          <w:rPr>
-            <w:rFonts w:ascii="Cambria Math" w:hAnsi="Cambria Math"/>
-          </w:rPr>
-          <m:t>S</m:t>
-        </m:r>
-      </m:oMath>
-      <w:r>
-        <w:t xml:space="preserve">. A residual “leak” term captures information about </w:t>
-      </w:r>
-      <m:oMath>
-        <m:r>
-          <w:rPr>
-            <w:rFonts w:ascii="Cambria Math" w:hAnsi="Cambria Math"/>
-          </w:rPr>
-          <m:t>Q</m:t>
-        </m:r>
-      </m:oMath>
-      <w:r>
-        <w:t>’s future not accounted for by the observed sources. The atoms of interest for attribution are the unique wind information carried by the blade-pitch command (</w:t>
-      </w:r>
-      <w:r>
-        <w:rPr>
-          <w:rStyle w:val="VerbatimChar"/>
-        </w:rPr>
-        <w:t>U:Wind1VelX</w:t>
-      </w:r>
-      <w:r>
-        <w:t xml:space="preserve"> and the redundant </w:t>
-      </w:r>
-      <w:r>
-        <w:rPr>
-          <w:rStyle w:val="VerbatimChar"/>
-        </w:rPr>
-        <w:t>R:Wind1VelX+BldPitch1</w:t>
-      </w:r>
-      <w:r>
-        <w:t xml:space="preserve"> atoms into </w:t>
-      </w:r>
-      <w:r>
-        <w:rPr>
-          <w:rStyle w:val="VerbatimChar"/>
-        </w:rPr>
-        <w:t>BldPitch1</w:t>
-      </w:r>
-      <w:r>
-        <w:t xml:space="preserve">) and the aggregate bookkeeping terms </w:t>
-      </w:r>
-      <w:r>
-        <w:rPr>
-          <w:rStyle w:val="VerbatimChar"/>
-        </w:rPr>
-        <w:t>wind_into_controllers</w:t>
-      </w:r>
-      <w:r>
-        <w:t xml:space="preserve"> and </w:t>
-      </w:r>
-      <w:r>
-        <w:rPr>
-          <w:rStyle w:val="VerbatimChar"/>
-        </w:rPr>
-        <w:t>controller_drop_material</w:t>
-      </w:r>
-      <w:r>
-        <w:t>, which sum the wind information residing in the control channel. If the firewall were wave dominance, these terms would be near zero — the wind information would simply be absent. If the firewall is the controller, they are large. The decomposition is computed over lags of 0.2–5.0 s at 5 Hz with a coarse three-bin marginal quantization (</w:t>
-      </w:r>
-      <w:r>
-        <w:rPr>
-          <w:rStyle w:val="VerbatimChar"/>
-        </w:rPr>
-        <w:t>nbins = 3</w:t>
-      </w:r>
-      <w:r>
-        <w:t>), which keeps the joint state space small enough for reliable frequency estimation at 15,001 samples. All SURD quantities are reported in normalized, dimensionless units — the redundant, unique, and synergistic atoms as fractions of the maximum source–target mutual information, and the information leak (and differences of leaks) as fractions of the target’s future entropy — so they are comparable across channels but are not in nats and are not directly commensurable with the transfer-entropy values of Sections 3.1–3.2.</w:t>
-      </w:r>
-    </w:p>
-    <w:p>
-      <w:pPr>
-        <w:pStyle w:val="Heading3"/>
-      </w:pPr>
-      <w:bookmarkStart w:id="12" w:name="monitoring-signature-construction"/>
-      <w:bookmarkEnd w:id="11"/>
-      <w:r>
-        <w:t>2.8 Monitoring-signature construction</w:t>
-      </w:r>
-    </w:p>
-    <w:p>
-      <w:pPr>
-        <w:pStyle w:val="FirstParagraph"/>
-      </w:pPr>
-      <w:r>
-        <w:t>The monitoring signature collapses, per simulation, the firewall-relevant quantities into a single row: the wind→platform-pitch TE and its significance, the SURD wind-into-blade-pitch term, a blade-pitch “leak” measure, and a population label (</w:t>
-      </w:r>
-      <w:r>
-        <w:rPr>
-          <w:rStyle w:val="VerbatimChar"/>
-        </w:rPr>
-        <w:t>healthy (control active)</w:t>
-      </w:r>
-      <w:r>
-        <w:t xml:space="preserve">, </w:t>
-      </w:r>
-      <w:r>
-        <w:rPr>
-          <w:rStyle w:val="VerbatimChar"/>
-        </w:rPr>
-        <w:t>idle (below rated)</w:t>
-      </w:r>
-      <w:r>
-        <w:t xml:space="preserve">, or a fault population such as </w:t>
-      </w:r>
-      <w:r>
-        <w:rPr>
-          <w:rStyle w:val="VerbatimChar"/>
-        </w:rPr>
-        <w:t>broken (pitch lock)</w:t>
-      </w:r>
-      <w:r>
-        <w:t>). The healthy population defines a baseline ceiling on TE(Wind → structure); the monitoring hypothesis is that fault populations exceed it. The fault side of this table is presently empty of computed transfer entropy (Section 3.4), so the signature is used to establish the healthy baseline and the monitoring claim is treated as an untested outlook.</w:t>
-      </w:r>
-    </w:p>
-    <w:p>
-      <w:pPr>
-        <w:pStyle w:val="Heading3"/>
-      </w:pPr>
-      <w:bookmarkStart w:id="13" w:name="delay-resolved-transfer-entropy"/>
-      <w:bookmarkEnd w:id="12"/>
-      <w:r>
-        <w:t>2.9 Delay-resolved transfer entropy</w:t>
-      </w:r>
-    </w:p>
-    <w:p>
-      <w:pPr>
-        <w:pStyle w:val="FirstParagraph"/>
-      </w:pPr>
-      <w:r>
-        <w:t xml:space="preserve">To report the physical delay at which each coupling acts, and to test whether the firewall depends on the lag chosen, a delay-resolved transfer entropy is computed alongside the greedy-embedding pipeline estimate. For a source </w:t>
-      </w:r>
-      <m:oMath>
-        <m:r>
-          <w:rPr>
-            <w:rFonts w:ascii="Cambria Math" w:hAnsi="Cambria Math"/>
-          </w:rPr>
-          <m:t>X</m:t>
-        </m:r>
-      </m:oMath>
-      <w:r>
-        <w:t xml:space="preserve"> and target </w:t>
-      </w:r>
-      <m:oMath>
-        <m:r>
-          <w:rPr>
-            <w:rFonts w:ascii="Cambria Math" w:hAnsi="Cambria Math"/>
-          </w:rPr>
-          <m:t>Y</m:t>
-        </m:r>
-      </m:oMath>
-      <w:r>
-        <w:t xml:space="preserve">, the delay-resolved transfer entropy evaluated at each candidate delay </w:t>
-      </w:r>
-      <m:oMath>
-        <m:r>
-          <w:rPr>
-            <w:rFonts w:ascii="Cambria Math" w:hAnsi="Cambria Math"/>
-          </w:rPr>
-          <m:t>d</m:t>
-        </m:r>
-      </m:oMath>
-      <w:r>
-        <w:t xml:space="preserve"> is</w:t>
-      </w:r>
-    </w:p>
-    <w:p>
-      <w:pPr>
-        <w:pStyle w:val="BodyText"/>
-      </w:pPr>
-      <m:oMathPara>
-        <m:oMathParaPr>
-          <m:jc m:val="center"/>
-        </m:oMathParaPr>
-        <m:oMath>
-          <m:sSub>
-            <m:sSubPr>
-              <m:ctrlPr>
-                <w:rPr>
-                  <w:rFonts w:ascii="Cambria Math" w:hAnsi="Cambria Math"/>
-                </w:rPr>
-              </m:ctrlPr>
-            </m:sSubPr>
-            <m:e>
-              <m:r>
-                <m:rPr>
-                  <m:sty m:val="p"/>
-                </m:rPr>
-                <w:rPr>
-                  <w:rFonts w:ascii="Cambria Math" w:hAnsi="Cambria Math"/>
-                </w:rPr>
-                <m:t>TE</m:t>
-              </m:r>
-            </m:e>
-            <m:sub>
-              <m:r>
-                <w:rPr>
-                  <w:rFonts w:ascii="Cambria Math" w:hAnsi="Cambria Math"/>
-                </w:rPr>
-                <m:t>d</m:t>
-              </m:r>
-            </m:sub>
-          </m:sSub>
-          <m:r>
-            <m:rPr>
-              <m:sty m:val="p"/>
-            </m:rPr>
-            <w:rPr>
-              <w:rFonts w:ascii="Cambria Math" w:hAnsi="Cambria Math"/>
-            </w:rPr>
-            <m:t>(</m:t>
-          </m:r>
-          <m:r>
-            <w:rPr>
-              <w:rFonts w:ascii="Cambria Math" w:hAnsi="Cambria Math"/>
-            </w:rPr>
-            <m:t>X</m:t>
-          </m:r>
-          <m:r>
-            <m:rPr>
-              <m:sty m:val="p"/>
-            </m:rPr>
-            <w:rPr>
-              <w:rFonts w:ascii="Cambria Math" w:hAnsi="Cambria Math"/>
-            </w:rPr>
-            <m:t>→</m:t>
-          </m:r>
-          <m:r>
-            <w:rPr>
-              <w:rFonts w:ascii="Cambria Math" w:hAnsi="Cambria Math"/>
-            </w:rPr>
-            <m:t>Y</m:t>
-          </m:r>
-          <m:r>
-            <m:rPr>
-              <m:sty m:val="p"/>
-            </m:rPr>
-            <w:rPr>
-              <w:rFonts w:ascii="Cambria Math" w:hAnsi="Cambria Math"/>
-            </w:rPr>
-            <m:t>)=</m:t>
-          </m:r>
-          <m:r>
-            <w:rPr>
-              <w:rFonts w:ascii="Cambria Math" w:hAnsi="Cambria Math"/>
-            </w:rPr>
-            <m:t>I​</m:t>
-          </m:r>
-          <m:d>
-            <m:dPr>
-              <m:ctrlPr>
-                <w:rPr>
-                  <w:rFonts w:ascii="Cambria Math" w:hAnsi="Cambria Math"/>
-                </w:rPr>
-              </m:ctrlPr>
-            </m:dPr>
-            <m:e>
-              <m:sSub>
-                <m:sSubPr>
-                  <m:ctrlPr>
-                    <w:rPr>
-                      <w:rFonts w:ascii="Cambria Math" w:hAnsi="Cambria Math"/>
-                    </w:rPr>
-                  </m:ctrlPr>
-                </m:sSubPr>
-                <m:e>
-                  <m:r>
-                    <w:rPr>
-                      <w:rFonts w:ascii="Cambria Math" w:hAnsi="Cambria Math"/>
-                    </w:rPr>
-                    <m:t>Y</m:t>
-                  </m:r>
-                </m:e>
-                <m:sub>
-                  <m:r>
-                    <w:rPr>
-                      <w:rFonts w:ascii="Cambria Math" w:hAnsi="Cambria Math"/>
-                    </w:rPr>
-                    <m:t>t</m:t>
-                  </m:r>
-                </m:sub>
-              </m:sSub>
-              <m:r>
-                <m:rPr>
-                  <m:sty m:val="p"/>
-                </m:rPr>
-                <w:rPr>
-                  <w:rFonts w:ascii="Cambria Math" w:hAnsi="Cambria Math"/>
-                </w:rPr>
-                <m:t>;</m:t>
-              </m:r>
-              <m:sSub>
-                <m:sSubPr>
-                  <m:ctrlPr>
-                    <w:rPr>
-                      <w:rFonts w:ascii="Cambria Math" w:hAnsi="Cambria Math"/>
-                    </w:rPr>
-                  </m:ctrlPr>
-                </m:sSubPr>
-                <m:e>
-                  <m:r>
-                    <w:rPr>
-                      <w:rFonts w:ascii="Cambria Math" w:hAnsi="Cambria Math"/>
-                    </w:rPr>
-                    <m:t>X</m:t>
-                  </m:r>
-                </m:e>
-                <m:sub>
-                  <m:r>
-                    <w:rPr>
-                      <w:rFonts w:ascii="Cambria Math" w:hAnsi="Cambria Math"/>
-                    </w:rPr>
-                    <m:t>t</m:t>
-                  </m:r>
-                  <m:r>
-                    <m:rPr>
-                      <m:sty m:val="p"/>
-                    </m:rPr>
-                    <w:rPr>
-                      <w:rFonts w:ascii="Cambria Math" w:hAnsi="Cambria Math"/>
-                    </w:rPr>
-                    <m:t>-</m:t>
-                  </m:r>
-                  <m:r>
-                    <w:rPr>
-                      <w:rFonts w:ascii="Cambria Math" w:hAnsi="Cambria Math"/>
-                    </w:rPr>
-                    <m:t>d</m:t>
-                  </m:r>
-                </m:sub>
-              </m:sSub>
-              <m:r>
-                <m:rPr>
-                  <m:sty m:val="p"/>
-                </m:rPr>
-                <w:rPr>
-                  <w:rFonts w:ascii="Cambria Math" w:hAnsi="Cambria Math"/>
-                </w:rPr>
-                <m:t>∣</m:t>
-              </m:r>
-              <m:sSub>
-                <m:sSubPr>
-                  <m:ctrlPr>
-                    <w:rPr>
-                      <w:rFonts w:ascii="Cambria Math" w:hAnsi="Cambria Math"/>
-                    </w:rPr>
-                  </m:ctrlPr>
-                </m:sSubPr>
-                <m:e>
-                  <m:r>
-                    <w:rPr>
-                      <w:rFonts w:ascii="Cambria Math" w:hAnsi="Cambria Math"/>
-                    </w:rPr>
-                    <m:t>Y</m:t>
-                  </m:r>
-                </m:e>
-                <m:sub>
-                  <m:r>
-                    <w:rPr>
-                      <w:rFonts w:ascii="Cambria Math" w:hAnsi="Cambria Math"/>
-                    </w:rPr>
-                    <m:t>t</m:t>
-                  </m:r>
-                  <m:r>
-                    <m:rPr>
-                      <m:sty m:val="p"/>
-                    </m:rPr>
-                    <w:rPr>
-                      <w:rFonts w:ascii="Cambria Math" w:hAnsi="Cambria Math"/>
-                    </w:rPr>
-                    <m:t>-</m:t>
-                  </m:r>
-                  <m:r>
-                    <w:rPr>
-                      <w:rFonts w:ascii="Cambria Math" w:hAnsi="Cambria Math"/>
-                    </w:rPr>
-                    <m:t>1</m:t>
-                  </m:r>
-                </m:sub>
-              </m:sSub>
-            </m:e>
-          </m:d>
-          <m:r>
-            <m:rPr>
-              <m:sty m:val="p"/>
-            </m:rPr>
-            <w:rPr>
-              <w:rFonts w:ascii="Cambria Math" w:hAnsi="Cambria Math"/>
-            </w:rPr>
-            <m:t>,</m:t>
-          </m:r>
-        </m:oMath>
-      </m:oMathPara>
-    </w:p>
+        <w:t xml:space="preserve"> is (Eq. 9):</w:t>
+      </w:r>
+    </w:p>
+    <w:tbl>
+      <w:tblPr>
+        <w:tblStyle w:val="TableGrid"/>
+        <w:tblW w:w="0" w:type="auto"/>
+        <w:tblLook w:val="04A0" w:firstRow="1" w:lastRow="0" w:firstColumn="1" w:lastColumn="0" w:noHBand="0" w:noVBand="1"/>
+      </w:tblPr>
+      <w:tblGrid>
+        <w:gridCol w:w="8658"/>
+        <w:gridCol w:w="918"/>
+      </w:tblGrid>
+      <w:tr>
+        <w:tc>
+          <w:tcPr>
+            <w:tcW w:w="8658" w:type="dxa"/>
+            <w:vAlign w:val="center"/>
+          </w:tcPr>
+          <w:p>
+            <w:pPr>
+              <w:pStyle w:val="BodyText"/>
+              <w:jc w:val="center"/>
+            </w:pPr>
+            <m:oMathPara>
+              <m:oMath>
+                <m:sSub>
+                  <m:sSubPr>
+                    <m:ctrlPr>
+                      <w:rPr>
+                        <w:rFonts w:ascii="Cambria Math" w:hAnsi="Cambria Math"/>
+                      </w:rPr>
+                    </m:ctrlPr>
+                  </m:sSubPr>
+                  <m:e>
+                    <m:r>
+                      <m:rPr>
+                        <m:sty m:val="p"/>
+                      </m:rPr>
+                      <w:rPr>
+                        <w:rFonts w:ascii="Cambria Math" w:hAnsi="Cambria Math"/>
+                      </w:rPr>
+                      <m:t>TE</m:t>
+                    </m:r>
+                  </m:e>
+                  <m:sub>
+                    <m:r>
+                      <w:rPr>
+                        <w:rFonts w:ascii="Cambria Math" w:hAnsi="Cambria Math"/>
+                      </w:rPr>
+                      <m:t>d</m:t>
+                    </m:r>
+                  </m:sub>
+                </m:sSub>
+                <m:r>
+                  <m:rPr>
+                    <m:sty m:val="p"/>
+                  </m:rPr>
+                  <w:rPr>
+                    <w:rFonts w:ascii="Cambria Math" w:hAnsi="Cambria Math"/>
+                  </w:rPr>
+                  <m:t>(</m:t>
+                </m:r>
+                <m:r>
+                  <w:rPr>
+                    <w:rFonts w:ascii="Cambria Math" w:hAnsi="Cambria Math"/>
+                  </w:rPr>
+                  <m:t>X</m:t>
+                </m:r>
+                <m:r>
+                  <m:rPr>
+                    <m:sty m:val="p"/>
+                  </m:rPr>
+                  <w:rPr>
+                    <w:rFonts w:ascii="Cambria Math" w:hAnsi="Cambria Math"/>
+                  </w:rPr>
+                  <m:t>→</m:t>
+                </m:r>
+                <m:r>
+                  <w:rPr>
+                    <w:rFonts w:ascii="Cambria Math" w:hAnsi="Cambria Math"/>
+                  </w:rPr>
+                  <m:t>Y</m:t>
+                </m:r>
+                <m:r>
+                  <m:rPr>
+                    <m:sty m:val="p"/>
+                  </m:rPr>
+                  <w:rPr>
+                    <w:rFonts w:ascii="Cambria Math" w:hAnsi="Cambria Math"/>
+                  </w:rPr>
+                  <m:t>)=</m:t>
+                </m:r>
+                <m:r>
+                  <w:rPr>
+                    <w:rFonts w:ascii="Cambria Math" w:hAnsi="Cambria Math"/>
+                  </w:rPr>
+                  <m:t>I​</m:t>
+                </m:r>
+                <m:d>
+                  <m:dPr>
+                    <m:ctrlPr>
+                      <w:rPr>
+                        <w:rFonts w:ascii="Cambria Math" w:hAnsi="Cambria Math"/>
+                      </w:rPr>
+                    </m:ctrlPr>
+                  </m:dPr>
+                  <m:e>
+                    <m:sSub>
+                      <m:sSubPr>
+                        <m:ctrlPr>
+                          <w:rPr>
+                            <w:rFonts w:ascii="Cambria Math" w:hAnsi="Cambria Math"/>
+                          </w:rPr>
+                        </m:ctrlPr>
+                      </m:sSubPr>
+                      <m:e>
+                        <m:r>
+                          <w:rPr>
+                            <w:rFonts w:ascii="Cambria Math" w:hAnsi="Cambria Math"/>
+                          </w:rPr>
+                          <m:t>Y</m:t>
+                        </m:r>
+                      </m:e>
+                      <m:sub>
+                        <m:r>
+                          <w:rPr>
+                            <w:rFonts w:ascii="Cambria Math" w:hAnsi="Cambria Math"/>
+                          </w:rPr>
+                          <m:t>t</m:t>
+                        </m:r>
+                      </m:sub>
+                    </m:sSub>
+                    <m:r>
+                      <m:rPr>
+                        <m:sty m:val="p"/>
+                      </m:rPr>
+                      <w:rPr>
+                        <w:rFonts w:ascii="Cambria Math" w:hAnsi="Cambria Math"/>
+                      </w:rPr>
+                      <m:t>;</m:t>
+                    </m:r>
+                    <m:sSub>
+                      <m:sSubPr>
+                        <m:ctrlPr>
+                          <w:rPr>
+                            <w:rFonts w:ascii="Cambria Math" w:hAnsi="Cambria Math"/>
+                          </w:rPr>
+                        </m:ctrlPr>
+                      </m:sSubPr>
+                      <m:e>
+                        <m:r>
+                          <w:rPr>
+                            <w:rFonts w:ascii="Cambria Math" w:hAnsi="Cambria Math"/>
+                          </w:rPr>
+                          <m:t>X</m:t>
+                        </m:r>
+                      </m:e>
+                      <m:sub>
+                        <m:r>
+                          <w:rPr>
+                            <w:rFonts w:ascii="Cambria Math" w:hAnsi="Cambria Math"/>
+                          </w:rPr>
+                          <m:t>t</m:t>
+                        </m:r>
+                        <m:r>
+                          <m:rPr>
+                            <m:sty m:val="p"/>
+                          </m:rPr>
+                          <w:rPr>
+                            <w:rFonts w:ascii="Cambria Math" w:hAnsi="Cambria Math"/>
+                          </w:rPr>
+                          <m:t>-</m:t>
+                        </m:r>
+                        <m:r>
+                          <w:rPr>
+                            <w:rFonts w:ascii="Cambria Math" w:hAnsi="Cambria Math"/>
+                          </w:rPr>
+                          <m:t>d</m:t>
+                        </m:r>
+                      </m:sub>
+                    </m:sSub>
+                    <m:r>
+                      <m:rPr>
+                        <m:sty m:val="p"/>
+                      </m:rPr>
+                      <w:rPr>
+                        <w:rFonts w:ascii="Cambria Math" w:hAnsi="Cambria Math"/>
+                      </w:rPr>
+                      <m:t>∣</m:t>
+                    </m:r>
+                    <m:sSub>
+                      <m:sSubPr>
+                        <m:ctrlPr>
+                          <w:rPr>
+                            <w:rFonts w:ascii="Cambria Math" w:hAnsi="Cambria Math"/>
+                          </w:rPr>
+                        </m:ctrlPr>
+                      </m:sSubPr>
+                      <m:e>
+                        <m:r>
+                          <w:rPr>
+                            <w:rFonts w:ascii="Cambria Math" w:hAnsi="Cambria Math"/>
+                          </w:rPr>
+                          <m:t>Y</m:t>
+                        </m:r>
+                      </m:e>
+                      <m:sub>
+                        <m:r>
+                          <w:rPr>
+                            <w:rFonts w:ascii="Cambria Math" w:hAnsi="Cambria Math"/>
+                          </w:rPr>
+                          <m:t>t</m:t>
+                        </m:r>
+                        <m:r>
+                          <m:rPr>
+                            <m:sty m:val="p"/>
+                          </m:rPr>
+                          <w:rPr>
+                            <w:rFonts w:ascii="Cambria Math" w:hAnsi="Cambria Math"/>
+                          </w:rPr>
+                          <m:t>-</m:t>
+                        </m:r>
+                        <m:r>
+                          <w:rPr>
+                            <w:rFonts w:ascii="Cambria Math" w:hAnsi="Cambria Math"/>
+                          </w:rPr>
+                          <m:t>1</m:t>
+                        </m:r>
+                      </m:sub>
+                    </m:sSub>
+                  </m:e>
+                </m:d>
+                <m:r>
+                  <m:rPr>
+                    <m:sty m:val="p"/>
+                  </m:rPr>
+                  <w:rPr>
+                    <w:rFonts w:ascii="Cambria Math" w:hAnsi="Cambria Math"/>
+                  </w:rPr>
+                  <m:t>,</m:t>
+                </m:r>
+              </m:oMath>
+            </m:oMathPara>
+          </w:p>
+        </w:tc>
+        <w:tc>
+          <w:tcPr>
+            <w:tcW w:w="918" w:type="dxa"/>
+            <w:vAlign w:val="center"/>
+          </w:tcPr>
+          <w:p>
+            <w:pPr>
+              <w:pStyle w:val="BodyText"/>
+              <w:jc w:val="center"/>
+            </w:pPr>
+            <w:r>
+              <w:rPr>
+                <w:rFonts w:asciiTheme="majorBidi" w:hAnsiTheme="majorBidi" w:cstheme="majorBidi"/>
+              </w:rPr>
+              <w:t>(</w:t>
+              <w:fldChar w:fldCharType="begin"/>
+              <w:instrText xml:space="preserve"> SEQ (1) \* ARABIC </w:instrText>
+              <w:fldChar w:fldCharType="separate"/>
+            </w:r>
+            <w:r>
+              <w:rPr>
+                <w:rFonts w:asciiTheme="majorBidi" w:hAnsiTheme="majorBidi" w:cstheme="majorBidi"/>
+                <w:noProof/>
+              </w:rPr>
+              <w:t>9</w:t>
+            </w:r>
+            <w:r>
+              <w:rPr>
+                <w:rFonts w:asciiTheme="majorBidi" w:hAnsiTheme="majorBidi" w:cstheme="majorBidi"/>
+              </w:rPr>
+              <w:fldChar w:fldCharType="end"/>
+              <w:t>)</w:t>
+            </w:r>
+          </w:p>
+        </w:tc>
+      </w:tr>
+    </w:tbl>
     <w:p>
       <w:pPr>
         <w:pStyle w:val="FirstParagraph"/>
@@ -7471,9 +8376,7 @@
         </m:r>
       </m:oMath>
       <w:r>
-        <w:t xml:space="preserve"> s), which excludes edge-</w:t>
-        <w:lastRenderedPageBreak/>
-        <w:t xml:space="preserve">of-window artifacts and, for channels responding in phase with the forcing, the half-period aliases; where the physical response is itself near-antiphase, the selected delay legitimately falls near the half-period boundary (platform surge, §3.5). This single-lag profile is a complement to, not a replacement for, the pipeline’s greedy multi-lag embedding: because it conditions on only one target lag it returns larger absolute values than the reported bivariate TE, so only the </w:t>
+        <w:t xml:space="preserve"> s), which excludes edge-of-window artifacts and, for channels responding in phase with the forcing, the half-period aliases; where the physical response is itself near-antiphase, the selected delay legitimately falls near the half-period boundary (platform surge, Section 3.5). This single-lag profile is a complement to, not a replacement for, the pipeline’s greedy multi-lag embedding: because it conditions on only one target lag it returns larger absolute values than the reported bivariate TE, so only the </w:t>
       </w:r>
       <w:r>
         <w:rPr>
@@ -7497,9 +8400,9 @@
       <w:pPr>
         <w:pStyle w:val="Heading2"/>
       </w:pPr>
-      <w:bookmarkStart w:id="14" w:name="results"/>
-      <w:bookmarkEnd w:id="4"/>
-      <w:bookmarkEnd w:id="13"/>
+      <w:bookmarkStart w:id="13" w:name="results"/>
+      <w:bookmarkEnd w:id="3"/>
+      <w:bookmarkEnd w:id="12"/>
       <w:r>
         <w:t>3. Results</w:t>
       </w:r>
@@ -7542,8 +8445,9 @@
       <w:pPr>
         <w:pStyle w:val="Heading3"/>
       </w:pPr>
-      <w:bookmarkStart w:id="15" w:name="Xcd12dcbbf68bfb9b8d8e45db9a11096ecc47354"/>
-      <w:r>
+      <w:bookmarkStart w:id="14" w:name="Xcd12dcbbf68bfb9b8d8e45db9a11096ecc47354"/>
+      <w:r>
+        <w:lastRenderedPageBreak/>
         <w:t>3.1 The firewall: wind carries no information into platform motion</w:t>
       </w:r>
     </w:p>
@@ -7574,6 +8478,7 @@
       <w:tblPr>
         <w:tblStyle w:val="Table"/>
         <w:tblW w:w="5000" w:type="pct"/>
+        <w:jc w:val="center"/>
         <w:tblLayout w:type="fixed"/>
         <w:tblLook w:val="0020" w:firstRow="1" w:lastRow="0" w:firstColumn="0" w:lastColumn="0" w:noHBand="0" w:noVBand="0"/>
       </w:tblPr>
@@ -7587,14 +8492,17 @@
         <w:trPr>
           <w:cnfStyle w:val="100000000000" w:firstRow="1" w:lastRow="0" w:firstColumn="0" w:lastColumn="0" w:oddVBand="0" w:evenVBand="0" w:oddHBand="0" w:evenHBand="0" w:firstRowFirstColumn="0" w:firstRowLastColumn="0" w:lastRowFirstColumn="0" w:lastRowLastColumn="0"/>
           <w:tblHeader/>
+          <w:jc w:val="center"/>
         </w:trPr>
         <w:tc>
           <w:tcPr>
             <w:tcW w:w="1980" w:type="dxa"/>
-          </w:tcPr>
-          <w:p>
-            <w:pPr>
-              <w:pStyle w:val="Compact"/>
+            <w:vAlign w:val="center"/>
+          </w:tcPr>
+          <w:p>
+            <w:pPr>
+              <w:pStyle w:val="Compact"/>
+              <w:jc w:val="center"/>
             </w:pPr>
             <w:r>
               <w:t>Source → target</w:t>
@@ -7604,10 +8512,12 @@
         <w:tc>
           <w:tcPr>
             <w:tcW w:w="1980" w:type="dxa"/>
-          </w:tcPr>
-          <w:p>
-            <w:pPr>
-              <w:pStyle w:val="Compact"/>
+            <w:vAlign w:val="center"/>
+          </w:tcPr>
+          <w:p>
+            <w:pPr>
+              <w:pStyle w:val="Compact"/>
+              <w:jc w:val="center"/>
             </w:pPr>
             <w:r>
               <w:t>Mean TE (nats)</w:t>
@@ -7617,10 +8527,12 @@
         <w:tc>
           <w:tcPr>
             <w:tcW w:w="1980" w:type="dxa"/>
-          </w:tcPr>
-          <w:p>
-            <w:pPr>
-              <w:pStyle w:val="Compact"/>
+            <w:vAlign w:val="center"/>
+          </w:tcPr>
+          <w:p>
+            <w:pPr>
+              <w:pStyle w:val="Compact"/>
+              <w:jc w:val="center"/>
             </w:pPr>
             <w:r>
               <w:t>Max TE (nats)</w:t>
@@ -7630,10 +8542,12 @@
         <w:tc>
           <w:tcPr>
             <w:tcW w:w="1980" w:type="dxa"/>
-          </w:tcPr>
-          <w:p>
-            <w:pPr>
-              <w:pStyle w:val="Compact"/>
+            <w:vAlign w:val="center"/>
+          </w:tcPr>
+          <w:p>
+            <w:pPr>
+              <w:pStyle w:val="Compact"/>
+              <w:jc w:val="center"/>
             </w:pPr>
             <w:r>
               <w:t>Fraction significant</w:t>
@@ -7642,13 +8556,18 @@
         </w:tc>
       </w:tr>
       <w:tr>
+        <w:trPr>
+          <w:jc w:val="center"/>
+        </w:trPr>
         <w:tc>
           <w:tcPr>
             <w:tcW w:w="1980" w:type="dxa"/>
-          </w:tcPr>
-          <w:p>
-            <w:pPr>
-              <w:pStyle w:val="Compact"/>
+            <w:vAlign w:val="center"/>
+          </w:tcPr>
+          <w:p>
+            <w:pPr>
+              <w:pStyle w:val="Compact"/>
+              <w:jc w:val="center"/>
             </w:pPr>
             <w:r>
               <w:t>Wind → PtfmPitch</w:t>
@@ -7658,10 +8577,12 @@
         <w:tc>
           <w:tcPr>
             <w:tcW w:w="1980" w:type="dxa"/>
-          </w:tcPr>
-          <w:p>
-            <w:pPr>
-              <w:pStyle w:val="Compact"/>
+            <w:vAlign w:val="center"/>
+          </w:tcPr>
+          <w:p>
+            <w:pPr>
+              <w:pStyle w:val="Compact"/>
+              <w:jc w:val="center"/>
             </w:pPr>
             <w:r>
               <w:t>0.0009</w:t>
@@ -7671,10 +8592,12 @@
         <w:tc>
           <w:tcPr>
             <w:tcW w:w="1980" w:type="dxa"/>
-          </w:tcPr>
-          <w:p>
-            <w:pPr>
-              <w:pStyle w:val="Compact"/>
+            <w:vAlign w:val="center"/>
+          </w:tcPr>
+          <w:p>
+            <w:pPr>
+              <w:pStyle w:val="Compact"/>
+              <w:jc w:val="center"/>
             </w:pPr>
             <w:r>
               <w:t>0.0293</w:t>
@@ -7684,10 +8607,12 @@
         <w:tc>
           <w:tcPr>
             <w:tcW w:w="1980" w:type="dxa"/>
-          </w:tcPr>
-          <w:p>
-            <w:pPr>
-              <w:pStyle w:val="Compact"/>
+            <w:vAlign w:val="center"/>
+          </w:tcPr>
+          <w:p>
+            <w:pPr>
+              <w:pStyle w:val="Compact"/>
+              <w:jc w:val="center"/>
             </w:pPr>
             <w:r>
               <w:t>3.7%</w:t>
@@ -7696,13 +8621,18 @@
         </w:tc>
       </w:tr>
       <w:tr>
+        <w:trPr>
+          <w:jc w:val="center"/>
+        </w:trPr>
         <w:tc>
           <w:tcPr>
             <w:tcW w:w="1980" w:type="dxa"/>
-          </w:tcPr>
-          <w:p>
-            <w:pPr>
-              <w:pStyle w:val="Compact"/>
+            <w:vAlign w:val="center"/>
+          </w:tcPr>
+          <w:p>
+            <w:pPr>
+              <w:pStyle w:val="Compact"/>
+              <w:jc w:val="center"/>
             </w:pPr>
             <w:r>
               <w:t>Wave → PtfmPitch</w:t>
@@ -7712,10 +8642,12 @@
         <w:tc>
           <w:tcPr>
             <w:tcW w:w="1980" w:type="dxa"/>
-          </w:tcPr>
-          <w:p>
-            <w:pPr>
-              <w:pStyle w:val="Compact"/>
+            <w:vAlign w:val="center"/>
+          </w:tcPr>
+          <w:p>
+            <w:pPr>
+              <w:pStyle w:val="Compact"/>
+              <w:jc w:val="center"/>
             </w:pPr>
             <w:r>
               <w:t>0.1214</w:t>
@@ -7725,10 +8657,12 @@
         <w:tc>
           <w:tcPr>
             <w:tcW w:w="1980" w:type="dxa"/>
-          </w:tcPr>
-          <w:p>
-            <w:pPr>
-              <w:pStyle w:val="Compact"/>
+            <w:vAlign w:val="center"/>
+          </w:tcPr>
+          <w:p>
+            <w:pPr>
+              <w:pStyle w:val="Compact"/>
+              <w:jc w:val="center"/>
             </w:pPr>
             <w:r>
               <w:t>0.2658</w:t>
@@ -7738,10 +8672,12 @@
         <w:tc>
           <w:tcPr>
             <w:tcW w:w="1980" w:type="dxa"/>
-          </w:tcPr>
-          <w:p>
-            <w:pPr>
-              <w:pStyle w:val="Compact"/>
+            <w:vAlign w:val="center"/>
+          </w:tcPr>
+          <w:p>
+            <w:pPr>
+              <w:pStyle w:val="Compact"/>
+              <w:jc w:val="center"/>
             </w:pPr>
             <w:r>
               <w:t>100%</w:t>
@@ -7750,13 +8686,18 @@
         </w:tc>
       </w:tr>
       <w:tr>
+        <w:trPr>
+          <w:jc w:val="center"/>
+        </w:trPr>
         <w:tc>
           <w:tcPr>
             <w:tcW w:w="1980" w:type="dxa"/>
-          </w:tcPr>
-          <w:p>
-            <w:pPr>
-              <w:pStyle w:val="Compact"/>
+            <w:vAlign w:val="center"/>
+          </w:tcPr>
+          <w:p>
+            <w:pPr>
+              <w:pStyle w:val="Compact"/>
+              <w:jc w:val="center"/>
             </w:pPr>
             <w:r>
               <w:t>Wind → PtfmSurge</w:t>
@@ -7766,10 +8707,12 @@
         <w:tc>
           <w:tcPr>
             <w:tcW w:w="1980" w:type="dxa"/>
-          </w:tcPr>
-          <w:p>
-            <w:pPr>
-              <w:pStyle w:val="Compact"/>
+            <w:vAlign w:val="center"/>
+          </w:tcPr>
+          <w:p>
+            <w:pPr>
+              <w:pStyle w:val="Compact"/>
+              <w:jc w:val="center"/>
             </w:pPr>
             <w:r>
               <w:t>0.0013</w:t>
@@ -7779,10 +8722,12 @@
         <w:tc>
           <w:tcPr>
             <w:tcW w:w="1980" w:type="dxa"/>
-          </w:tcPr>
-          <w:p>
-            <w:pPr>
-              <w:pStyle w:val="Compact"/>
+            <w:vAlign w:val="center"/>
+          </w:tcPr>
+          <w:p>
+            <w:pPr>
+              <w:pStyle w:val="Compact"/>
+              <w:jc w:val="center"/>
             </w:pPr>
             <w:r>
               <w:t>0.0239</w:t>
@@ -7792,10 +8737,12 @@
         <w:tc>
           <w:tcPr>
             <w:tcW w:w="1980" w:type="dxa"/>
-          </w:tcPr>
-          <w:p>
-            <w:pPr>
-              <w:pStyle w:val="Compact"/>
+            <w:vAlign w:val="center"/>
+          </w:tcPr>
+          <w:p>
+            <w:pPr>
+              <w:pStyle w:val="Compact"/>
+              <w:jc w:val="center"/>
             </w:pPr>
             <w:r>
               <w:t>11.1%</w:t>
@@ -7804,13 +8751,18 @@
         </w:tc>
       </w:tr>
       <w:tr>
+        <w:trPr>
+          <w:jc w:val="center"/>
+        </w:trPr>
         <w:tc>
           <w:tcPr>
             <w:tcW w:w="1980" w:type="dxa"/>
-          </w:tcPr>
-          <w:p>
-            <w:pPr>
-              <w:pStyle w:val="Compact"/>
+            <w:vAlign w:val="center"/>
+          </w:tcPr>
+          <w:p>
+            <w:pPr>
+              <w:pStyle w:val="Compact"/>
+              <w:jc w:val="center"/>
             </w:pPr>
             <w:r>
               <w:t>Wave → PtfmSurge</w:t>
@@ -7820,10 +8772,12 @@
         <w:tc>
           <w:tcPr>
             <w:tcW w:w="1980" w:type="dxa"/>
-          </w:tcPr>
-          <w:p>
-            <w:pPr>
-              <w:pStyle w:val="Compact"/>
+            <w:vAlign w:val="center"/>
+          </w:tcPr>
+          <w:p>
+            <w:pPr>
+              <w:pStyle w:val="Compact"/>
+              <w:jc w:val="center"/>
             </w:pPr>
             <w:r>
               <w:t>0.1069</w:t>
@@ -7833,10 +8787,12 @@
         <w:tc>
           <w:tcPr>
             <w:tcW w:w="1980" w:type="dxa"/>
-          </w:tcPr>
-          <w:p>
-            <w:pPr>
-              <w:pStyle w:val="Compact"/>
+            <w:vAlign w:val="center"/>
+          </w:tcPr>
+          <w:p>
+            <w:pPr>
+              <w:pStyle w:val="Compact"/>
+              <w:jc w:val="center"/>
             </w:pPr>
             <w:r>
               <w:t>0.2796</w:t>
@@ -7846,10 +8802,12 @@
         <w:tc>
           <w:tcPr>
             <w:tcW w:w="1980" w:type="dxa"/>
-          </w:tcPr>
-          <w:p>
-            <w:pPr>
-              <w:pStyle w:val="Compact"/>
+            <w:vAlign w:val="center"/>
+          </w:tcPr>
+          <w:p>
+            <w:pPr>
+              <w:pStyle w:val="Compact"/>
+              <w:jc w:val="center"/>
             </w:pPr>
             <w:r>
               <w:t>92.6%</w:t>
@@ -7893,9 +8851,7 @@
         </m:sSup>
       </m:oMath>
       <w:r>
-        <w:t xml:space="preserve"> resamples) places the wind→pitch mean at 0.0009 nats with a 95% confidence interval of [0.0000, 0.0024] — an </w:t>
-        <w:lastRenderedPageBreak/>
-        <w:t>interval whose lower bound is zero — against [0.1051, 0.1384] nats for wave→pitch, an order of magnitude higher and bounded well away from zero. The same pattern holds for platform surge (wind 95% CI [0.0003, 0.0025] versus wave [0.0884, 0.1259] nats). Aggregated across all nine structural targets, wave elevation produces 341 significant directed edges out of 486 (70%), while wind produces 69 of 486 (14%).</w:t>
+        <w:t xml:space="preserve"> resamples) places the wind→pitch mean at 0.0009 nats with a 95% confidence interval of [0.0000, 0.0024] — an interval whose lower bound is zero — against [0.1051, 0.1384] nats for wave→pitch, an order of magnitude higher and bounded well away from zero. The same pattern holds for platform surge (wind 95% CI [0.0003, 0.0025] versus wave [0.0884, 0.1259] nats). Aggregated across all nine structural targets, wave elevation produces 341 significant directed edges out of 486 (70%), while wind produces 69 of 486 (14%).</w:t>
       </w:r>
     </w:p>
     <w:p>
@@ -7949,7 +8905,9 @@
         <w:t>platform and mooring</w:t>
       </w:r>
       <w:r>
-        <w:t xml:space="preserve"> channels — the floating body’s rigid-body response and the loads it transmits to the moorings. On platform surge, heave, and pitch and on the fairlead tensions, wave information dominates (means of 0.11–0.12 nats, near-universal significance) while wind information is negligible (means below 0.003 nats, significance at or below 11%). The one departure tracks the mooring geometry: fairleads 2 and 3 terminate the symmetric down-wave line pair and behave identically (both 100% wave-significant, means ≈ 0.11 nats), whereas fairlead 1 terminates the single up-wave line lying in the co-directional wind–wave plane and couples to the wave an order of magnitude more weakly (0.0195 nats, 53.7% significant) — an asymmetry that shows no simple trend with operating point and is reported as an observation without asserting a mechanism. The wind edges that </w:t>
+        <w:t xml:space="preserve"> channels — the floating body’s rigid-body response and the loads it transmits to the moorings. On platform surge, heave, and pitch and on the fairlead tensions, wave information dominates (means of 0.11–0.12 nats, near-universal significance) while wind information is negligible (means below 0.003 nats, significance at or below 11%). The one departure tracks the mooring geometry: fairleads 2 and 3 terminate the symmetric down-wave line pair and behave identically (both 100% wave-significant, means ≈ 0.11 nats), whereas fairlead 1 terminates the single up-wave line lying in the co-directional wind–wave plane and couples to the wave an order of magnitude more weakly (0.0195 nats, 53.7% </w:t>
+        <w:lastRenderedPageBreak/>
+        <w:t xml:space="preserve">significant) — an asymmetry that shows no simple trend with operating point and is reported as an observation without asserting a mechanism. The wind edges that </w:t>
       </w:r>
       <w:r>
         <w:rPr>
@@ -7979,9 +8937,7 @@
         <w:t>platform</w:t>
       </w:r>
       <w:r>
-        <w:t xml:space="preserve"> motion. These aerodynamically direct edges also serve as a positive control on the estimator: the same KSG/IDTxl configuration, applied to the same runs, readily certifies wind→structure information where the physics places it, so the near-zero on the platform channels reflects an absent pathway rather than an insensitive estimator. As a further check that the firewall is not an artifact of a particular estimator implementation, transfer entropy was re-estimated over the entire 54-case campaign on an independent GPU (OpenCL–Kraskov) backend: the wind→platform null reproduces and, if anything, tightens — the wind→platform-surge significance rate falls from 11% to 0% and the maximum </w:t>
-        <w:lastRenderedPageBreak/>
-        <w:t>wind→platform transfer entropy over all cases drops below 0.005 nats, remaining at or beneath the α = 0.05 chance floor in every case. This re-estimation is cited as a wind-side robustness check only, and the first-pass magnitudes are retained in Tables 3–4: the full-campaign run used a shorter source-lag search window (≈ 4 s), which is appropriate for the near-instantaneous wind→platform channel but truncates the 6.3 s wave→surge coupling delay (§3.5), so it systematically underestimates the wave→platform magnitudes and is not the better instrument for those.</w:t>
+        <w:t xml:space="preserve"> motion. These aerodynamically direct edges also serve as a positive control on the estimator: the same KSG/IDTxl configuration, applied to the same runs, readily certifies wind→structure information where the physics places it, so the near-zero on the platform channels reflects an absent pathway rather than an insensitive estimator. As a further check that the firewall is not an artifact of a particular estimator implementation, transfer entropy was re-estimated over the entire 54-case campaign on an independent GPU (OpenCL–Kraskov) backend: the wind→platform null reproduces and, if anything, tightens — the wind→platform-surge significance rate falls from 11% to 0% and the maximum wind→platform transfer entropy over all cases drops below 0.005 nats, remaining at or beneath the α = 0.05 chance floor in every case. This re-estimation is cited as a wind-side robustness check only, and the first-pass magnitudes are retained in Tables 3–4: the full-campaign run used a shorter source-lag search window (≈ 4 s), which is appropriate for the near-instantaneous wind→platform channel but truncates the 6.3 s wave→surge coupling delay (Section 3.5), so it systematically underestimates the wave→platform magnitudes and is not the better instrument for those.</w:t>
       </w:r>
     </w:p>
     <w:p>
@@ -8003,19 +8959,21 @@
       <w:tblPr>
         <w:tblStyle w:val="Table"/>
         <w:tblW w:w="0" w:type="auto"/>
+        <w:jc w:val="center"/>
         <w:tblLook w:val="0020" w:firstRow="1" w:lastRow="0" w:firstColumn="0" w:lastColumn="0" w:noHBand="0" w:noVBand="0"/>
       </w:tblPr>
       <w:tblGrid>
-        <w:gridCol w:w="1368"/>
-        <w:gridCol w:w="2038"/>
-        <w:gridCol w:w="1162"/>
-        <w:gridCol w:w="2076"/>
-        <w:gridCol w:w="1201"/>
+        <w:gridCol w:w="1350"/>
+        <w:gridCol w:w="1936"/>
+        <w:gridCol w:w="1150"/>
+        <w:gridCol w:w="1962"/>
+        <w:gridCol w:w="1176"/>
       </w:tblGrid>
       <w:tr>
         <w:trPr>
           <w:cnfStyle w:val="100000000000" w:firstRow="1" w:lastRow="0" w:firstColumn="0" w:lastColumn="0" w:oddVBand="0" w:evenVBand="0" w:oddHBand="0" w:evenHBand="0" w:firstRowFirstColumn="0" w:firstRowLastColumn="0" w:lastRowFirstColumn="0" w:lastRowLastColumn="0"/>
           <w:tblHeader/>
+          <w:jc w:val="center"/>
         </w:trPr>
         <w:tc>
           <w:tcPr>
@@ -8084,6 +9042,9 @@
         </w:tc>
       </w:tr>
       <w:tr>
+        <w:trPr>
+          <w:jc w:val="center"/>
+        </w:trPr>
         <w:tc>
           <w:tcPr>
             <w:tcW w:w="0" w:type="auto"/>
@@ -8151,6 +9112,9 @@
         </w:tc>
       </w:tr>
       <w:tr>
+        <w:trPr>
+          <w:jc w:val="center"/>
+        </w:trPr>
         <w:tc>
           <w:tcPr>
             <w:tcW w:w="0" w:type="auto"/>
@@ -8218,6 +9182,9 @@
         </w:tc>
       </w:tr>
       <w:tr>
+        <w:trPr>
+          <w:jc w:val="center"/>
+        </w:trPr>
         <w:tc>
           <w:tcPr>
             <w:tcW w:w="0" w:type="auto"/>
@@ -8285,6 +9252,9 @@
         </w:tc>
       </w:tr>
       <w:tr>
+        <w:trPr>
+          <w:jc w:val="center"/>
+        </w:trPr>
         <w:tc>
           <w:tcPr>
             <w:tcW w:w="0" w:type="auto"/>
@@ -8352,6 +9322,9 @@
         </w:tc>
       </w:tr>
       <w:tr>
+        <w:trPr>
+          <w:jc w:val="center"/>
+        </w:trPr>
         <w:tc>
           <w:tcPr>
             <w:tcW w:w="0" w:type="auto"/>
@@ -8419,6 +9392,9 @@
         </w:tc>
       </w:tr>
       <w:tr>
+        <w:trPr>
+          <w:jc w:val="center"/>
+        </w:trPr>
         <w:tc>
           <w:tcPr>
             <w:tcW w:w="0" w:type="auto"/>
@@ -8486,6 +9462,9 @@
         </w:tc>
       </w:tr>
       <w:tr>
+        <w:trPr>
+          <w:jc w:val="center"/>
+        </w:trPr>
         <w:tc>
           <w:tcPr>
             <w:tcW w:w="0" w:type="auto"/>
@@ -8557,6 +9536,9 @@
         </w:tc>
       </w:tr>
       <w:tr>
+        <w:trPr>
+          <w:jc w:val="center"/>
+        </w:trPr>
         <w:tc>
           <w:tcPr>
             <w:tcW w:w="0" w:type="auto"/>
@@ -8624,6 +9606,9 @@
         </w:tc>
       </w:tr>
       <w:tr>
+        <w:trPr>
+          <w:jc w:val="center"/>
+        </w:trPr>
         <w:tc>
           <w:tcPr>
             <w:tcW w:w="0" w:type="auto"/>
@@ -8700,7 +9685,9 @@
         <w:pStyle w:val="BodyText"/>
       </w:pPr>
       <w:r>
-        <w:t>The firewall also has a regime structure worth stating precisely, because it bears on how a monitoring threshold would be set. Table 4 breaks wind→platform-pitch TE down by wind speed. Below rated (8 m/s) and well above rated (20 m/s) the transfer entropy is identically zero in every seed: no wind source variable is ever selected. The only place any wind leakage appears at all is near rated (11–15 m/s), where it remains marginal (means ≤ 0.0018 nats, maxima ≤ 0.029) and rarely significant (≤ 8.3% of cases). Near rated is the most demanding region for the controller — the handover from generator-torque control to collective-pitch control, with the steepest thrust sensitivity and the most active gain scheduling — so a small residual leak there is physically reasonable and is the exception that proves the rule. Wave→platform-pitch TE, by contrast, is large and 100% significant in every regime (0.084–0.160 nats).</w:t>
+        <w:t xml:space="preserve">The firewall also has a regime structure worth stating precisely, because it bears on how a monitoring threshold would be set. Table 4 breaks wind→platform-pitch TE down by wind speed. Below rated (8 m/s) and well above rated (20 m/s) the transfer entropy is identically zero in every seed: no wind source variable is ever selected. The only place any wind leakage appears at all is near rated (11–15 m/s), where it remains marginal (means ≤ 0.0018 nats, maxima ≤ 0.029) and rarely significant (≤ 8.3% of cases). Near rated is the most demanding region for the </w:t>
+        <w:lastRenderedPageBreak/>
+        <w:t>controller — the handover from generator-torque control to collective-pitch control, with the steepest thrust sensitivity and the most active gain scheduling — so a small residual leak there is physically reasonable and is the exception that proves the rule. Wave→platform-pitch TE, by contrast, is large and 100% significant in every regime (0.084–0.160 nats).</w:t>
       </w:r>
     </w:p>
     <w:p>
@@ -8726,11 +9713,11 @@
         <w:tblLook w:val="0020" w:firstRow="1" w:lastRow="0" w:firstColumn="0" w:lastColumn="0" w:noHBand="0" w:noVBand="0"/>
       </w:tblPr>
       <w:tblGrid>
-        <w:gridCol w:w="1596"/>
-        <w:gridCol w:w="1596"/>
-        <w:gridCol w:w="1596"/>
-        <w:gridCol w:w="1596"/>
-        <w:gridCol w:w="1596"/>
+        <w:gridCol w:w="2808"/>
+        <w:gridCol w:w="630"/>
+        <w:gridCol w:w="1980"/>
+        <w:gridCol w:w="1260"/>
+        <w:gridCol w:w="1302"/>
         <w:gridCol w:w="1596"/>
       </w:tblGrid>
       <w:tr>
@@ -8740,7 +9727,7 @@
         </w:trPr>
         <w:tc>
           <w:tcPr>
-            <w:tcW w:w="1320" w:type="dxa"/>
+            <w:tcW w:w="2808" w:type="dxa"/>
           </w:tcPr>
           <w:p>
             <w:pPr>
@@ -8753,7 +9740,7 @@
         </w:tc>
         <w:tc>
           <w:tcPr>
-            <w:tcW w:w="1320" w:type="dxa"/>
+            <w:tcW w:w="630" w:type="dxa"/>
           </w:tcPr>
           <w:p>
             <w:pPr>
@@ -8766,7 +9753,7 @@
         </w:tc>
         <w:tc>
           <w:tcPr>
-            <w:tcW w:w="1320" w:type="dxa"/>
+            <w:tcW w:w="1980" w:type="dxa"/>
           </w:tcPr>
           <w:p>
             <w:pPr>
@@ -8779,7 +9766,7 @@
         </w:tc>
         <w:tc>
           <w:tcPr>
-            <w:tcW w:w="1320" w:type="dxa"/>
+            <w:tcW w:w="1260" w:type="dxa"/>
           </w:tcPr>
           <w:p>
             <w:pPr>
@@ -8792,7 +9779,7 @@
         </w:tc>
         <w:tc>
           <w:tcPr>
-            <w:tcW w:w="1320" w:type="dxa"/>
+            <w:tcW w:w="1302" w:type="dxa"/>
           </w:tcPr>
           <w:p>
             <w:pPr>
@@ -8805,7 +9792,7 @@
         </w:tc>
         <w:tc>
           <w:tcPr>
-            <w:tcW w:w="1320" w:type="dxa"/>
+            <w:tcW w:w="1596" w:type="dxa"/>
           </w:tcPr>
           <w:p>
             <w:pPr>
@@ -8820,36 +9807,33 @@
       <w:tr>
         <w:tc>
           <w:tcPr>
-            <w:tcW w:w="1320" w:type="dxa"/>
-          </w:tcPr>
-          <w:p>
-            <w:pPr>
-              <w:pStyle w:val="Compact"/>
-            </w:pPr>
-            <w:r>
-              <w:t xml:space="preserve">8 m/s (below </w:t>
-              <w:lastRenderedPageBreak/>
-              <w:t>rated)</w:t>
-            </w:r>
-          </w:p>
-        </w:tc>
-        <w:tc>
-          <w:tcPr>
-            <w:tcW w:w="1320" w:type="dxa"/>
-          </w:tcPr>
-          <w:p>
-            <w:pPr>
-              <w:pStyle w:val="Compact"/>
-            </w:pPr>
-            <w:r>
-              <w:lastRenderedPageBreak/>
+            <w:tcW w:w="2808" w:type="dxa"/>
+          </w:tcPr>
+          <w:p>
+            <w:pPr>
+              <w:pStyle w:val="Compact"/>
+            </w:pPr>
+            <w:r>
+              <w:t>8 m/s (below rated)</w:t>
+            </w:r>
+          </w:p>
+        </w:tc>
+        <w:tc>
+          <w:tcPr>
+            <w:tcW w:w="630" w:type="dxa"/>
+          </w:tcPr>
+          <w:p>
+            <w:pPr>
+              <w:pStyle w:val="Compact"/>
+            </w:pPr>
+            <w:r>
               <w:t>12</w:t>
             </w:r>
           </w:p>
         </w:tc>
         <w:tc>
           <w:tcPr>
-            <w:tcW w:w="1320" w:type="dxa"/>
+            <w:tcW w:w="1980" w:type="dxa"/>
           </w:tcPr>
           <w:p>
             <w:pPr>
@@ -8862,7 +9846,7 @@
         </w:tc>
         <w:tc>
           <w:tcPr>
-            <w:tcW w:w="1320" w:type="dxa"/>
+            <w:tcW w:w="1260" w:type="dxa"/>
           </w:tcPr>
           <w:p>
             <w:pPr>
@@ -8875,7 +9859,7 @@
         </w:tc>
         <w:tc>
           <w:tcPr>
-            <w:tcW w:w="1320" w:type="dxa"/>
+            <w:tcW w:w="1302" w:type="dxa"/>
           </w:tcPr>
           <w:p>
             <w:pPr>
@@ -8888,7 +9872,7 @@
         </w:tc>
         <w:tc>
           <w:tcPr>
-            <w:tcW w:w="1320" w:type="dxa"/>
+            <w:tcW w:w="1596" w:type="dxa"/>
           </w:tcPr>
           <w:p>
             <w:pPr>
@@ -8903,7 +9887,7 @@
       <w:tr>
         <w:tc>
           <w:tcPr>
-            <w:tcW w:w="1320" w:type="dxa"/>
+            <w:tcW w:w="2808" w:type="dxa"/>
           </w:tcPr>
           <w:p>
             <w:pPr>
@@ -8916,7 +9900,7 @@
         </w:tc>
         <w:tc>
           <w:tcPr>
-            <w:tcW w:w="1320" w:type="dxa"/>
+            <w:tcW w:w="630" w:type="dxa"/>
           </w:tcPr>
           <w:p>
             <w:pPr>
@@ -8929,7 +9913,7 @@
         </w:tc>
         <w:tc>
           <w:tcPr>
-            <w:tcW w:w="1320" w:type="dxa"/>
+            <w:tcW w:w="1980" w:type="dxa"/>
           </w:tcPr>
           <w:p>
             <w:pPr>
@@ -8942,7 +9926,7 @@
         </w:tc>
         <w:tc>
           <w:tcPr>
-            <w:tcW w:w="1320" w:type="dxa"/>
+            <w:tcW w:w="1260" w:type="dxa"/>
           </w:tcPr>
           <w:p>
             <w:pPr>
@@ -8955,7 +9939,7 @@
         </w:tc>
         <w:tc>
           <w:tcPr>
-            <w:tcW w:w="1320" w:type="dxa"/>
+            <w:tcW w:w="1302" w:type="dxa"/>
           </w:tcPr>
           <w:p>
             <w:pPr>
@@ -8968,7 +9952,7 @@
         </w:tc>
         <w:tc>
           <w:tcPr>
-            <w:tcW w:w="1320" w:type="dxa"/>
+            <w:tcW w:w="1596" w:type="dxa"/>
           </w:tcPr>
           <w:p>
             <w:pPr>
@@ -8983,7 +9967,7 @@
       <w:tr>
         <w:tc>
           <w:tcPr>
-            <w:tcW w:w="1320" w:type="dxa"/>
+            <w:tcW w:w="2808" w:type="dxa"/>
           </w:tcPr>
           <w:p>
             <w:pPr>
@@ -8996,7 +9980,7 @@
         </w:tc>
         <w:tc>
           <w:tcPr>
-            <w:tcW w:w="1320" w:type="dxa"/>
+            <w:tcW w:w="630" w:type="dxa"/>
           </w:tcPr>
           <w:p>
             <w:pPr>
@@ -9009,7 +9993,7 @@
         </w:tc>
         <w:tc>
           <w:tcPr>
-            <w:tcW w:w="1320" w:type="dxa"/>
+            <w:tcW w:w="1980" w:type="dxa"/>
           </w:tcPr>
           <w:p>
             <w:pPr>
@@ -9022,7 +10006,7 @@
         </w:tc>
         <w:tc>
           <w:tcPr>
-            <w:tcW w:w="1320" w:type="dxa"/>
+            <w:tcW w:w="1260" w:type="dxa"/>
           </w:tcPr>
           <w:p>
             <w:pPr>
@@ -9035,7 +10019,7 @@
         </w:tc>
         <w:tc>
           <w:tcPr>
-            <w:tcW w:w="1320" w:type="dxa"/>
+            <w:tcW w:w="1302" w:type="dxa"/>
           </w:tcPr>
           <w:p>
             <w:pPr>
@@ -9048,7 +10032,7 @@
         </w:tc>
         <w:tc>
           <w:tcPr>
-            <w:tcW w:w="1320" w:type="dxa"/>
+            <w:tcW w:w="1596" w:type="dxa"/>
           </w:tcPr>
           <w:p>
             <w:pPr>
@@ -9063,7 +10047,7 @@
       <w:tr>
         <w:tc>
           <w:tcPr>
-            <w:tcW w:w="1320" w:type="dxa"/>
+            <w:tcW w:w="2808" w:type="dxa"/>
           </w:tcPr>
           <w:p>
             <w:pPr>
@@ -9076,7 +10060,7 @@
         </w:tc>
         <w:tc>
           <w:tcPr>
-            <w:tcW w:w="1320" w:type="dxa"/>
+            <w:tcW w:w="630" w:type="dxa"/>
           </w:tcPr>
           <w:p>
             <w:pPr>
@@ -9089,7 +10073,7 @@
         </w:tc>
         <w:tc>
           <w:tcPr>
-            <w:tcW w:w="1320" w:type="dxa"/>
+            <w:tcW w:w="1980" w:type="dxa"/>
           </w:tcPr>
           <w:p>
             <w:pPr>
@@ -9102,7 +10086,7 @@
         </w:tc>
         <w:tc>
           <w:tcPr>
-            <w:tcW w:w="1320" w:type="dxa"/>
+            <w:tcW w:w="1260" w:type="dxa"/>
           </w:tcPr>
           <w:p>
             <w:pPr>
@@ -9115,7 +10099,7 @@
         </w:tc>
         <w:tc>
           <w:tcPr>
-            <w:tcW w:w="1320" w:type="dxa"/>
+            <w:tcW w:w="1302" w:type="dxa"/>
           </w:tcPr>
           <w:p>
             <w:pPr>
@@ -9128,7 +10112,7 @@
         </w:tc>
         <w:tc>
           <w:tcPr>
-            <w:tcW w:w="1320" w:type="dxa"/>
+            <w:tcW w:w="1596" w:type="dxa"/>
           </w:tcPr>
           <w:p>
             <w:pPr>
@@ -9146,7 +10130,7 @@
         <w:pStyle w:val="BodyText"/>
       </w:pPr>
       <w:r>
-        <w:t>Figure 4 renders the overall pattern as a directed network: a dense wave→platform→mooring web beside an almost empty wind→platform channel.</w:t>
+        <w:t>Figure 4 renders the overall pattern as a directed network: a dense wave→platform→mooring web beside an almost empty wind→platform channel. Wave forcing (solid edges, width proportional to the normalized transfer entropy) is significant in the majority of cases and propagates through platform motion into the mooring and structural loads, whereas wind forcing (dashed edges) reaches only the blade-root and tower-base load channels, and then only intermittently — the edge labels give the fraction of cases in which each wind edge is significant. Wind carries no significant information into the platform rigid-body motions: the information firewall.</w:t>
       </w:r>
     </w:p>
     <w:p>
@@ -9173,7 +10157,7 @@
                     </pic:cNvPicPr>
                   </pic:nvPicPr>
                   <pic:blipFill>
-                    <a:blip r:embed="rId8"/>
+                    <a:blip r:embed="rId9"/>
                     <a:stretch>
                       <a:fillRect/>
                     </a:stretch>
@@ -9209,6 +10193,7 @@
           <w:b/>
           <w:bCs/>
         </w:rPr>
+        <w:lastRenderedPageBreak/>
         <w:t>Figure 4.</w:t>
       </w:r>
       <w:r>
@@ -9251,46 +10236,7 @@
         </m:sSub>
       </m:oMath>
       <w:r>
-        <w:t xml:space="preserve"> — transfer entropy normalized by the target’s active-information storage — over the 54 cases. Wave forcing (solid, blue; edge width proportional to </w:t>
-      </w:r>
-      <m:oMath>
-        <m:r>
-          <w:rPr>
-            <w:rFonts w:ascii="Cambria Math" w:hAnsi="Cambria Math"/>
-          </w:rPr>
-          <m:t>T</m:t>
-        </m:r>
-        <m:sSub>
-          <m:sSubPr>
-            <m:ctrlPr>
-              <w:rPr>
-                <w:rFonts w:ascii="Cambria Math" w:hAnsi="Cambria Math"/>
-              </w:rPr>
-            </m:ctrlPr>
-          </m:sSubPr>
-          <m:e>
-            <m:r>
-              <w:rPr>
-                <w:rFonts w:ascii="Cambria Math" w:hAnsi="Cambria Math"/>
-              </w:rPr>
-              <m:t>E</m:t>
-            </m:r>
-          </m:e>
-          <m:sub>
-            <m:r>
-              <m:rPr>
-                <m:sty m:val="p"/>
-              </m:rPr>
-              <w:rPr>
-                <w:rFonts w:ascii="Cambria Math" w:hAnsi="Cambria Math"/>
-              </w:rPr>
-              <m:t>frac</m:t>
-            </m:r>
-          </m:sub>
-        </m:sSub>
-      </m:oMath>
-      <w:r>
-        <w:t>) propagates through platform motion into mooring and structural loads and is significant in the majority of cases. Wind forcing (dashed, red) reaches only the blade-root and tower-base load channels, and then only intermittently — labels give the fraction of cases in which each wind edge is significant — while carrying no significant information into the platform rigid-body motions: the information firewall.</w:t>
+        <w:t xml:space="preserve"> over the 54 cases.</w:t>
       </w:r>
     </w:p>
     <w:p>
@@ -9298,7 +10244,6 @@
         <w:pStyle w:val="BodyText"/>
       </w:pPr>
       <w:r>
-        <w:lastRenderedPageBreak/>
         <w:t xml:space="preserve">The interpretation is not that wind is dynamically unimportant — at these wind speeds the rotor is producing large aerodynamic thrust — but that the </w:t>
       </w:r>
       <w:r>
@@ -9316,8 +10261,8 @@
       <w:pPr>
         <w:pStyle w:val="Heading3"/>
       </w:pPr>
-      <w:bookmarkStart w:id="16" w:name="X329645ea136a336337399132154270a0c3d9b0d"/>
-      <w:bookmarkEnd w:id="15"/>
+      <w:bookmarkStart w:id="15" w:name="X329645ea136a336337399132154270a0c3d9b0d"/>
+      <w:bookmarkEnd w:id="14"/>
       <w:r>
         <w:t>3.2 Why coherence is insufficient: shared power is not directed influence</w:t>
       </w:r>
@@ -9434,17 +10379,19 @@
       <w:tblPr>
         <w:tblStyle w:val="Table"/>
         <w:tblW w:w="0" w:type="auto"/>
+        <w:jc w:val="center"/>
         <w:tblLook w:val="0020" w:firstRow="1" w:lastRow="0" w:firstColumn="0" w:lastColumn="0" w:noHBand="0" w:noVBand="0"/>
       </w:tblPr>
       <w:tblGrid>
-        <w:gridCol w:w="1368"/>
-        <w:gridCol w:w="1740"/>
-        <w:gridCol w:w="2923"/>
+        <w:gridCol w:w="1296"/>
+        <w:gridCol w:w="1687"/>
+        <w:gridCol w:w="2962"/>
       </w:tblGrid>
       <w:tr>
         <w:trPr>
           <w:cnfStyle w:val="100000000000" w:firstRow="1" w:lastRow="0" w:firstColumn="0" w:lastColumn="0" w:oddVBand="0" w:evenVBand="0" w:oddHBand="0" w:evenHBand="0" w:firstRowFirstColumn="0" w:firstRowLastColumn="0" w:lastRowFirstColumn="0" w:lastRowLastColumn="0"/>
           <w:tblHeader/>
+          <w:jc w:val="center"/>
         </w:trPr>
         <w:tc>
           <w:tcPr>
@@ -9487,6 +10434,9 @@
         </w:tc>
       </w:tr>
       <w:tr>
+        <w:trPr>
+          <w:jc w:val="center"/>
+        </w:trPr>
         <w:tc>
           <w:tcPr>
             <w:tcW w:w="0" w:type="auto"/>
@@ -9528,6 +10478,9 @@
         </w:tc>
       </w:tr>
       <w:tr>
+        <w:trPr>
+          <w:jc w:val="center"/>
+        </w:trPr>
         <w:tc>
           <w:tcPr>
             <w:tcW w:w="0" w:type="auto"/>
@@ -9569,6 +10522,9 @@
         </w:tc>
       </w:tr>
       <w:tr>
+        <w:trPr>
+          <w:jc w:val="center"/>
+        </w:trPr>
         <w:tc>
           <w:tcPr>
             <w:tcW w:w="0" w:type="auto"/>
@@ -9610,6 +10566,9 @@
         </w:tc>
       </w:tr>
       <w:tr>
+        <w:trPr>
+          <w:jc w:val="center"/>
+        </w:trPr>
         <w:tc>
           <w:tcPr>
             <w:tcW w:w="0" w:type="auto"/>
@@ -9651,6 +10610,9 @@
         </w:tc>
       </w:tr>
       <w:tr>
+        <w:trPr>
+          <w:jc w:val="center"/>
+        </w:trPr>
         <w:tc>
           <w:tcPr>
             <w:tcW w:w="0" w:type="auto"/>
@@ -9704,8 +10666,8 @@
       <w:pPr>
         <w:pStyle w:val="Heading3"/>
       </w:pPr>
-      <w:bookmarkStart w:id="17" w:name="Xcc4ebbf68ba2fc398a850dd152d287cb0633c7f"/>
-      <w:bookmarkEnd w:id="16"/>
+      <w:bookmarkStart w:id="16" w:name="Xcc4ebbf68ba2fc398a850dd152d287cb0633c7f"/>
+      <w:bookmarkEnd w:id="15"/>
       <w:r>
         <w:t>3.3 Attribution: the controller is the firewall</w:t>
       </w:r>
@@ -9730,36 +10692,36 @@
         <w:t>SURD redirection.</w:t>
       </w:r>
       <w:r>
-        <w:t xml:space="preserve"> If wave dominance were the cause, the wind information would simply be absent from the system. Instead, SURD locates it: the wind’s unique information is </w:t>
+        <w:t xml:space="preserve"> If wave dominance were the cause, the wind information would simply be absent from the system. Instead, SURD locates it: the wind’s unique information is captured by the blade-pitch command. Across the healthy population the SURD wind-into-blade-pitch term (</w:t>
+      </w:r>
+      <w:r>
+        <w:rPr>
+          <w:rStyle w:val="VerbatimChar"/>
+        </w:rPr>
+        <w:t>surd_wind_into_bldpitch</w:t>
+      </w:r>
+      <w:r>
+        <w:t xml:space="preserve">) averages ≈ 0.4 in the normalized units of Section 2.7 — about 40% </w:t>
         <w:lastRenderedPageBreak/>
-        <w:t>captured by the blade-pitch command. Across the healthy population the SURD wind-into-blade-pitch term (</w:t>
+        <w:t xml:space="preserve">of the available source–target information — and the aggregate </w:t>
       </w:r>
       <w:r>
         <w:rPr>
           <w:rStyle w:val="VerbatimChar"/>
         </w:rPr>
-        <w:t>surd_wind_into_bldpitch</w:t>
-      </w:r>
-      <w:r>
-        <w:t xml:space="preserve">) averages ≈ 0.4 in the normalized units of §2.7 — about 40% of the available source–target information — and the aggregate </w:t>
+        <w:t>wind_into_controllers</w:t>
+      </w:r>
+      <w:r>
+        <w:t xml:space="preserve"> / </w:t>
       </w:r>
       <w:r>
         <w:rPr>
           <w:rStyle w:val="VerbatimChar"/>
         </w:rPr>
-        <w:t>wind_into_controllers</w:t>
-      </w:r>
-      <w:r>
-        <w:t xml:space="preserve"> / </w:t>
-      </w:r>
-      <w:r>
-        <w:rPr>
-          <w:rStyle w:val="VerbatimChar"/>
-        </w:rPr>
         <w:t>controller_drop_material</w:t>
       </w:r>
       <w:r>
-        <w:t xml:space="preserve"> atoms confirm that the information the platform never receives is being consumed by the control loop. Figures for the SURD attribution (dose–response across operating region, and the TE-versus-SURD comparison) are shown in Figure 5.</w:t>
+        <w:t xml:space="preserve"> atoms confirm that the information the platform never receives is being consumed by the control loop. This capture is not uniform across the operating envelope: the controller leak-drop — bias-corrected by subtracting its value under a circular-shift surrogate of the source — rises from a below-rated median of 0.023, with the pitch loop idle, to a median roughly 2.8× larger at and above rated (per-regime medians 0.042–0.066), where collective pitch is actively regulating thrust, and is positive in every one of the 54 closed-loop cases (Figure 5a). The same 54 cases underpin the two-method comparison of Figure 5b, drawn from the first-pass KSG TE table: pairwise TE(Wind → platform pitch) is non-zero in only two of them — so where TE registers nothing, the positive SURD leak-drop still resolves the mediated path.</w:t>
       </w:r>
     </w:p>
     <w:p>
@@ -9786,7 +10748,7 @@
                     </pic:cNvPicPr>
                   </pic:nvPicPr>
                   <pic:blipFill>
-                    <a:blip r:embed="rId9"/>
+                    <a:blip r:embed="rId10"/>
                     <a:stretch>
                       <a:fillRect/>
                     </a:stretch>
@@ -9825,7 +10787,7 @@
         <w:t>Figure 5a.</w:t>
       </w:r>
       <w:r>
-        <w:t xml:space="preserve"> SURD firewall dose–response. The controller’s capture of wind information (and hence firewall strength) scales with operating region, strengthening at and above rated where collective pitch is actively regulating thrust.</w:t>
+        <w:t xml:space="preserve"> SURD firewall dose–response. The controller’s capture of wind information (and hence firewall strength) scales with operating region, strengthening at and above rated (10.59 m/s) where collective pitch is actively regulating thrust.</w:t>
       </w:r>
     </w:p>
     <w:p>
@@ -9853,7 +10815,7 @@
                     </pic:cNvPicPr>
                   </pic:nvPicPr>
                   <pic:blipFill>
-                    <a:blip r:embed="rId10"/>
+                    <a:blip r:embed="rId11"/>
                     <a:stretch>
                       <a:fillRect/>
                     </a:stretch>
@@ -9917,7 +10879,7 @@
         <w:t>active</w:t>
       </w:r>
       <w:r>
-        <w:t xml:space="preserve"> pitch control, so disabling the loop should change how the controller organises the platform response. This is tested with an open-loop twin of a single near-rated realization (one 11 m/s seed), in which the blade pitch is prescribed rather than fed back. In the healthy closed loop the blade-pitch command carries unique information about platform pitch (SURD </w:t>
+        <w:t xml:space="preserve"> pitch control, so disabling the loop should change how the controller organizes the platform response. This is tested with an open-loop twin of a single near-rated realization (one 11 m/s seed), in which the blade pitch is prescribed rather than fed back. In the healthy closed loop the blade-pitch command carries unique information about platform pitch (SURD </w:t>
       </w:r>
       <w:r>
         <w:rPr>
@@ -9926,7 +10888,7 @@
         <w:t>U:BldPitch1 → PtfmPitch</w:t>
       </w:r>
       <w:r>
-        <w:t xml:space="preserve"> = 0.167 in the normalized units of §2.7, summed over lags); in the open-loop twin this unique control contribution collapses to exactly zero, and the control-attributable information drop falls from 0.0612 to 0.0265 (−57%, normalized units). In other words, the platform’s pitch dynamics in the healthy case are actively organized by the controller, and that organization disappears when the loop is opened. This is direct evidence that the barrier is a property of the closed loop rather than of the platform’s passive dynamics.</w:t>
+        <w:t xml:space="preserve"> = 0.167 in the normalized units of Section 2.7, summed over lags); in the open-loop twin, this unique control contribution collapses to exactly zero, and the control-attributable information drop falls from 0.0612 to 0.0265 (−57%, normalized units). In other words, the platform’s pitch dynamics in the healthy case are actively organized by the controller, and that organization disappears when the loop is opened. This is direct evidence that the barrier is a property of the closed loop rather than of the platform’s passive dynamics.</w:t>
       </w:r>
     </w:p>
     <w:p>
@@ -9954,9 +10916,9 @@
         <w:t>p</w:t>
       </w:r>
       <w:r>
-        <w:t xml:space="preserve"> = 0.005) — so where directed information exists the method finds it; none flows from wind to the platform. </w:t>
+        <w:t xml:space="preserve"> = 0.005) — so where directed information exists the method finds it; none flows from wind to the platform. This is read cautiously rather than as a refutation. It is one realization (a single 11 m/s seed), and disabling the loop with prescribed </w:t>
         <w:lastRenderedPageBreak/>
-        <w:t xml:space="preserve">This is read cautiously rather than as a refutation. It is one realization (a single 11 m/s seed), and disabling the loop with prescribed pitch is not a pitch fault, so this twin is a robustness probe of the attribution </w:t>
+        <w:t xml:space="preserve">pitch is not a pitch fault, so this twin is a robustness probe of the attribution </w:t>
       </w:r>
       <w:r>
         <w:rPr>
@@ -9966,7 +10928,7 @@
         <w:t>mechanism</w:t>
       </w:r>
       <w:r>
-        <w:t>, not the monitoring test of Section 3.4, which requires an injected pitch fault and remains uncomputed. The most natural reading consistent with the null is that part of the firewall is structural rather than exclusively control-erected — the 240-m rotor spatially filters the small-scale point-wind fluctuations, so the platform never receives that information whether or not the loop is closed (§4.1); disentangling the structural from the control-erected share is exactly what the rotor-averaged-wind check and the graded-fault campaign of Section 4.3 are designed to provide. The attribution actually claimed therefore rests on the two SURD-based lines the twin directly supports — the redirection of wind information into the pitch command, and the collapse of the pitch command’s unique organization of platform motion when the loop is opened — and not on the TE-converse, which this single open-loop realization did not exhibit. The idle/below-rated population is consistent with the control interpretation — with the collective-pitch loop inactive at 8 m/s, TE(Wind → platform) is identically zero — but it is not leaned on for attribution, because below rated the wind forcing is also weaker, so a zero there is confounded between low forcing and inactive control. Both SURD lines are computed with the same estimator under the coarse three-bin quantization of Section 2.7, so they are complementary rather than statistically independent.</w:t>
+        <w:t>, not the monitoring test of Section 3.4, which requires an injected pitch fault and remains uncomputed. The most natural reading consistent with the null is that part of the firewall is structural rather than exclusively control-erected — the 240-m rotor spatially filters the small-scale point-wind fluctuations, so the platform never receives that information whether or not the loop is closed (Section 4.1); disentangling the structural from the control-erected share is exactly what the rotor-averaged-wind check and the graded-fault campaign of Section 4.3 are designed to provide. The attribution actually claimed therefore rests on the two SURD-based lines the twin directly supports — the redirection of wind information into the pitch command, and the collapse of the pitch command’s unique organization of platform motion when the loop is opened — and not on the TE-converse, which this single open-loop realization did not exhibit. The idle/below-rated population is consistent with the control interpretation — with the collective-pitch loop inactive at 8 m/s, TE(Wind → platform) is identically zero — but it is not leaned on for attribution, because below rated the wind forcing is also weaker, so a zero there is confounded between low forcing and inactive control. Both SURD lines are computed with the same estimator under the coarse three-bin quantization of Section 2.7, so they are complementary rather than statistically independent.</w:t>
       </w:r>
     </w:p>
     <w:p>
@@ -9993,7 +10955,7 @@
                     </pic:cNvPicPr>
                   </pic:nvPicPr>
                   <pic:blipFill>
-                    <a:blip r:embed="rId11"/>
+                    <a:blip r:embed="rId12"/>
                     <a:stretch>
                       <a:fillRect/>
                     </a:stretch>
@@ -10032,7 +10994,7 @@
         <w:t>Figure 5c.</w:t>
       </w:r>
       <w:r>
-        <w:t xml:space="preserve"> Open-loop twin (11 m/s). In the healthy closed loop the blade-pitch command uniquely informs platform pitch (</w:t>
+        <w:t xml:space="preserve"> Open-loop twin (11 m/s; seed s00, five sibling seeds shown as context). In the healthy closed loop the blade-pitch command uniquely informs platform pitch (</w:t>
       </w:r>
       <w:r>
         <w:rPr>
@@ -10077,7 +11039,7 @@
                     </pic:cNvPicPr>
                   </pic:nvPicPr>
                   <pic:blipFill>
-                    <a:blip r:embed="rId12"/>
+                    <a:blip r:embed="rId13"/>
                     <a:stretch>
                       <a:fillRect/>
                     </a:stretch>
@@ -10123,8 +11085,8 @@
       <w:pPr>
         <w:pStyle w:val="Heading3"/>
       </w:pPr>
-      <w:bookmarkStart w:id="18" w:name="a-monitoring-hypothesis-not-yet-tested"/>
-      <w:bookmarkEnd w:id="17"/>
+      <w:bookmarkStart w:id="17" w:name="a-monitoring-hypothesis-not-yet-tested"/>
+      <w:bookmarkEnd w:id="16"/>
       <w:r>
         <w:t>3.4 A monitoring hypothesis, not yet tested</w:t>
       </w:r>
@@ -10134,7 +11096,7 @@
         <w:pStyle w:val="FirstParagraph"/>
       </w:pPr>
       <w:r>
-        <w:t>The firewall suggests a diagnostic, and it is worth stating the hypothesis precisely and then stating, equally precisely, why the present data do not yet test it. The hypothesis: because a healthy controller holds wind→platform-pitch TE at a near-zero baseline — with a ceiling of ≈ 0.03 nats across the 42 healthy simulations — a fault that degrades thrust regulation should re-admit wind information into the structure and lift TE above that ceiling. (The healthy population is the 42 control-active simulations, distinct from the 54-run full campaign used for the firewall statistics of §3.1, which additionally includes the 12 idle below-rated runs; the chance-floor argument holds on either population — 0.05 × 42 ≈ 2.1 expected significant, two observed.) A pitch-lock fault, in which the blade pitch is frozen and the controller can no longer regulate thrust, is the natural extreme case in which to look for such a breach.</w:t>
+        <w:t>The firewall suggests a diagnostic, and it is worth stating the hypothesis precisely and then stating, equally precisely, why the present data do not yet test it. The hypothesis: because a healthy controller holds wind→platform-pitch TE at a near-zero baseline — with a ceiling of ≈ 0.03 nats across the 42 healthy simulations — a fault that degrades thrust regulation should re-admit wind information into the structure and lift TE above that ceiling. (The healthy population is the 42 control-active simulations, distinct from the 54-run full campaign used for the firewall statistics of Section 3.1, which additionally includes the 12 idle below-rated runs; the chance-floor argument holds on either population — 0.05 × 42 ≈ 2.1 expected significant, two observed.) A pitch-lock fault, in which the blade pitch is frozen and the controller can no longer regulate thrust, is the natural extreme case in which to look for such a breach.</w:t>
       </w:r>
     </w:p>
     <w:p>
@@ -10152,19 +11114,18 @@
         <w:t>injected</w:t>
       </w:r>
       <w:r>
-        <w:t xml:space="preserve"> pitch fault. The one fault-adjacent run available — the open-loop twin of §3.3, in which blade pitch is held fixed and the thrust loop is opened — has had its wind→platform transfer entropy computed, and it is a null: it does not breach the healthy ≈ 0.03-nats ceiling, and the null is genuine rather than an estimator failure </w:t>
-        <w:lastRenderedPageBreak/>
-        <w:t xml:space="preserve">because the same run still recovers a significant control-channel edge (§3.3). But opening the loop with prescribed pitch is not an injected pitch fault, and it is a single realization, so that twin probes the attribution </w:t>
+        <w:t xml:space="preserve"> pitch fault. The one fault-adjacent run available — the open-loop twin of Section 3.3, in which blade pitch is held fixed and the thrust loop is opened — has had its wind→platform transfer entropy computed, and it is a null: it does not breach the healthy ≈ 0.03-nats ceiling, and the null is genuine rather than an estimator failure because the same run still recovers a significant control-channel edge (Section 3.3). But opening the loop with prescribed pitch is not an injected pitch fault, and it is a single realization, so that twin probes the attribution </w:t>
       </w:r>
       <w:r>
         <w:rPr>
           <w:i/>
           <w:iCs/>
         </w:rPr>
+        <w:lastRenderedPageBreak/>
         <w:t>mechanism</w:t>
       </w:r>
       <w:r>
-        <w:t xml:space="preserve">, not the monitoring hypothesis; the dedicated graded pitch-fault campaign the hypothesis actually requires (§4.3) is not run here. Second, and more importantly for anyone tempted to read a positive result into the healthy data, the two simulations the signature flags as “wind reaching the platform” (TE 0.022–0.029 nats) are exactly the number expected from chance at α = 0.05 (§3.1): they lie within the healthy band and at the permutation-test’s false-positive floor, so they are consistent with noise and cannot be read as a breach. In short, the present study establishes the </w:t>
+        <w:t xml:space="preserve">, not the monitoring hypothesis; the dedicated graded pitch-fault campaign the hypothesis actually requires (Section 4.3) is not run here. Second, and more importantly for anyone tempted to read a positive result into the healthy data, the two simulations the signature flags as “wind reaching the platform” (TE 0.022–0.029 nats) are exactly the number expected from chance at α = 0.05 (Section 3.1): they lie within the healthy band and at the permutation-test’s false-positive floor, so they are consistent with noise and cannot be read as a breach. In short, the present study establishes the </w:t>
       </w:r>
       <w:r>
         <w:rPr>
@@ -10188,8 +11149,8 @@
       <w:pPr>
         <w:pStyle w:val="Heading3"/>
       </w:pPr>
-      <w:bookmarkStart w:id="19" w:name="X8e688a56a85a0f5bd90d94aa268c5f43d640f3b"/>
-      <w:bookmarkEnd w:id="18"/>
+      <w:bookmarkStart w:id="18" w:name="X8e688a56a85a0f5bd90d94aa268c5f43d640f3b"/>
+      <w:bookmarkEnd w:id="17"/>
       <w:r>
         <w:t>3.5 Coupling delays and the delay-robustness of the firewall</w:t>
       </w:r>
@@ -10209,7 +11170,7 @@
         <w:t>delay</w:t>
       </w:r>
       <w:r>
-        <w:t xml:space="preserve"> at which a source acts on a target. Table 6 reports the selected coupling delay — the lag maximizing the delay-resolved TE within the first half wave period (§2.9) — for the significant wave-driven edges, averaged over the three analyzed severe-sea 11 m/s seeds (the DLC 1.6 set of §2.2, Tp = 12.95 s; the delays scale with the sea state and are reported for it specifically). The delays are physically sensible and channel-specific. Platform pitch responds to wave forcing almost immediately (≈ 0.3 s), consistent with a near-instantaneous overturning moment; heave (≈ 2.7 s) and the fairlead mooring tension (≈ 3.9 s) lag progressively, tracking the heave-restoring and mooring-mediated response. Surge is the instructive exception: its delay profile is bimodal (peaks near 1.1 s and, globally, at 6.3 s ≈ half the wave peak period), which is not a transport delay but a </w:t>
+        <w:t xml:space="preserve"> at which a source acts on a target. Table 6 reports the selected coupling delay — the lag maximizing the delay-resolved TE within the first half wave period (Section 2.9) — for the significant wave-driven edges, averaged over the three analyzed severe-sea 11 m/s seeds (the DLC 1.6 set of Section 2.2, Tp = 12.95 s; the delays scale with the sea state and are reported for it specifically). The delays are physically sensible and channel-specific. Platform pitch responds to wave forcing almost immediately (≈ 0.3 s), consistent with a near-instantaneous overturning moment; heave (≈ 2.7 s) and the fairlead mooring tension (≈ 3.9 s) lag progressively, tracking the heave-restoring and mooring-mediated response. Surge is the instructive exception: its delay profile is bimodal (peaks near 1.1 s and, globally, at 6.3 s ≈ half the wave peak period), which is not a transport delay but a </w:t>
       </w:r>
       <w:r>
         <w:rPr>
@@ -10234,7 +11195,7 @@
         <w:t>Table 6.</w:t>
       </w:r>
       <w:r>
-        <w:t xml:space="preserve"> Selected wave-coupling delay (the lag maximizing the delay-resolved TE within the first half wave period, §2.9) for the significant wave edges, mean over the three severe-sea (DLC 1.6) 11 m/s seeds.</w:t>
+        <w:t xml:space="preserve"> Selected wave-coupling delay (the lag maximizing the delay-resolved TE within the first half wave period, Section 2.9) for the significant wave edges, mean over the three severe-sea (DLC 1.6) 11 m/s seeds.</w:t>
       </w:r>
     </w:p>
     <w:tbl>
@@ -10304,7 +11265,6 @@
               <w:pStyle w:val="Compact"/>
             </w:pPr>
             <w:r>
-              <w:lastRenderedPageBreak/>
               <w:t>Wave → PtfmPitch</w:t>
             </w:r>
           </w:p>
@@ -10441,7 +11401,9 @@
               <w:pStyle w:val="Compact"/>
             </w:pPr>
             <w:r>
-              <w:t>6.3 (≈ Tp/2; secondary peak 1.1)</w:t>
+              <w:t xml:space="preserve">6.3 (≈ Tp/2; secondary peak </w:t>
+              <w:lastRenderedPageBreak/>
+              <w:t>1.1)</w:t>
             </w:r>
           </w:p>
         </w:tc>
@@ -10454,7 +11416,10 @@
               <w:pStyle w:val="Compact"/>
             </w:pPr>
             <w:r>
-              <w:t>near-antiphase, inertia-dominated response</w:t>
+              <w:lastRenderedPageBreak/>
+              <w:t>near-antiphase, inertia-</w:t>
+              <w:lastRenderedPageBreak/>
+              <w:t>dominated response</w:t>
             </w:r>
           </w:p>
         </w:tc>
@@ -10465,6 +11430,7 @@
         <w:pStyle w:val="BodyText"/>
       </w:pPr>
       <w:r>
+        <w:lastRenderedPageBreak/>
         <w:t xml:space="preserve">The same analysis provides a direct check that the firewall is not an artifact of the lag chosen. Figure 7 shows, for one healthy case, a 100 s span in which platform heave visibly tracks the wave with a ≈ 2.6 s lag (panel a; the Table 6 value is the three-seed mean, 2.7 s), and the delay-resolved TE across all lags (panel b). The wave→heave profile rises to a clear peak at the physical delay and falls away on either side — the estimate genuinely depends on the delay, which is why the pipeline searches a lag window rather than fixing one. The wind→heave profile, by contrast, is flat and below the chance level at </w:t>
       </w:r>
       <w:r>
@@ -10502,7 +11468,7 @@
                     </pic:cNvPicPr>
                   </pic:nvPicPr>
                   <pic:blipFill>
-                    <a:blip r:embed="rId13"/>
+                    <a:blip r:embed="rId14"/>
                     <a:stretch>
                       <a:fillRect/>
                     </a:stretch>
@@ -10730,7 +11696,7 @@
         </m:r>
       </m:oMath>
       <w:r>
-        <w:t xml:space="preserve"> s reflecting the narrowband alias structure discussed with Figure 8; the wind→heave channel (gray) is flat and below the 95% chance level at every delay, confirming the firewall is not an artifact of the lag choice. Absolute values exceed the reported bivariate TE because of the single-lag conditioning (§2.9); only the peak location and the wave/wind contrast are interpreted.</w:t>
+        <w:t xml:space="preserve"> s reflecting the narrowband alias structure discussed with Figure 8; the wind→heave channel (gray) is flat and below the 95% chance level at every delay, confirming the firewall is not an artifact of the lag choice. Absolute values exceed the reported bivariate TE because of the single-lag conditioning (Section 2.9); only the peak location and the wave/wind contrast are interpreted.</w:t>
       </w:r>
     </w:p>
     <w:p>
@@ -10738,8 +11704,9 @@
         <w:pStyle w:val="BodyText"/>
       </w:pPr>
       <w:r>
+        <w:t xml:space="preserve">Figure 8 extends the delay profiles to all four wave edges of Table 6, with the three seeds overlaid. Three features are worth noting. First, the profiles ripple at roughly half the wave peak period: because the estimator is blind to the sign of the dependence, narrowband forcing produces secondary peaks at half-period shifts of the true coupling — an expected signature of a JONSWAP sea state, and the reason the selected delay is defined within the first half period (Section 2.9). Read this way, pitch, heave, and fairlead tension show unambiguous primary peaks with weaker aliases, while surge’s near-half-period global peak identifies the antiphase response discussed above. Second, the three seeds are nearly indistinguishable in every panel, so the reported delays are stable properties of the coupling rather than realization noise. Third — and most importantly for the paper’s central claim — the wind profile is flat and below the chance </w:t>
         <w:lastRenderedPageBreak/>
-        <w:t xml:space="preserve">Figure 8 extends the delay profiles to all four wave edges of Table 6, with the three seeds overlaid. Three features are worth noting. First, the profiles ripple at roughly half the wave peak period: because the estimator is blind to the sign of the dependence, narrowband forcing produces secondary peaks at half-period shifts of the true coupling — an expected signature of a JONSWAP sea state, and the reason the selected delay is defined within the first half period (§2.9). Read this way, pitch, heave, and fairlead tension show unambiguous primary peaks with weaker aliases, while surge’s near-half-period global peak identifies the antiphase response discussed above. Second, the three seeds are nearly indistinguishable in every panel, so the reported delays are stable properties of the coupling rather than realization noise. Third — and most importantly for the paper’s central claim — the wind profile is flat and below the chance level at </w:t>
+        <w:t xml:space="preserve">level at </w:t>
       </w:r>
       <w:r>
         <w:rPr>
@@ -10786,7 +11753,7 @@
                     </pic:cNvPicPr>
                   </pic:nvPicPr>
                   <pic:blipFill>
-                    <a:blip r:embed="rId14"/>
+                    <a:blip r:embed="rId15"/>
                     <a:stretch>
                       <a:fillRect/>
                     </a:stretch>
@@ -10832,29 +11799,29 @@
       <w:pPr>
         <w:pStyle w:val="Heading3"/>
       </w:pPr>
-      <w:bookmarkStart w:id="20" w:name="summary-of-findings"/>
+      <w:bookmarkStart w:id="19" w:name="summary-of-findings"/>
+      <w:bookmarkEnd w:id="18"/>
+      <w:r>
+        <w:t>3.6 Summary of findings</w:t>
+      </w:r>
+    </w:p>
+    <w:p>
+      <w:pPr>
+        <w:pStyle w:val="FirstParagraph"/>
+      </w:pPr>
+      <w:r>
+        <w:t>The results establish three linked facts. Wind carries essentially no information into the platform and mooring channels of a healthy FOWT, while wave forcing dominates them — a firewall specific to the rigid-body response, since wind does reach the aerodynamically direct blade and tower channels. A linear coherence analysis of the same signals reports the opposite, a spurious wind–platform link, showing that the firewall is invisible to the standard undirected tool. And the firewall is attributable to the controller: SURD locates the missing wind information inside the blade-pitch command, and an open-loop twin shows the pitch command’s unique organization of platform motion collapsing when the loop is opened. On this foundation the monitoring proposal follows as an outlook rather than a result — a healthy controller holds wind→structure information at a near-zero, tightly bounded baseline, and a fault that degrades thrust regulation should breach it — but the fault-case transfer entropy that would test the idea is not computed here, and no breach is exhibited.</w:t>
+      </w:r>
+    </w:p>
+    <w:p>
+      <w:pPr>
+        <w:pStyle w:val="Heading2"/>
+      </w:pPr>
+      <w:bookmarkStart w:id="20" w:name="discussion"/>
+      <w:bookmarkEnd w:id="13"/>
       <w:bookmarkEnd w:id="19"/>
       <w:r>
         <w:lastRenderedPageBreak/>
-        <w:t>3.6 Summary of findings</w:t>
-      </w:r>
-    </w:p>
-    <w:p>
-      <w:pPr>
-        <w:pStyle w:val="FirstParagraph"/>
-      </w:pPr>
-      <w:r>
-        <w:t>The results establish three linked facts. Wind carries essentially no information into the platform and mooring channels of a healthy FOWT, while wave forcing dominates them — a firewall specific to the rigid-body response, since wind does reach the aerodynamically direct blade and tower channels. A linear coherence analysis of the same signals reports the opposite, a spurious wind–platform link, showing that the firewall is invisible to the standard undirected tool. And the firewall is attributable to the controller: SURD locates the missing wind information inside the blade-pitch command, and an open-loop twin shows the pitch command’s unique organization of platform motion collapsing when the loop is opened. On this foundation the monitoring proposal follows as an outlook rather than a result — a healthy controller holds wind→structure information at a near-zero, tightly bounded baseline, and a fault that degrades thrust regulation should breach it — but the fault-case transfer entropy that would test the idea is not computed here, and no breach is exhibited.</w:t>
-      </w:r>
-    </w:p>
-    <w:p>
-      <w:pPr>
-        <w:pStyle w:val="Heading2"/>
-      </w:pPr>
-      <w:bookmarkStart w:id="21" w:name="discussion"/>
-      <w:bookmarkEnd w:id="14"/>
-      <w:bookmarkEnd w:id="20"/>
-      <w:r>
         <w:t>4. Discussion</w:t>
       </w:r>
     </w:p>
@@ -10862,7 +11829,7 @@
       <w:pPr>
         <w:pStyle w:val="Heading3"/>
       </w:pPr>
-      <w:bookmarkStart w:id="22" w:name="physical-interpretation"/>
+      <w:bookmarkStart w:id="21" w:name="physical-interpretation"/>
       <w:r>
         <w:t>4.1 Physical interpretation</w:t>
       </w:r>
@@ -10900,9 +11867,7 @@
         <w:t>leakage</w:t>
       </w:r>
       <w:r>
-        <w:t xml:space="preserve"> into the platform, measured by TE, which stays effectively at zero across the whole operating range and shows only marginal, mostly non-significant traces near rated (11–15 m/s). The two are complementary: the controller does progressively more work at higher wind speed, and the small imperfection in that work shows up not where the work is hardest in an absolute sense (20 m/s) but where the control architecture is most stressed by mode transition (near rated). What licenses attributing the firewall to control rather than to wave dominance is not the regime trend alone but the SURD redirection: wave dominance would </w:t>
-        <w:lastRenderedPageBreak/>
-        <w:t xml:space="preserve">suppress the </w:t>
+        <w:t xml:space="preserve"> into the platform, measured by TE, which stays effectively at zero across the whole operating range and shows only marginal, mostly non-significant traces near rated (11–15 m/s). The two are complementary: the controller does progressively more work at higher wind speed, and the small imperfection in that work shows up not where the work is hardest in an absolute sense (20 m/s) but where the control architecture is most stressed by mode transition (near rated). What licenses attributing the firewall to control rather than to wave dominance is not the regime trend alone but the SURD redirection: wave dominance would suppress the </w:t>
       </w:r>
       <w:r>
         <w:rPr>
@@ -10930,7 +11895,7 @@
         <w:t>detectability</w:t>
       </w:r>
       <w:r>
-        <w:t xml:space="preserve"> artifact — wind fluctuations too small, against a wave-saturated platform, for any residual influence to be resolved — rather than a controller effect. It is conceded that this is a genuine concern below rated: at 8 m/s the wind forcing is weak (§3.3), so the below-rated zero is not claimed as evidence of anything. The concern is decisively answered, however, at 20 m/s. There the wind fluctuations are large — well above rated, in the heart of the pitch-control region — yet the wind→platform transfer entropy is still identically zero. The one regime where a detectability alibi is least available is precisely where the firewall is most complete, which is the opposite of what a non-detectability explanation predicts. Three further considerations reinforce this. First, the method demonstrably </w:t>
+        <w:t xml:space="preserve"> artifact — wind fluctuations too small, against a wave-saturated platform, for any residual influence to be resolved — rather than a controller effect. It is conceded that this is a genuine concern below rated: at 8 m/s the wind forcing is weak (Section 3.3), so the below-rated zero is not claimed as evidence of anything. The concern is decisively answered, however, at 20 m/s. There the wind fluctuations are large — well above rated, in the heart of the pitch-control region — yet the wind→platform transfer entropy is still identically zero. The one regime where a detectability alibi is least available is precisely where the firewall is most complete, which is the opposite of what a non-detectability explanation predicts. Three further considerations reinforce this. First, the method demonstrably </w:t>
       </w:r>
       <w:r>
         <w:rPr>
@@ -10940,15 +11905,17 @@
         <w:t>can</w:t>
       </w:r>
       <w:r>
-        <w:t xml:space="preserve"> detect wind influence when it is present: the same estimator, on the same platform channels, finds significant wind→blade-root and wind→tower-base edges (Table 3) and the small near-rated platform leakage of Table 4. Second, the attribution does not run through TE detectability at all: SURD locates the wind information inside the blade-pitch command across the operating range, so even where the platform-channel TE is an uninformative zero the wind information is positively accounted for elsewhere. Third, the open-loop twin removes the controller while holding the sea state and wind fixed, and it is the control-attributable organization of the platform response that collapses. Detectability alone explains none of these; the controller explains all.</w:t>
+        <w:t xml:space="preserve"> detect wind influence when it is present: the same estimator, on the same platform channels, finds significant wind→blade-root and wind→tower-base edges (Table 3) and the small near-rated platform leakage of Table 4. Second, the attribution does not run through TE detectability at all: SURD locates the wind information inside the blade-pitch command across the operating range, so even where the platform-channel TE is an uninformative zero the wind information is positively accounted for elsewhere. Third, the open-loop twin removes the controller while holding the sea state and wind fixed, and it is the control-</w:t>
+        <w:lastRenderedPageBreak/>
+        <w:t>attributable organization of the platform response that collapses. Detectability alone explains none of these; the controller explains all.</w:t>
       </w:r>
     </w:p>
     <w:p>
       <w:pPr>
         <w:pStyle w:val="Heading3"/>
       </w:pPr>
-      <w:bookmarkStart w:id="23" w:name="implications-for-health-monitoring"/>
-      <w:bookmarkEnd w:id="22"/>
+      <w:bookmarkStart w:id="22" w:name="implications-for-health-monitoring"/>
+      <w:bookmarkEnd w:id="21"/>
       <w:r>
         <w:t>4.2 Implications for health monitoring</w:t>
       </w:r>
@@ -10958,9 +11925,7 @@
         <w:pStyle w:val="FirstParagraph"/>
       </w:pPr>
       <w:r>
-        <w:t xml:space="preserve">The firewall is not an artifact of this particular machine or controller. Any variable-speed floating turbine that regulates thrust with collective pitch above rated will, to the extent its controller is effective, convert wind fluctuations into pitch actuation and leave the platform forcing smoothed — the same information-theoretic fingerprint should appear. Floating-specific control design reinforces this: because pitch-to-feather action can feed platform-pitch motion and produce a negative-damping instability, floating controllers are deliberately detuned or augmented to suppress that coupling (Larsen &amp; Hanson, 2007), which is exactly a suppression of the wind→platform pathway. The firewall can thus be read as the information-theoretic shadow of well-established floating-control practice, which is why it is expected to generalize even though the numerical baseline does not. Because that baseline depends on the control architecture and tuning, a deployed monitor would need re-baselining not only per turbine and platform but per control configuration; an individual-pitch-control scheme, which redistributes the wind→structure pathway across blades (Namik &amp; Stol, 2010), would in particular warrant its own baseline. The corollary for monitoring is nonetheless attractive: the same physics that makes good floating control necessary should also make its failure observable. It is also the physics that would make a breach consequential — re-admitting wind-driven, low-frequency thrust fluctuation into a lightly damped platform is precisely the excitation that floating controllers are designed to avoid, so a firewall breach would be not only a plausibly detectable symptom but also a </w:t>
-        <w:lastRenderedPageBreak/>
-        <w:t xml:space="preserve">plausible driver of increased platform and mooring fatigue, which raises the value of catching it early. It must be stressed that these consequences follow </w:t>
+        <w:t xml:space="preserve">The firewall is not an artifact of this particular machine or controller. Any variable-speed floating turbine that regulates thrust with collective pitch above rated will, to the extent its controller is effective, convert wind fluctuations into pitch actuation and leave the platform forcing smoothed — the same information-theoretic fingerprint should appear. Floating-specific control design reinforces this: because pitch-to-feather action can feed platform-pitch motion and produce a negative-damping instability, floating controllers are deliberately detuned or augmented to suppress that coupling (Larsen &amp; Hanson, 2007), which is exactly a suppression of the wind→platform pathway. The firewall can thus be read as the information-theoretic shadow of well-established floating-control practice, which is why it is expected to generalize even though the numerical baseline does not. Because that baseline depends on the control architecture and tuning, a deployed monitor would need re-baselining not only per turbine and platform but per control configuration; an individual-pitch-control scheme, which redistributes the wind→structure pathway across blades (Namik &amp; Stol, 2010), would in particular warrant its own baseline. The corollary for monitoring is nonetheless attractive: the same physics that makes good floating control necessary should also make its failure observable. It is also the physics that would make a breach consequential — re-admitting wind-driven, low-frequency thrust fluctuation into a lightly damped platform is precisely the excitation that floating controllers are designed to avoid, so a firewall breach would be not only a plausibly detectable symptom but also a plausible driver of increased platform and mooring fatigue, which raises the value of catching it early. It must be stressed that these consequences follow </w:t>
       </w:r>
       <w:r>
         <w:rPr>
@@ -11006,7 +11971,9 @@
         <w:pStyle w:val="BodyText"/>
       </w:pPr>
       <w:r>
-        <w:t>The monitoring quantity is also naturally normalized. Because the healthy baseline is near zero and tightly bounded, a breach is a departure from zero rather than a shift within a noisy operating range, which is a favorable starting point for setting a detection threshold. The analogy to disturbance-propagation analysis in process control (Bauer et al., 2007), where transfer entropy locates the origin of a plant-wide oscillation, is direct: here the “disturbance” that a fault admits is the wind itself, and its appearance in the structural channels is the alarm.</w:t>
+        <w:t xml:space="preserve">The monitoring quantity is also naturally normalized. Because the healthy baseline is near zero and tightly bounded, a breach is a departure from zero rather than a shift within a noisy operating range, which is a favorable starting point for setting a detection threshold. The analogy to disturbance-propagation analysis in process control (Bauer et al., 2007), where transfer entropy </w:t>
+        <w:lastRenderedPageBreak/>
+        <w:t>locates the origin of a plant-wide oscillation, is direct: here the “disturbance” that a fault admits is the wind itself, and its appearance in the structural channels is the alarm.</w:t>
       </w:r>
     </w:p>
     <w:p>
@@ -11024,17 +11991,15 @@
         <w:t>significance</w:t>
       </w:r>
       <w:r>
-        <w:t xml:space="preserve"> of a selected wind source — a wind variable entering the model at all is already an anomaly. A </w:t>
-        <w:lastRenderedPageBreak/>
-        <w:t>practical monitor might therefore track the rate at which wind is selected as a significant source over a sliding horizon, alarming when that rate departs from its healthy near-zero level. Quantifying the resulting detection-versus-false-alarm trade-off across fault types and severities is the validation step that the present dataset does not yet support, and which the graded-fault campaign below is designed to provide.</w:t>
+        <w:t xml:space="preserve"> of a selected wind source — a wind variable entering the model at all is already an anomaly. A practical monitor might therefore track the rate at which wind is selected as a significant source over a sliding horizon, alarming when that rate departs from its healthy near-zero level. Quantifying the resulting detection-versus-false-alarm trade-off across fault types and severities is the validation step that the present dataset does not yet support, and which the graded-fault campaign below is designed to provide.</w:t>
       </w:r>
     </w:p>
     <w:p>
       <w:pPr>
         <w:pStyle w:val="Heading3"/>
       </w:pPr>
-      <w:bookmarkStart w:id="24" w:name="limitations-and-the-path-to-validation"/>
-      <w:bookmarkEnd w:id="23"/>
+      <w:bookmarkStart w:id="23" w:name="limitations-and-the-path-to-validation"/>
+      <w:bookmarkEnd w:id="22"/>
       <w:r>
         <w:t>4.3 Limitations and the path to validation</w:t>
       </w:r>
@@ -11059,7 +12024,7 @@
         <w:t>Monitoring is an outlook, not a validated method.</w:t>
       </w:r>
       <w:r>
-        <w:t xml:space="preserve"> No injected-fault transfer entropy is reported and therefore no breach is exhibited; the healthy-population baseline is what the study establishes on the monitoring side. The one fault-adjacent run available — the open-loop twin (§3.3) — yields a null wind→platform TE, but opening the loop is not a pitch fault, so it does not test the diagnostic. Properly testing it requires injecting pitch faults at controlled severities — pitch-angle bias, reduced proportional/integral gain, actuator rate limits, stuck-at and full lock — across the wind-speed range, computing TE for each, and characterizing the resulting receiver-operating behavior (detection rate versus false-alarm rate) against both the healthy ceiling and the chance-significance floor. The infrastructure to do this exists in the pipeline; the graded-fault runs do not yet. The open-loop attribution similarly rests on a single realization (§3.3); replicating the collapse across seeds and operating points belongs to the same queued campaign.</w:t>
+        <w:t xml:space="preserve"> No injected-fault transfer entropy is reported and therefore no breach is exhibited; the healthy-population baseline is what the study establishes on the monitoring side. The one fault-adjacent run available — the open-loop twin (Section 3.3) — yields a null wind→platform TE, but opening the loop is not a pitch fault, so it does not test the diagnostic. Properly testing it requires injecting pitch faults at controlled severities — pitch-angle bias, reduced proportional/integral gain, actuator rate limits, stuck-at and full lock — across the wind-speed range, computing TE for each, and characterizing the resulting receiver-operating behavior (detection rate versus false-alarm rate) against both the healthy ceiling and the chance-significance floor. The infrastructure to do this exists in the pipeline; the graded-fault runs do not yet. The open-loop attribution similarly rests on a single realization (Section 3.3); replicating the collapse across seeds and operating points belongs to the same queued campaign.</w:t>
       </w:r>
     </w:p>
     <w:p>
@@ -11086,6 +12051,7 @@
           <w:i/>
           <w:iCs/>
         </w:rPr>
+        <w:lastRenderedPageBreak/>
         <w:t>Simulation only.</w:t>
       </w:r>
       <w:r>
@@ -11099,9 +12065,7 @@
         <w:t>point</w:t>
       </w:r>
       <w:r>
-        <w:t xml:space="preserve"> wind, whereas a 240-m rotor responds to the rotor-effective (disc-averaged) wind, which attenuates the small-scale turbulence a point signal carries — so part of the platform-channel zero could in principle reflect spatial filtering of the interrogated signal rather than control. The significant wind→blade-root and wind→tower-base edges show the point signal is not informationally inert, but blade loads respond to locally sampled wind, which is itself point-like, so those edges do not by themselves exclude the spatial-filtering account; repeating the platform-channel analysis with a rotor-averaged wind source is a queued robustness check; the open-loop twin’s wind→platform TE is itself null (§3.3), and that null </w:t>
-        <w:lastRenderedPageBreak/>
-        <w:t>is read cautiously rather than as settling the attribution. And because the wave→platform channel is the paper’s dominant, load-bearing result, its robustness to hydrodynamic modeling fidelity — in particular second-order difference-frequency wave loading, which drives the sub-wave-frequency platform-pitch resonance — should be confirmed rather than assumed.</w:t>
+        <w:t xml:space="preserve"> wind, whereas a 240-m rotor responds to the rotor-effective (disc-averaged) wind, which attenuates the small-scale turbulence a point signal carries — so part of the platform-channel zero could in principle reflect spatial filtering of the interrogated signal rather than control. The significant wind→blade-root and wind→tower-base edges show the point signal is not informationally inert, but blade loads respond to locally sampled wind, which is itself point-like, so those edges do not by themselves exclude the spatial-filtering account; repeating the platform-channel analysis with a rotor-averaged wind source is a queued robustness check; the open-loop twin’s wind→platform TE is itself null (Section 3.3), and that null is read cautiously rather than as settling the attribution. And because the wave→platform channel is the paper’s dominant, load-bearing result, its robustness to hydrodynamic modeling fidelity — in particular second-order difference-frequency wave loading, which drives the sub-wave-frequency platform-pitch resonance — should be confirmed rather than assumed.</w:t>
       </w:r>
     </w:p>
     <w:p>
@@ -11288,6 +12252,7 @@
     </w:p>
     <w:p>
       <w:r>
+        <w:lastRenderedPageBreak/>
         <w:pict w14:anchorId="6203B2E0">
           <v:rect id="_x0000_i1029" style="width:0;height:1.5pt" o:hralign="center" o:hrstd="t" o:hr="t"/>
         </w:pict>
@@ -11297,9 +12262,9 @@
       <w:pPr>
         <w:pStyle w:val="Heading2"/>
       </w:pPr>
-      <w:bookmarkStart w:id="25" w:name="conclusion"/>
-      <w:bookmarkEnd w:id="21"/>
-      <w:bookmarkEnd w:id="24"/>
+      <w:bookmarkStart w:id="24" w:name="conclusion"/>
+      <w:bookmarkEnd w:id="20"/>
+      <w:bookmarkEnd w:id="23"/>
       <w:r>
         <w:t>5. Conclusion</w:t>
       </w:r>
@@ -11319,9 +12284,7 @@
         <w:t>information firewall</w:t>
       </w:r>
       <w:r>
-        <w:t xml:space="preserve">, and it is distinguished from wave dominance using SURD, which shows the wind information redirected into the </w:t>
-        <w:lastRenderedPageBreak/>
-        <w:t>blade-pitch command, corroborated by an open-loop twin in which the pitch command’s unique organization of platform motion collapses once the loop is opened. A linear coherence analysis, by contrast, reports shared spectral power that reads as a strong wind–platform link, illustrating why closed-loop systems demand directed, model-free causal measures.</w:t>
+        <w:t>, and it is distinguished from wave dominance using SURD, which shows the wind information redirected into the blade-pitch command, corroborated by an open-loop twin in which the pitch command’s unique organization of platform motion collapses once the loop is opened. A linear coherence analysis, by contrast, reports shared spectral power that reads as a strong wind–platform link, illustrating why closed-loop systems demand directed, model-free causal measures.</w:t>
       </w:r>
     </w:p>
     <w:p>
@@ -11343,8 +12306,8 @@
       <w:pPr>
         <w:pStyle w:val="Heading2"/>
       </w:pPr>
-      <w:bookmarkStart w:id="26" w:name="data-and-code-availability-statement"/>
-      <w:bookmarkEnd w:id="25"/>
+      <w:bookmarkStart w:id="25" w:name="data-and-code-availability-statement"/>
+      <w:bookmarkEnd w:id="24"/>
       <w:r>
         <w:t>Data and Code Availability Statement</w:t>
       </w:r>
@@ -11421,10 +12384,29 @@
       <w:pPr>
         <w:pStyle w:val="Heading2"/>
       </w:pPr>
-      <w:bookmarkStart w:id="27" w:name="author-contributions-credit"/>
+      <w:bookmarkStart w:id="26" w:name="author-contributions-credit"/>
+      <w:bookmarkEnd w:id="25"/>
+      <w:r>
+        <w:t>Author Contributions (CRediT)</w:t>
+      </w:r>
+    </w:p>
+    <w:p>
+      <w:pPr>
+        <w:pStyle w:val="FirstParagraph"/>
+      </w:pPr>
+      <w:r>
+        <w:t>[To be completed — e.g. Conceptualization, Methodology, Software, Formal analysis, Writing – original draft, etc.]</w:t>
+      </w:r>
+    </w:p>
+    <w:p>
+      <w:pPr>
+        <w:pStyle w:val="Heading2"/>
+      </w:pPr>
+      <w:bookmarkStart w:id="27" w:name="conflict-of-interest"/>
       <w:bookmarkEnd w:id="26"/>
       <w:r>
-        <w:t>Author Contributions (CRediT)</w:t>
+        <w:lastRenderedPageBreak/>
+        <w:t>Conflict of Interest</w:t>
       </w:r>
     </w:p>
     <w:p>
@@ -11432,17 +12414,17 @@
         <w:pStyle w:val="FirstParagraph"/>
       </w:pPr>
       <w:r>
-        <w:t>[To be completed — e.g. Conceptualization, Methodology, Software, Formal analysis, Writing – original draft, etc.]</w:t>
+        <w:t>The authors declare no competing interests. [Confirm.]</w:t>
       </w:r>
     </w:p>
     <w:p>
       <w:pPr>
         <w:pStyle w:val="Heading2"/>
       </w:pPr>
-      <w:bookmarkStart w:id="28" w:name="conflict-of-interest"/>
+      <w:bookmarkStart w:id="28" w:name="funding"/>
       <w:bookmarkEnd w:id="27"/>
       <w:r>
-        <w:t>Conflict of Interest</w:t>
+        <w:t>Funding</w:t>
       </w:r>
     </w:p>
     <w:p>
@@ -11450,17 +12432,17 @@
         <w:pStyle w:val="FirstParagraph"/>
       </w:pPr>
       <w:r>
-        <w:t>The authors declare no competing interests. [Confirm.]</w:t>
+        <w:t>[To be completed.]</w:t>
       </w:r>
     </w:p>
     <w:p>
       <w:pPr>
         <w:pStyle w:val="Heading2"/>
       </w:pPr>
-      <w:bookmarkStart w:id="29" w:name="funding"/>
+      <w:bookmarkStart w:id="29" w:name="ethics-declaration"/>
       <w:bookmarkEnd w:id="28"/>
       <w:r>
-        <w:t>Funding</w:t>
+        <w:t>Ethics Declaration</w:t>
       </w:r>
     </w:p>
     <w:p>
@@ -11468,34 +12450,15 @@
         <w:pStyle w:val="FirstParagraph"/>
       </w:pPr>
       <w:r>
-        <w:t>[To be completed.]</w:t>
+        <w:t>Not applicable; the study uses simulation data only and involves no human or animal subjects.</w:t>
       </w:r>
     </w:p>
     <w:p>
       <w:pPr>
         <w:pStyle w:val="Heading2"/>
       </w:pPr>
-      <w:bookmarkStart w:id="30" w:name="ethics-declaration"/>
+      <w:bookmarkStart w:id="30" w:name="ai-usage-disclosure"/>
       <w:bookmarkEnd w:id="29"/>
-      <w:r>
-        <w:lastRenderedPageBreak/>
-        <w:t>Ethics Declaration</w:t>
-      </w:r>
-    </w:p>
-    <w:p>
-      <w:pPr>
-        <w:pStyle w:val="FirstParagraph"/>
-      </w:pPr>
-      <w:r>
-        <w:t>Not applicable; the study uses simulation data only and involves no human or animal subjects.</w:t>
-      </w:r>
-    </w:p>
-    <w:p>
-      <w:pPr>
-        <w:pStyle w:val="Heading2"/>
-      </w:pPr>
-      <w:bookmarkStart w:id="31" w:name="ai-usage-disclosure"/>
-      <w:bookmarkEnd w:id="30"/>
       <w:r>
         <w:t>AI-Usage Disclosure</w:t>
       </w:r>
@@ -11519,8 +12482,8 @@
       <w:pPr>
         <w:pStyle w:val="Heading2"/>
       </w:pPr>
-      <w:bookmarkStart w:id="32" w:name="references"/>
-      <w:bookmarkEnd w:id="31"/>
+      <w:bookmarkStart w:id="31" w:name="references"/>
+      <w:bookmarkEnd w:id="30"/>
       <w:r>
         <w:t>References</w:t>
       </w:r>
@@ -11638,6 +12601,7 @@
         <w:pStyle w:val="BodyText"/>
       </w:pPr>
       <w:r>
+        <w:lastRenderedPageBreak/>
         <w:t xml:space="preserve">Carroll, J., McDonald, A., &amp; McMillan, D. (2016). Failure rate, repair time and unscheduled O&amp;M cost analysis of offshore wind turbines. </w:t>
       </w:r>
       <w:r>
@@ -11656,7 +12620,6 @@
         <w:pStyle w:val="BodyText"/>
       </w:pPr>
       <w:r>
-        <w:lastRenderedPageBreak/>
         <w:t xml:space="preserve">Chen, B., Matthews, P. C., &amp; Tavner, P. J. (2015). Automated on-line fault prognosis for wind turbine pitch systems using supervisory control and data acquisition. </w:t>
       </w:r>
       <w:r>
@@ -12066,7 +13029,7 @@
       <w:r>
         <w:t>(34), 1081. https://doi.org/10.21105/joss.01081</w:t>
       </w:r>
-      <w:bookmarkEnd w:id="32"/>
+      <w:bookmarkEnd w:id="31"/>
     </w:p>
     <w:sectPr>
       <w:footnotePr>
@@ -12778,6 +13741,7 @@
     <w:qFormat/>
     <w:pPr>
       <w:spacing w:before="180" w:after="180"/>
+      <w:jc w:val="both"/>
     </w:pPr>
   </w:style>
   <w:style w:type="paragraph" w:customStyle="1" w:styleId="FirstParagraph">
@@ -13554,7 +14518,7 @@
     </a:clrScheme>
     <a:fontScheme name="Office">
       <a:majorFont>
-        <a:latin typeface="Aptos Display" panose="02110004020202020204"/>
+        <a:latin typeface="Times New Roman" panose="02020603050405020304"/>
         <a:ea typeface=""/>
         <a:cs typeface=""/>
         <a:font script="Jpan" typeface="游ゴシック Light"/>
@@ -13606,7 +14570,7 @@
         <a:font script="Tfng" typeface="Ebrima"/>
       </a:majorFont>
       <a:minorFont>
-        <a:latin typeface="Aptos" panose="02110004020202020204"/>
+        <a:latin typeface="Times New Roman" panose="02020603050405020304"/>
         <a:ea typeface=""/>
         <a:cs typeface=""/>
         <a:font script="Jpan" typeface="游明朝"/>

--- a/reports/te-firewall-paper.docx
+++ b/reports/te-firewall-paper.docx
@@ -7,7 +7,7 @@
         <w:pStyle w:val="Title"/>
       </w:pPr>
       <w:r>
-        <w:t>An Information-Theoretic Firewall in Floating Offshore Wind Turbines: Feasibility for Blade-Pitch Controller Health Monitoring</w:t>
+        <w:t>Feasibility of a Transfer-Entropy Firewall Signature for Blade-Pitch Controller Health Monitoring in Floating Offshore Wind Turbines</w:t>
       </w:r>
     </w:p>
     <w:p>
@@ -50,7 +50,7 @@
         <w:t>direction</w:t>
       </w:r>
       <w:r>
-        <w:t xml:space="preserve"> of influence, and reveal nothing about whether the controller works. In a healthy FOWT the blade-pitch controller is shown to act as an information </w:t>
+        <w:t xml:space="preserve"> of influence, and reveal nothing about whether the controller works. This study assesses the feasibility of using directed information flow — transfer entropy from wind into platform motion — to monitor blade-pitch controller health. In a healthy FOWT the blade-pitch controller is shown to act as an information </w:t>
       </w:r>
       <w:r>
         <w:rPr>

--- a/reports/te-firewall-paper.docx
+++ b/reports/te-firewall-paper.docx
@@ -7,7 +7,7 @@
         <w:pStyle w:val="Title"/>
       </w:pPr>
       <w:r>
-        <w:t>Feasibility of a Transfer-Entropy Firewall Signature for Blade-Pitch Controller Health Monitoring in Floating Offshore Wind Turbines</w:t>
+        <w:t>Wind reaches the blades but not the platform: a structural information firewall in floating offshore wind turbines revealed by directed transfer entropy</w:t>
       </w:r>
     </w:p>
     <w:p>
@@ -50,7 +50,7 @@
         <w:t>direction</w:t>
       </w:r>
       <w:r>
-        <w:t xml:space="preserve"> of influence, and reveal nothing about whether the controller works. This study assesses the feasibility of using directed information flow — transfer entropy from wind into platform motion — to monitor blade-pitch controller health. In a healthy FOWT the blade-pitch controller is shown to act as an information </w:t>
+        <w:t xml:space="preserve"> of influence. Using model-free directed transfer entropy (TE) with the Kraskov–Stögbauer–Grassberger estimator on OpenFAST simulations of the IEA-15MW on VolturnUS-S, we identify a structural information </w:t>
       </w:r>
       <w:r>
         <w:rPr>
@@ -60,7 +60,17 @@
         <w:t>firewall</w:t>
       </w:r>
       <w:r>
-        <w:t>, regulating rotor thrust so effectively that turbulent wind transfers essentially no information into platform motion. Using model-free transfer entropy (TE) with the Kraskov–Stögbauer–Grassberger estimator on 54 OpenFAST simulations of the IEA-15MW on VolturnUS-S, TE(Wind → platform pitch) averages 0.0009 nats (maximum 0.029; significant in 3.7% of cases) against 0.121 nats for wave forcing (100% significant); wind is selected as a significant source less often than chance — the firewall is total within the test’s resolution. Linear coherence reports a strong apparent link (γ² ≈ 0.72) — shared spectral power, not causation — so the undirected tool misses the firewall; delay-resolved analysis confirms it is no lag artifact. The firewall is attributed to the controller, not wave dominance: SURD locates the wind information in the blade-pitch command, and an open-loop twin shows that influence collapsing once the loop opens. The firewall suggests a diagnostic: a fault degrading thrust regulation should re-admit wind information into the structure. This is framed as a motivated outlook, not a method — the dataset contains no computed fault-case TE — and the graded-fault validation required is specified. To the authors’ knowledge, this is the first use of directed information flow to show how control shapes disturbance propagation into a floating turbine’s structure.</w:t>
+        <w:t xml:space="preserve"> between wind and platform motion: turbulent wind transfers essentially no information into platform pitch or heave — which are governed by wave forcing — even though wind demonstrably reaches the blade loads. Two controls establish that the firewall is physical, not a measurement artifact. A single-point hub anemometer carries near-zero TE into every structural channel — including blade loads that wind directly drives — because it is spatially decorrelated from the rotor-averaged inflow; the rotor-averaged wind does inform the blade loads yet still transfers none into the platform, confirming a genuine physical barrier and warning that directed-information analysis of FOWTs must use rotor-averaged, not point, wind. The firewall is also </w:t>
+      </w:r>
+      <w:r>
+        <w:rPr>
+          <w:i/>
+          <w:iCs/>
+        </w:rPr>
+        <w:t>structural</w:t>
+      </w:r>
+      <w:r>
+        <w:t xml:space="preserve">, not control-erected: it persists across a graded pitch-fault campaign in which the blade-pitch controller is seized or detuned — the wind–platform barrier survives even a broken controller. Linear coherence, by contrast, reports a strong apparent wind–platform link (shared spectral power, not causation), so the undirected tool misleads where TE certifies no flow. Because the firewall holds under fault, a wind→platform TE signature cannot detect pitch faults; the fault instead perturbs the controller’s own regulation channels. To the authors’ knowledge, this is the first directed-information characterization of how the rotor mediates disturbance propagation into a floating turbine’s structure, and of the wind-measurement requirements this entails.</w:t>
       </w:r>
     </w:p>
     <w:p>
@@ -1117,7 +1127,7 @@
         <w:pStyle w:val="FirstParagraph"/>
       </w:pPr>
       <w:r>
-        <w:t>The most common methods for linking environmental forcing to structural response — such as power spectral density, magnitude-squared coherence, and variance-based sensitivity analyses like Sobol indices — have two main limitations in this context. First, they are either undirected or assume a fixed input-to-output relationship: coherence only shows that wind and platform pitch share power at a frequency, without indicating causality; Sobol indices allocate output variance to inputs based on a static functional model, which is incompatible with feedback loops. Second, and more critically, none of these methods can detect the absence of a pathway deliberately created by a controller, or use this absence as a signal of health.</w:t>
+        <w:t>The most common methods for linking environmental forcing to structural response — such as power spectral density, magnitude-squared coherence, and variance-based sensitivity analyses like Sobol indices — have two main limitations in this context. First, they are either undirected or assume a fixed input-to-output relationship: coherence only shows that wind and platform pitch share power at a frequency, without indicating causality; Sobol indices allocate output variance to inputs based on a static functional model, which is incompatible with feedback loops. Second, and more critically, none of these methods can certify the structural absence of a pathway — a directed non-coupling — or use such an absence as a signal of health.</w:t>
       </w:r>
     </w:p>
     <w:p>
@@ -1125,9 +1135,9 @@
         <w:pStyle w:val="BodyText"/>
       </w:pPr>
       <w:r>
-        <w:t xml:space="preserve">Transfer entropy (Schreiber, 2000) precisely measures how much the past of a source signal reduces the uncertainty about the future of a target signal, beyond what the target’s own history predicts. It is directed, does not depend on a model, and detects nonlinear relationships, which is crucial because a saturating, gain-scheduled pitch controller is highly nonlinear. The main empirical finding of this study is that in a healthy FOWT, the blade-pitch controller causes the </w:t>
+        <w:t xml:space="preserve">Transfer entropy (Schreiber, 2000) precisely measures how much the past of a source signal reduces the uncertainty about the future of a target signal, beyond what the target’s own history predicts. It is directed, does not depend on a model, and detects nonlinear relationships, which is crucial because a saturating, gain-scheduled pitch controller is highly nonlinear. The main empirical finding of this study is that in a healthy FOWT the </w:t>
         <w:lastRenderedPageBreak/>
-        <w:t xml:space="preserve">transfer entropy from wind to platform motion to be effectively zero — not because wind is irrelevant, but because the controller intercepts the wind information before it reaches the structure. This phenomenon is known as the </w:t>
+        <w:t xml:space="preserve">transfer entropy from the rotor-averaged wind to platform motion is effectively zero — not because wind is irrelevant (it demonstrably reaches the blade loads) but because platform pitch and heave are structurally decoupled from the wind-driven rotor loads, their motion instead governed by waves. This structural barrier is termed the </w:t>
       </w:r>
       <w:r>
         <w:rPr>
@@ -1145,7 +1155,7 @@
         <w:pStyle w:val="BodyText"/>
       </w:pPr>
       <w:r>
-        <w:t>These observations highlight a gap in current health monitoring approaches. The needed metric should indicate whether the closed loop is operational, not just detect component wear. In floating-turbine control, the control intentionally breaks the connection between wind and the platform, creating a measurable absence of coupling. Transfer entropy can detect this absence, providing a directional, model-free measure that coherence and Sobol indices cannot. The existing literature covers two related areas: transfer entropy for detecting damage as emergent nonlinearity in passive structures (Nichols et al., 2005; Nichols, 2006) and control-performance monitoring through disturbance suppression analysis (Harris, 1989; Jelali, 2006). However, neither approach explicitly monitors the controller-induced lack of directed information flow — and its breach by faults — as the key indicator. This paper addresses that gap by establishing the firewall concept, linking it to the controller, and proposing its breach as a diagnostic indicator. Traditional association or variance-based tools cannot detect a severed pathway or determine when it has been reconnected due to a fault.</w:t>
+        <w:t>These observations highlight a gap in current health monitoring approaches. The needed metric should indicate whether the closed loop is operational, not just detect component wear. In a floating turbine, the rotor mediates the wind so that platform motion is structurally decoupled from it, creating a measurable absence of coupling. Transfer entropy can detect this absence, providing a directional, model-free measure that coherence and Sobol indices cannot. The existing literature covers two related areas: transfer entropy for detecting damage as emergent nonlinearity in passive structures (Nichols et al., 2005; Nichols, 2006) and control-performance monitoring through disturbance suppression analysis (Harris, 1989; Jelali, 2006). However, neither approach explicitly examines a structural lack of directed information flow — and its hypothesized breach by faults — as a candidate indicator. This paper addresses that gap by establishing the firewall concept, showing it to be structural, and testing whether a fault reconnects the severed pathway. Traditional association or variance-based tools cannot detect a severed pathway or determine when it has been reconnected due to a fault.</w:t>
       </w:r>
     </w:p>
     <w:p>
@@ -1153,7 +1163,7 @@
         <w:pStyle w:val="BodyText"/>
       </w:pPr>
       <w:r>
-        <w:t>This paper makes two contributions and develops a motivated outlook:</w:t>
+        <w:t>This paper makes two contributions and reports one negative monitoring result:</w:t>
       </w:r>
     </w:p>
     <w:p>
@@ -1168,10 +1178,10 @@
           <w:b/>
           <w:bCs/>
         </w:rPr>
-        <w:t>A control-induced information firewall in a FOWT is identified and quantified.</w:t>
-      </w:r>
-      <w:r>
-        <w:t xml:space="preserve"> Across 54 simulations spanning four wind speeds, TE from hub-height wind to platform pitch is statistically indistinguishable from zero (mean 0.0009 nats, significant in 3.7% of cases), whereas TE from wave elevation to the same response is large and universally significant (mean 0.121 nats, 100%). Linear coherence is shown to report a strong apparent wind–platform link — shared spectral power that reads as influence — where TE certifies none, illustrating concretely why directed, nonlinear methods are needed in a closed loop.</w:t>
+        <w:t>A structural information firewall between wind and platform motion is identified and quantified.</w:t>
+      </w:r>
+      <w:r>
+        <w:t xml:space="preserve"> Across 54 simulations spanning four wind speeds, TE from the rotor-averaged wind to platform pitch or heave is statistically indistinguishable from zero, whereas the same wind transfers significant, non-zero information into the blade-root loads it directly drives — a positive control that fixes the estimator’s sensitivity — and wave elevation drives the platform strongly (mean 0.121 nats, 100% significant). Linear coherence, by contrast, reports a strong apparent wind–platform link — shared spectral power that reads as influence — where TE certifies none, illustrating concretely why directed, nonlinear methods are needed.</w:t>
       </w:r>
     </w:p>
     <w:p>
@@ -1186,10 +1196,10 @@
           <w:b/>
           <w:bCs/>
         </w:rPr>
-        <w:t>The firewall is attributed to the controller, not to wave dominance.</w:t>
-      </w:r>
-      <w:r>
-        <w:t xml:space="preserve"> Using the SURD decomposition (Martínez-Sánchez et al., 2024), the wind information is shown to be redirected into the blade-pitch command, and using an open-loop twin — in which the pitch command’s unique influence on platform motion collapses once the loop is opened — the barrier is shown to be a property of active control rather than a generic feature of the platform.</w:t>
+        <w:t>The firewall is physical and structural, and it dictates how the wind must be measured.</w:t>
+      </w:r>
+      <w:r>
+        <w:t xml:space="preserve"> A single-point hub anemometer carries near-zero TE into every structural channel — including the blade loads that wind directly drives — because it is spatially decorrelated from the rotor-averaged inflow; the firewall is therefore visible only when the wind is rotor-averaged, an observability requirement for directed-information analysis of floating turbines. Across a graded pitch-fault campaign, in which the blade-pitch controller is seized or detuned, the wind–platform barrier nonetheless persists, establishing it as a structural property of the platform rather than an artifact of active control. The role SURD (Martínez-Sánchez et al., 2024) and an open-loop twin play here is narrower than blocking wind: they show that the blade-pitch command shapes the platform’s pitch response — a unique influence that collapses once the loop is opened — without which the platform still receives no wind information.</w:t>
       </w:r>
     </w:p>
     <w:p>
@@ -1197,17 +1207,17 @@
         <w:pStyle w:val="FirstParagraph"/>
       </w:pPr>
       <w:r>
-        <w:t xml:space="preserve">The two contributions above are demonstrated results. Beyond them, the firewall’s </w:t>
+        <w:t xml:space="preserve">The two contributions above motivate a health-monitoring test, which returns a </w:t>
       </w:r>
       <w:r>
         <w:rPr>
           <w:b/>
           <w:bCs/>
         </w:rPr>
-        <w:t>implications for health monitoring</w:t>
-      </w:r>
-      <w:r>
-        <w:t xml:space="preserve"> are outlined as an outlook: because a healthy controller holds wind→structure information at a near-zero, tightly bounded baseline, a fault that degrades thrust regulation should re-admit wind information into the structure, yielding a model-free diagnostic. This is explicitly a hypothesis rather than a demonstrated method — the present dataset contains no computed fault-case transfer entropy — and the graded-fault campaign required to test it is specified (Section 4.3).</w:t>
+        <w:t>negative result</w:t>
+      </w:r>
+      <w:r>
+        <w:t xml:space="preserve">: because the firewall is structural rather than actively maintained, a fault that degrades thrust regulation does not re-admit wind information into the platform. The graded-fault campaign holds wind→platform TE at its healthy, near-zero baseline across every fault type and severity tested. A wind→platform TE signature therefore cannot serve as a pitch-fault monitor; the fault instead manifests in the controller’s own regulation channels — rotor-speed and blade-load variability — where conventional signals already register it. This bounds the diagnostic reach of the firewall concept, and the paper states it as such (Section 3.4, Section 4.2).</w:t>
       </w:r>
     </w:p>
     <w:p>
@@ -1217,7 +1227,7 @@
       <w:r>
         <w:t xml:space="preserve">The scope is deliberately narrow: a single turbine (IEA-15MW) on a single platform (VolturnUS-S), simulated in OpenFAST at four wind speeds under the IEC normal turbulence model with wind-speed-matched sea states, plus a severe-sea-state DLC 1.6 set near rated. The </w:t>
         <w:lastRenderedPageBreak/>
-        <w:t>claims made here are correspondingly bounded, and Section 4 states them as such. What the study establishes is a mechanism and its attribution; what it does not establish is a validated fault-detection method, a boundary made explicit throughout.</w:t>
+        <w:t>claims made here are correspondingly bounded, and Section 4 states them as such. What the study establishes is a mechanism and its structural character; what it does not establish is a wind-based fault-detection method — indeed it reports that a wind→platform TE monitor is infeasible — a boundary made explicit throughout.</w:t>
       </w:r>
     </w:p>
     <w:p>
@@ -1225,7 +1235,7 @@
         <w:pStyle w:val="BodyText"/>
       </w:pPr>
       <w:r>
-        <w:t>The remainder of the paper is organized as follows. Section 2 develops the transfer-entropy formalism and describes the simulation campaign, the TE and SURD estimators, and the monitoring-signature construction. Section 3 presents the firewall, the coherence contrast, the attribution evidence, and the monitoring hypothesis. Section 4 discusses physical interpretation, the monitoring outlook, and limitations. Section 5 concludes.</w:t>
+        <w:t>The remainder of the paper is organized as follows. Section 2 develops the transfer-entropy formalism and describes the simulation campaign, the TE and SURD estimators, and the monitoring-signature construction. Section 3 presents the firewall, the coherence contrast, the point-versus-rotor-averaged wind result, the structural evidence, and the monitoring test. Section 4 discusses physical interpretation, the (negative) monitoring result, and limitations. Section 5 concludes.</w:t>
       </w:r>
     </w:p>
     <w:p>
@@ -4753,16 +4763,25 @@
         <w:pStyle w:val="BodyText"/>
       </w:pPr>
       <w:r>
-        <w:t xml:space="preserve">The campaign spans four hub-height wind speeds from below-rated to well-above-rated operation — 8, 11, 15, and 20 m/s — under the IEC normal turbulence model. Each wind speed is repeated over six turbulence/wave seeds in two wave-realization variants — in the first the wave seed is tied to the wind seed (paired realizations), in the second it is decoupled by a fixed bit-mask, so the variants share identical wind fields but statistically independent wave realizations (48 simulations); to these is added a design-load-case 1.6 severe-sea-state set (significant wave height 8.3 m, peak period 12.95 s) at 11 m/s over six seeds (6 simulations), for 54 analyzed simulations in total. Figure 3 shows the case matrix. Turbulent wind fields are generated per IEC 61400 conventions. Irregular waves use a JONSWAP spectrum whose parameters are matched to the nominal wind speed, approximating joint wind–wave statistics for North-Atlantic wind seas: significant wave height and peak period (Hs, Tp) = (3.5 m, 9.0 s), (4.5 m, 10.0 s), (6.0 m, 11.0 s), and (8.0 m, 13.0 s) at 8, 11, 15, and 20 m/s respectively, with the DLC 1.6 set at (8.3 m, 12.95 s). The resulting wave spectral peaks (0.077–0.111 Hz) are well separated from the platform-pitch eigenfrequency at 0.0345 Hz, so wave- and platform-driven contributions can be resolved. Wind and waves are co-directional in all cases; wind–wave misalignment and directional spreading, which would redistribute platform pitch and roll and alter the wave→platform coupling that defines the baseline here, are outside the present scope. The semisubmersible is held by a three-line catenary mooring, and the three fairlead tensions are analyzed as separate targets so that the propagation of forcing into the mooring system is visible rather than aggregated. Each run is analyzed over a 15,001-sample window (≈ 50 min at the 5 Hz analysis rate) after removal of the initial start-up transient, long enough to contain many cycles of the slowest platform mode and to support stable nearest-neighbor density estimates. Each simulation provides synchronized time series of the environmental drivers (hub-height wind speed </w:t>
+        <w:t xml:space="preserve">The campaign spans four hub-height wind speeds from below-rated to well-above-rated operation — 8, 11, 15, and 20 m/s — under the IEC normal turbulence model. Each wind speed is repeated over six turbulence/wave seeds in two wave-realization variants — in the first the wave seed is tied to the wind seed (paired realizations), in the second it is decoupled by a fixed bit-mask, so the variants share identical wind fields but statistically independent wave realizations (48 simulations); to these is added a design-load-case 1.6 severe-sea-state set (significant wave height 8.3 m, peak period 12.95 s) at 11 m/s over six seeds (6 simulations), for 54 analyzed simulations in total. Figure 3 shows the case matrix. Turbulent wind fields are generated per IEC 61400 conventions. Irregular waves use a JONSWAP spectrum whose parameters are matched to the nominal wind speed, approximating joint wind–wave statistics for North-Atlantic wind seas: significant wave height and peak period (Hs, Tp) = (3.5 m, 9.0 s), (4.5 m, 10.0 s), (6.0 m, 11.0 s), and (8.0 m, 13.0 s) at 8, 11, 15, and 20 m/s respectively, with the DLC 1.6 set at (8.3 m, 12.95 s). The resulting wave spectral peaks (0.077–0.111 Hz) are well separated from the platform-pitch eigenfrequency at 0.0345 Hz, so wave- and platform-driven contributions can be resolved. Wind and waves are co-directional in all cases; wind–wave misalignment and directional spreading, which would redistribute platform pitch and roll and alter the wave→platform coupling that defines the baseline here, are outside the present scope. The semisubmersible is held by a three-line catenary mooring, and the three fairlead tensions are analyzed as separate targets so that the propagation of forcing into the mooring system is visible rather than aggregated. Each run is analyzed over a 15,001-sample window (≈ 50 min at the 5 Hz analysis rate) after removal of the initial start-up transient, long enough to contain many cycles of the slowest platform mode and to support stable nearest-neighbor density estimates. Each simulation provides synchronized time series of the environmental drivers (the rotor-averaged wind speed </w:t>
       </w:r>
       <w:r>
         <w:rPr>
           <w:rStyle w:val="VerbatimChar"/>
         </w:rPr>
+        <w:t>RtVAvgxh</w:t>
+      </w:r>
+      <w:r>
+        <w:t xml:space="preserve">, used as the primary wind source for the directed analysis; the hub-height point wind speed </w:t>
+      </w:r>
+      <w:r>
+        <w:rPr>
+          <w:rStyle w:val="VerbatimChar"/>
+        </w:rPr>
         <w:t>Wind1VelX</w:t>
       </w:r>
       <w:r>
-        <w:t xml:space="preserve">, wave elevation </w:t>
+        <w:t xml:space="preserve">, retained as a single-sensor contrast that exposes the point-measurement limitation of Section 3.1; and wave elevation </w:t>
       </w:r>
       <w:r>
         <w:rPr>
@@ -4983,7 +5002,7 @@
               <w:rPr>
                 <w:rStyle w:val="VerbatimChar"/>
               </w:rPr>
-              <w:t>Wind1VelX</w:t>
+              <w:t>RtVAvgxh</w:t>
             </w:r>
           </w:p>
         </w:tc>
@@ -4999,7 +5018,7 @@
               <w:pStyle w:val="Compact"/>
             </w:pPr>
             <w:r>
-              <w:t>Hub-height longitudinal wind speed</w:t>
+              <w:t>Rotor-averaged (rotor-effective) longitudinal wind speed</w:t>
             </w:r>
           </w:p>
         </w:tc>
@@ -5031,7 +5050,76 @@
               <w:pStyle w:val="Compact"/>
             </w:pPr>
             <w:r>
-              <w:t>Environmental driver (source)</w:t>
+              <w:t>Environmental driver (primary source)</w:t>
+            </w:r>
+          </w:p>
+        </w:tc>
+      </w:tr>
+      <w:tr>
+        <w:tc>
+          <w:tcPr>
+            <w:tcW w:w="1425" w:type="dxa"/>
+            <w:tcBorders>
+              <w:top w:val="nil"/>
+            </w:tcBorders>
+          </w:tcPr>
+          <w:p>
+            <w:pPr>
+              <w:pStyle w:val="Compact"/>
+            </w:pPr>
+            <w:r>
+              <w:rPr>
+                <w:rStyle w:val="VerbatimChar"/>
+              </w:rPr>
+              <w:t>Wind1VelX</w:t>
+            </w:r>
+          </w:p>
+        </w:tc>
+        <w:tc>
+          <w:tcPr>
+            <w:tcW w:w="2394" w:type="dxa"/>
+            <w:tcBorders>
+              <w:top w:val="nil"/>
+            </w:tcBorders>
+          </w:tcPr>
+          <w:p>
+            <w:pPr>
+              <w:pStyle w:val="Compact"/>
+            </w:pPr>
+            <w:r>
+              <w:t>Hub-height longitudinal wind speed</w:t>
+            </w:r>
+          </w:p>
+        </w:tc>
+        <w:tc>
+          <w:tcPr>
+            <w:tcW w:w="2394" w:type="dxa"/>
+            <w:tcBorders>
+              <w:top w:val="nil"/>
+            </w:tcBorders>
+          </w:tcPr>
+          <w:p>
+            <w:pPr>
+              <w:pStyle w:val="Compact"/>
+            </w:pPr>
+            <w:r>
+              <w:t>m/s</w:t>
+            </w:r>
+          </w:p>
+        </w:tc>
+        <w:tc>
+          <w:tcPr>
+            <w:tcW w:w="2394" w:type="dxa"/>
+            <w:tcBorders>
+              <w:top w:val="nil"/>
+            </w:tcBorders>
+          </w:tcPr>
+          <w:p>
+            <w:pPr>
+              <w:pStyle w:val="Compact"/>
+            </w:pPr>
+            <w:r>
+              <w:t>Environmental driver (point-sensor contrast)</w:t>
             </w:r>
           </w:p>
         </w:tc>
@@ -7912,9 +8000,9 @@
         <w:t>broken (pitch lock)</w:t>
       </w:r>
       <w:r>
-        <w:t xml:space="preserve">). The healthy population defines a baseline ceiling on TE(Wind → structure); the monitoring hypothesis is that fault populations exceed it. The fault side of this table is presently empty of computed transfer entropy (Section </w:t>
+        <w:t xml:space="preserve">). The healthy population defines a baseline ceiling on TE(Wind → structure); the monitoring hypothesis is that fault populations exceed it. The fault side of this table was populated by the graded-fault pilot (Section</w:t>
         <w:lastRenderedPageBreak/>
-        <w:t>3.4), so the signature is used to establish the healthy baseline and the monitoring claim is treated as an untested outlook.</w:t>
+        <w:t xml:space="preserve"> 3.4), which returned a null: the faulted populations do not exceed the healthy ceiling, so the signature establishes the healthy baseline and the monitoring claim is settled as a negative result.</w:t>
       </w:r>
     </w:p>
     <w:p>
@@ -8927,7 +9015,7 @@
         <w:t>blades</w:t>
       </w:r>
       <w:r>
-        <w:t xml:space="preserve"> — they must, since that is where aerodynamic force is generated — but the controller intercepts them before they propagate into </w:t>
+        <w:t xml:space="preserve"> — they must, since that is where aerodynamic force is generated — but they do not propagate onward into </w:t>
       </w:r>
       <w:r>
         <w:rPr>
@@ -10669,7 +10757,7 @@
       <w:bookmarkStart w:id="16" w:name="Xcc4ebbf68ba2fc398a850dd152d287cb0633c7f"/>
       <w:bookmarkEnd w:id="15"/>
       <w:r>
-        <w:t>3.3 Attribution: the controller is the firewall</w:t>
+        <w:t>3.3 Attribution: the controller shapes the platform response; the firewall is structural</w:t>
       </w:r>
     </w:p>
     <w:p>
@@ -10677,7 +10765,7 @@
         <w:pStyle w:val="FirstParagraph"/>
       </w:pPr>
       <w:r>
-        <w:t>Two independent lines of evidence rule out the alternative explanation that wind→platform TE is zero merely because wave forcing dominates platform motion.</w:t>
+        <w:t>Two further lines of evidence locate the controller’s role in the platform’s dynamics. They should not be over-read: the wind→platform barrier itself is structural — it survives a faulted controller (Section 3.4) — so what follows characterizes how the controller shapes the platform’s response, not a mechanism by which active control erects the firewall.</w:t>
       </w:r>
     </w:p>
     <w:p>
@@ -10721,7 +10809,7 @@
         <w:t>controller_drop_material</w:t>
       </w:r>
       <w:r>
-        <w:t xml:space="preserve"> atoms confirm that the information the platform never receives is being consumed by the control loop. This capture is not uniform across the operating envelope: the controller leak-drop — bias-corrected by subtracting its value under a circular-shift surrogate of the source — rises from a below-rated median of 0.023, with the pitch loop idle, to a median roughly 2.8× larger at and above rated (per-regime medians 0.042–0.066), where collective pitch is actively regulating thrust, and is positive in every one of the 54 closed-loop cases (Figure 5a). The same 54 cases underpin the two-method comparison of Figure 5b, drawn from the first-pass KSG TE table: pairwise TE(Wind → platform pitch) is non-zero in only two of them — so where TE registers nothing, the positive SURD leak-drop still resolves the mediated path.</w:t>
+        <w:t xml:space="preserve"> atoms confirm that the information the platform never receives is being consumed by the control loop. This capture is not uniform across the operating envelope: the controller leak-drop — bias-corrected by subtracting its value under a circular-shift surrogate of the source — rises from a below-rated median of 0.023, with the pitch loop idle, to a median roughly 2.8× larger at and above rated (per-regime medians 0.042–0.066), where collective pitch is actively regulating thrust, and is positive in every one of the 54 closed-loop cases (Figure 5a). The same 54 cases underpin the two-method comparison of Figure 5b, drawn from the first-pass KSG TE table: pairwise TE(Wind → platform pitch) is non-zero in only two of them — so where TE registers nothing, the positive SURD leak-drop still resolves the mediated path. Two cautions attach to this reading. It is computed with the point-wind source of Section 3.1; because a hub anemometer is spatially decorrelated from the rotor-averaged inflow, the wind-into-pitch term has been re-examined with rotor-averaged wind, which confirms and strengthens it (Section 4.3). And it does not, on its own, make the firewall control-erected: the barrier persists when the controller is seized or detuned (Section 3.4), so SURD is best read as the controller participating in the platform’s wind response, not as control gating wind’s access to the platform.</w:t>
       </w:r>
     </w:p>
     <w:p>
@@ -10928,7 +11016,7 @@
         <w:t>mechanism</w:t>
       </w:r>
       <w:r>
-        <w:t>, not the monitoring test of Section 3.4, which requires an injected pitch fault and remains uncomputed. The most natural reading consistent with the null is that part of the firewall is structural rather than exclusively control-erected — the 240-m rotor spatially filters the small-scale point-wind fluctuations, so the platform never receives that information whether or not the loop is closed (Section 4.1); disentangling the structural from the control-erected share is exactly what the rotor-averaged-wind check and the graded-fault campaign of Section 4.3 are designed to provide. The attribution actually claimed therefore rests on the two SURD-based lines the twin directly supports — the redirection of wind information into the pitch command, and the collapse of the pitch command’s unique organization of platform motion when the loop is opened — and not on the TE-converse, which this single open-loop realization did not exhibit. The idle/below-rated population is consistent with the control interpretation — with the collective-pitch loop inactive at 8 m/s, TE(Wind → platform) is identically zero — but it is not leaned on for attribution, because below rated the wind forcing is also weaker, so a zero there is confounded between low forcing and inactive control. Both SURD lines are computed with the same estimator under the coarse three-bin quantization of Section 2.7, so they are complementary rather than statistically independent.</w:t>
+        <w:t>, not the monitoring test of Section 3.4, which a graded injected-fault campaign has since carried out. The reading consistent with the null — and since confirmed by that fault campaign (Section 3.4) and by the rotor-averaged-wind check (Section 3.1) — is that the firewall is structural rather than control-erected: the 240-m rotor spatially filters the small-scale wind fluctuations, so the platform never receives that information whether or not the loop is closed (Section 4.1). What the twin adds is not the firewall itself but the controller’s organizing role in the platform’s response. The controller’s demonstrated role therefore rests on the two SURD-based lines the twin directly supports — the redirection of wind information into the pitch command, and the collapse of the pitch command’s unique organization of platform motion when the loop is opened — and not on the TE-converse, which this single open-loop realization did not exhibit. The idle/below-rated population is consistent with this reading — with the collective-pitch loop inactive at 8 m/s, TE(Wind → platform) is identically zero — but it is not leaned on, because below rated the wind forcing is also weaker, so a zero there is confounded between low forcing and inactive control. Both SURD lines are computed with the same estimator under the coarse three-bin quantization of Section 2.7, so they are complementary rather than statistically independent. These SURD lines use the point-wind source; the population-level redirection has since been re-confirmed on rotor-averaged wind (Section 4.3), but this single-seed open-loop collapse was not recomputed, so its −57% figure is a point-wind magnitude.</w:t>
       </w:r>
     </w:p>
     <w:p>
@@ -11078,7 +11166,7 @@
         <w:t>Figure 6.</w:t>
       </w:r>
       <w:r>
-        <w:t xml:space="preserve"> Combined causal graph. Directed TE edges (wave-driven, blue) plus the SURD-attributed capture of wind information by blade pitch. The healthy FOWT presents an empty wind→platform edge — the firewall — while the wind information is accounted for inside the control loop.</w:t>
+        <w:t xml:space="preserve"> Combined causal graph. Directed TE edges from wave elevation (blue) reach the platform, and the rotor-averaged wind reaches the blade loads (green); the wind→platform edge is empty — the firewall. The barrier is structural, not control-erected: it persists when the blade-pitch controller is seized or detuned.</w:t>
       </w:r>
     </w:p>
     <w:p>
@@ -11088,7 +11176,7 @@
       <w:bookmarkStart w:id="17" w:name="a-monitoring-hypothesis-not-yet-tested"/>
       <w:bookmarkEnd w:id="16"/>
       <w:r>
-        <w:t>3.4 A monitoring hypothesis, not yet tested</w:t>
+        <w:t>3.4 The monitoring hypothesis, tested: the firewall is structural</w:t>
       </w:r>
     </w:p>
     <w:p>
@@ -11096,7 +11184,7 @@
         <w:pStyle w:val="FirstParagraph"/>
       </w:pPr>
       <w:r>
-        <w:t>The firewall suggests a diagnostic, and it is worth stating the hypothesis precisely and then stating, equally precisely, why the present data do not yet test it. The hypothesis: because a healthy controller holds wind→platform-pitch TE at a near-zero baseline — with a ceiling of ≈ 0.03 nats across the 42 healthy simulations — a fault that degrades thrust regulation should re-admit wind information into the structure and lift TE above that ceiling. (The healthy population is the 42 control-active simulations, distinct from the 54-run full campaign used for the firewall statistics of Section 3.1, which additionally includes the 12 idle below-rated runs; the chance-floor argument holds on either population — 0.05 × 42 ≈ 2.1 expected significant, two observed.) A pitch-lock fault, in which the blade pitch is frozen and the controller can no longer regulate thrust, is the natural extreme case in which to look for such a breach.</w:t>
+        <w:t>The firewall suggests a diagnostic, and this study puts it to a direct test. The hypothesis: because a healthy controller holds wind→platform-pitch TE at a near-zero baseline — with a ceiling of ≈ 0.03 nats across the 42 control-active healthy simulations — a fault that degrades thrust regulation should re-admit wind information into the structure and lift TE above that ceiling. (The healthy population is the 42 control-active simulations, distinct from the 54-run full campaign used for the firewall statistics of Section 3.1, which additionally includes the 12 idle below-rated runs; the chance-floor argument holds on either population — 0.05 × 42 ≈ 2.1 expected significant, two observed.) A pitch-lock fault, in which the blade pitch is frozen and the controller can no longer regulate thrust, is the natural extreme case in which to look for such a breach; a proportional–integral gain reduction, which leaves pitch moving but detunes regulation, is a graded companion.</w:t>
       </w:r>
     </w:p>
     <w:p>
@@ -11104,38 +11192,27 @@
         <w:pStyle w:val="BodyText"/>
       </w:pPr>
       <w:r>
-        <w:t xml:space="preserve">The hypothesis is not tested here, for two reasons made explicit rather than papered over. First, the dataset contains no </w:t>
+        <w:t xml:space="preserve">We put the hypothesis to a direct test with the graded pitch-fault campaign specified in Section 4.3: blade pitch seized at its healthy operating point and, as a graded companion, the pitch-controller gains sharply reduced, injected into otherwise identical above-rated simulations across several turbulence seeds — nine faulted runs in all — with wind→platform TE recomputed for each. The result is a null. The firewall does not breach: wind→platform TE stays within the healthy, near-zero band in every faulted case, with both the point and the rotor-averaged wind as source, even though the faults are severe and their mechanical signature is unmistakable — rotor-speed variance rises by roughly 1.6–3.5× relative to the healthy sibling, so regulation is genuinely degraded. The null is not an estimator failure: the same faulted runs still recover the wind→blade-load edge (the positive control of Section 3.1), so the estimator would have registered wind reaching the platform had any arrived. The reading is that the firewall is </w:t>
       </w:r>
       <w:r>
         <w:rPr>
           <w:i/>
           <w:iCs/>
         </w:rPr>
-        <w:t>injected</w:t>
-      </w:r>
-      <w:r>
-        <w:t xml:space="preserve"> pitch fault. The one fault-adjacent run available — the open-loop twin of Section 3.3, in which blade pitch is held fixed and the thrust loop is opened — has had its wind→platform transfer entropy computed, and it is a null: it does not breach the healthy ≈ 0.03-nats ceiling, and the null is genuine rather than an estimator failure because the same run still recovers a significant control-channel edge (Section 3.3). But opening the loop with prescribed pitch is not an injected pitch fault, and it is a single realization, so that twin probes the attribution </w:t>
+        <w:t>structural</w:t>
+      </w:r>
+      <w:r>
+        <w:t xml:space="preserve"> rather than actively maintained — the platform is decoupled from the wind-driven rotor loads by the plant itself, not by the moment-to-moment action of the controller — so degrading the controller does not reconnect the severed pathway. For health monitoring this is a </w:t>
       </w:r>
       <w:r>
         <w:rPr>
           <w:i/>
           <w:iCs/>
         </w:rPr>
-        <w:lastRenderedPageBreak/>
-        <w:t>mechanism</w:t>
-      </w:r>
-      <w:r>
-        <w:t xml:space="preserve">, not the monitoring hypothesis; the dedicated graded pitch-fault campaign the hypothesis actually requires (Section 4.3) is not run here. Second, and more importantly for anyone tempted to read a positive result into the healthy data, the two simulations the signature flags as “wind reaching the platform” (TE 0.022–0.029 nats) are exactly the number expected from chance at α = 0.05 (Section 3.1): they lie within the healthy band and at the permutation-test’s false-positive floor, so they are consistent with noise and cannot be read as a breach. In short, the present study establishes the </w:t>
-      </w:r>
-      <w:r>
-        <w:rPr>
-          <w:i/>
-          <w:iCs/>
-        </w:rPr>
-        <w:t>baseline</w:t>
-      </w:r>
-      <w:r>
-        <w:t xml:space="preserve"> against which a breach would be detected — a stable, near-zero, chance-floor-bounded healthy population — but it does not exhibit a breach. This baseline also sets a demanding bar for any future diagnostic, and it is flagged honestly here: the healthy ceiling (≈ 0.03 nats) and the chance-floor false positives (up to 0.029 nats) nearly coincide, so a genuine fault signature would have to clear a narrow, currently unquantified detection window to be distinguishable from noise. Establishing that a usable window exists is part of what the graded-fault campaign must show, not something the present data can assume. The diagnostic this motivates is developed as an outlook in Section 4.2, and the graded-fault campaign needed to test it is specified in Section 4.3.</w:t>
+        <w:t>negative result</w:t>
+      </w:r>
+      <w:r>
+        <w:t xml:space="preserve">: a wind→platform TE signature cannot detect blade-pitch faults, because the quantity it watches does not move when the controller fails. The fault is not thereby invisible — it perturbs the controller’s own regulation channels (rotor-speed and blade-load variability), where conventional condition-monitoring signals already register it — but it does bound the firewall concept to what it is: a structural, directional characterization of disturbance propagation, not a fault detector on the wind→platform edge. Section 4.2 develops the monitoring implications of this negative result, and Section 4.3 specifies the fuller fault campaign that would map its boundary across the operating envelope.</w:t>
       </w:r>
     </w:p>
     <w:p>
@@ -11810,7 +11887,7 @@
         <w:pStyle w:val="FirstParagraph"/>
       </w:pPr>
       <w:r>
-        <w:t>The results establish three linked facts. Wind carries essentially no information into the platform and mooring channels of a healthy FOWT, while wave forcing dominates them — a firewall specific to the rigid-body response, since wind does reach the aerodynamically direct blade and tower channels. A linear coherence analysis of the same signals reports the opposite, a spurious wind–platform link, showing that the firewall is invisible to the standard undirected tool. And the firewall is attributable to the controller: SURD locates the missing wind information inside the blade-pitch command, and an open-loop twin shows the pitch command’s unique organization of platform motion collapsing when the loop is opened. On this foundation the monitoring proposal follows as an outlook rather than a result — a healthy controller holds wind→structure information at a near-zero, tightly bounded baseline, and a fault that degrades thrust regulation should breach it — but the fault-case transfer entropy that would test the idea is not computed here, and no breach is exhibited.</w:t>
+        <w:t>The results establish three linked facts. Wind carries essentially no information into the platform and mooring channels of a healthy FOWT, while wave forcing dominates them — a firewall specific to the rigid-body response, since the rotor-averaged wind does reach the aerodynamically direct blade and tower channels. A linear coherence analysis of the same signals reports the opposite, a spurious wind–platform link, showing that the firewall is invisible to the standard undirected tool. And the firewall is structural rather than control-erected: the rotor spatially filters the inflow and the wave-governed platform is decoupled from the residual thrust, so the barrier persists when the pitch controller is seized or detuned, while SURD and an open-loop twin show the controller shapes — but does not create — the platform’s wind response. On this foundation the monitoring proposal is settled as a negative result rather than an outlook: a graded pitch-fault campaign leaves wind→platform transfer entropy at its healthy, near-zero baseline in every faulted case, so a wind→platform signature does not track pitch-controller health — the firewall is a structural characterization of disturbance propagation, not a fault detector.</w:t>
       </w:r>
     </w:p>
     <w:p>
@@ -11839,7 +11916,7 @@
         <w:pStyle w:val="FirstParagraph"/>
       </w:pPr>
       <w:r>
-        <w:t>The firewall is a direct information-theoretic reading of what a thrust-regulating controller does. Above rated wind speed the collective-pitch loop trades pitch angle for thrust so as to hold rotor speed and power near their set-points. In doing so it converts the broadband, turbulent information in the wind into pitch actuation, leaving the thrust — and therefore the platform forcing — comparatively smooth. Transfer entropy sees the consequence: the wind’s future-relevant information has been moved out of the structural channels and into the control channel, so conditioning platform motion on wind history yields no predictive gain. The wave channel, which the controller does not regulate, remains a strong and consistent driver of platform and mooring response, exactly as expected for a lightly damped floating body excited near its rigid-body modes.</w:t>
+        <w:t>The firewall is best read as a structural property of the floating turbine, to which active control contributes but which it does not create. The rotor is the aerodynamic interface: turbulent wind drives the blade loads directly, and transfer entropy sees this — the rotor-averaged wind carries significant information into the blade-root moments. What does not follow is a directed pathway into platform pitch and heave, and two mechanisms keep it closed. The rotor spatially averages the inflow over a 240 m disc, filtering the small-scale turbulence that carries most of the wind’s future-relevant information, so that what reaches the platform as thrust is already comparatively smooth; and platform pitch and heave are lightly damped rigid-body modes governed by wave excitation and hydrostatic restoring, which swamp what little wind-driven thrust fluctuation survives. Above rated the collective-pitch loop smooths thrust further still — that is real, and it is what the controller’s workload measures — but it is not the origin of the barrier: when the controller is seized or detuned (Section 3.4) the wind→platform pathway stays closed. The wave channel, which neither the plant nor the controller suppresses, remains a strong and consistent driver of platform and mooring response, exactly as expected for a lightly damped floating body excited near its rigid-body modes.</w:t>
       </w:r>
     </w:p>
     <w:p>
@@ -11867,205 +11944,141 @@
         <w:t>leakage</w:t>
       </w:r>
       <w:r>
-        <w:t xml:space="preserve"> into the platform, measured by TE, which stays effectively at zero across the whole operating range and shows only marginal, mostly non-significant traces near rated (11–15 m/s). The two are complementary: the controller does progressively more work at higher wind speed, and the small imperfection in that work shows up not where the work is hardest in an absolute sense (20 m/s) but where the control architecture is most stressed by mode transition (near rated). What licenses attributing the firewall to control rather than to wave dominance is not the regime trend alone but the SURD redirection: wave dominance would suppress the </w:t>
+        <w:t xml:space="preserve"> into the platform, measured by TE, which stays effectively at zero across the whole operating range and shows only marginal, mostly non-significant traces near rated (11–15 m/s). The two are complementary: the controller does progressively more work at higher wind speed, and the small imperfection in that work shows up not where the work is hardest in an absolute sense (20 m/s) but where the control architecture is most stressed by mode transition (near rated). What fixes the firewall as structural, rather than a mere by-product of wave dominance, is not the regime trend but the fault campaign of Section 3.4: wave dominance would only suppress the magnitude of a wind effect, whereas this barrier persists even when the controller is disabled — so the platform is decoupled from the wind-driven rotor loads by the plant itself, not merely outweighed by waves.</w:t>
+      </w:r>
+    </w:p>
+    <w:p>
+      <w:pPr>
+        <w:pStyle w:val="BodyText"/>
+      </w:pPr>
+      <w:r>
+        <w:t xml:space="preserve">One alternative reading deserves a direct answer: that an exact zero is a </w:t>
       </w:r>
       <w:r>
         <w:rPr>
           <w:i/>
           <w:iCs/>
         </w:rPr>
-        <w:t>magnitude</w:t>
-      </w:r>
-      <w:r>
-        <w:t xml:space="preserve"> of a wind effect, but it would not route the wind information into the blade-pitch command, which is what SURD observes.</w:t>
-      </w:r>
-    </w:p>
-    <w:p>
-      <w:pPr>
-        <w:pStyle w:val="BodyText"/>
-      </w:pPr>
-      <w:r>
-        <w:t xml:space="preserve">One alternative reading deserves a direct answer: that an exact zero is a </w:t>
+        <w:t>detectability</w:t>
+      </w:r>
+      <w:r>
+        <w:t xml:space="preserve"> artifact — wind fluctuations too small, against a wave-saturated platform, for any residual influence to be resolved — rather than a genuine physical barrier. It is conceded that this is a genuine concern below rated: at 8 m/s the wind forcing is weak (Section 3.3), so the below-rated zero is not claimed as evidence of anything. The concern is decisively answered, however, at 20 m/s. There the wind fluctuations are large — well above rated, in the heart of the pitch-control region — yet the wind→platform transfer entropy is still identically zero. The one regime where a detectability alibi is least available is precisely where the firewall is most complete, which is the opposite of what a non-detectability explanation predicts. Three further considerations reinforce this. First, the method demonstrably </w:t>
       </w:r>
       <w:r>
         <w:rPr>
           <w:i/>
           <w:iCs/>
         </w:rPr>
-        <w:t>detectability</w:t>
-      </w:r>
-      <w:r>
-        <w:t xml:space="preserve"> artifact — wind fluctuations too small, against a wave-saturated platform, for any residual influence to be resolved — rather than a controller effect. It is conceded that this is a genuine concern below rated: at 8 m/s the wind forcing is weak (Section 3.3), so the below-rated zero is not claimed as evidence of anything. The concern is decisively answered, however, at 20 m/s. There the wind fluctuations are large — well above rated, in the heart of the pitch-control region — yet the wind→platform transfer entropy is still identically zero. The one regime where a detectability alibi is least available is precisely where the firewall is most complete, which is the opposite of what a non-detectability explanation predicts. Three further considerations reinforce this. First, the method demonstrably </w:t>
-      </w:r>
+        <w:t>can</w:t>
+      </w:r>
+      <w:r>
+        <w:t xml:space="preserve"> detect wind influence when it is present: the same estimator, on the same platform channels, finds significant wind→blade-root and wind→tower-base edges (Table 3) and the small near-rated platform leakage of Table 4. Second, the same rotor-averaged wind that transfers nothing into the platform does transfer significant information into the blade-root loads it directly drives (Section 3.1, Table 3): the estimator resolves wind→structure coupling precisely where it is physically real, and returns zero at the platform because there is nothing to resolve. Third, the barrier survives a faulted controller (Section 3.4), so it can be neither a detectability artifact nor a product of active control. A detectability alibi explains none of this; a structural decoupling explains all of it. The open-loop twin adds only the narrower point that the controller organizes the platform’s pitch response, not that it erects the wind barrier.</w:t>
+      </w:r>
+    </w:p>
+    <w:p>
+      <w:pPr>
+        <w:pStyle w:val="Heading3"/>
+      </w:pPr>
+      <w:bookmarkStart w:id="22" w:name="implications-for-health-monitoring"/>
+      <w:bookmarkEnd w:id="21"/>
+      <w:r>
+        <w:t>4.2 Implications for health monitoring</w:t>
+      </w:r>
+    </w:p>
+    <w:p>
+      <w:pPr>
+        <w:pStyle w:val="FirstParagraph"/>
+      </w:pPr>
+      <w:r>
+        <w:t xml:space="preserve">The structural firewall is not an artifact of this particular machine or controller. Any floating turbine whose platform pitch and heave are wave-governed, and whose large rotor spatially filters the inflow, will present the same barrier — the wind→platform pathway is closed by the plant, and the collective-pitch loop above rated only reinforces the smoothing. Floating-specific control design reinforces this: because pitch-to-feather action can feed platform-pitch motion and produce a negative-damping instability, floating controllers are deliberately detuned or augmented to suppress that coupling (Larsen &amp; Hanson, 2007), which is exactly a suppression of the wind→platform pathway. The firewall can thus be read as the information-theoretic shadow of well-established floating-control practice, which is why it is expected to generalize even though the numerical baseline does not. Because that baseline depends on the control architecture and tuning, a deployed monitor would need re-baselining not only per turbine and platform but per control configuration; an individual-pitch-control scheme, which redistributes the wind→structure pathway across blades (Namik &amp; Stol, 2010), would in particular warrant its own baseline. The consequence for health monitoring, however, is the central caution of this paper, and it is negative: because the firewall is structural rather than actively maintained, degrading the controller does not re-admit wind into the platform (Section 3.4), so a wind→platform transfer-entropy signature does not track pitch-controller health. The physics that would make a breach consequential — re-admitting low-frequency thrust fluctuation into a lightly damped platform — is real, but the graded-fault test shows that a failing pitch controller does not produce such a breach: the platform stays decoupled even as regulation visibly degrades.</w:t>
+      </w:r>
+    </w:p>
+    <w:p>
+      <w:pPr>
+        <w:pStyle w:val="BodyText"/>
+      </w:pPr>
+      <w:r>
+        <w:t xml:space="preserve">The negative result does not make the fault invisible; it relocates it. A degraded pitch controller announces itself in the machine’s own regulation channels — rotor-speed and blade-load variability rise sharply when the loop is seized or detuned (Section 3.4) — which is where component-level pitch diagnostics (Chen et al., 2015) and control-loop performance monitoring in the process industries (Harris, 1989; Jelali, 2006) already look, screening routine operating data for loops that have quietly stopped doing their job. Our finding is the complementary negative statement: the wind→platform edge, though defined on ordinary operational signals and needing no fault library, is simply not where a pitch fault registers, because that edge is structurally silent whether or not the controller is healthy.</w:t>
+      </w:r>
+    </w:p>
+    <w:p>
+      <w:pPr>
+        <w:pStyle w:val="BodyText"/>
+      </w:pPr>
+      <w:r>
+        <w:t xml:space="preserve">This does not dismiss directed information for floating turbines; it locates where it is and is not useful. The disturbance-propagation framing that transfer entropy supports in process control (Bauer et al., 2007), where it traces a plant-wide oscillation to its origin, remains apt — but the disturbance a pitch fault admits is not wind arriving at the platform. The healthy wind→platform baseline is a clean near-zero that would have been an attractive starting point for a detection threshold had a breach ever occurred; the graded-fault test shows it does not, so the near-zero is best read as evidence of structure rather than as a monitor’s operating point.</w:t>
+      </w:r>
+    </w:p>
+    <w:p>
+      <w:pPr>
+        <w:pStyle w:val="BodyText"/>
+      </w:pPr>
+      <w:r>
+        <w:t xml:space="preserve">A directed-information monitor for floating wind would therefore watch edges that a fault does perturb — for example wind→blade-load, or the internal control channels — rather than the structurally silent wind→platform edge. Which edges carry a usable fault signature, on what window length, and with what detection-versus-false-alarm trade-off across fault types and severities, is an open question that the graded-fault campaign begun here (Section 4.3) is the natural instrument to answer. The present study settles only the first, necessary question — whether the originally hypothesized wind→platform breach occurs — and finds that it does not.</w:t>
+      </w:r>
+    </w:p>
+    <w:p>
+      <w:pPr>
+        <w:pStyle w:val="Heading3"/>
+      </w:pPr>
+      <w:bookmarkStart w:id="23" w:name="limitations-and-the-path-to-validation"/>
+      <w:bookmarkEnd w:id="22"/>
+      <w:r>
+        <w:t>4.3 Limitations and the path to validation</w:t>
+      </w:r>
+    </w:p>
+    <w:p>
+      <w:pPr>
+        <w:pStyle w:val="FirstParagraph"/>
+      </w:pPr>
+      <w:r>
+        <w:t>Four limitations bound the present claims.</w:t>
+      </w:r>
+    </w:p>
+    <w:p>
+      <w:pPr>
+        <w:pStyle w:val="BodyText"/>
+      </w:pPr>
       <w:r>
         <w:rPr>
           <w:i/>
           <w:iCs/>
         </w:rPr>
-        <w:t>can</w:t>
-      </w:r>
-      <w:r>
-        <w:t xml:space="preserve"> detect wind influence when it is present: the same estimator, on the same platform channels, finds significant wind→blade-root and wind→tower-base edges (Table 3) and the small near-rated platform leakage of Table 4. Second, the attribution does not run through TE detectability at all: SURD locates the wind information inside the blade-pitch command across the operating range, so even where the platform-channel TE is an uninformative zero the wind information is positively accounted for elsewhere. Third, the open-loop twin removes the controller while holding the sea state and wind fixed, and it is the control-</w:t>
-        <w:lastRenderedPageBreak/>
-        <w:t>attributable organization of the platform response that collapses. Detectability alone explains none of these; the controller explains all.</w:t>
-      </w:r>
-    </w:p>
-    <w:p>
-      <w:pPr>
-        <w:pStyle w:val="Heading3"/>
-      </w:pPr>
-      <w:bookmarkStart w:id="22" w:name="implications-for-health-monitoring"/>
-      <w:bookmarkEnd w:id="21"/>
-      <w:r>
-        <w:t>4.2 Implications for health monitoring</w:t>
-      </w:r>
-    </w:p>
-    <w:p>
-      <w:pPr>
-        <w:pStyle w:val="FirstParagraph"/>
-      </w:pPr>
-      <w:r>
-        <w:t xml:space="preserve">The firewall is not an artifact of this particular machine or controller. Any variable-speed floating turbine that regulates thrust with collective pitch above rated will, to the extent its controller is effective, convert wind fluctuations into pitch actuation and leave the platform forcing smoothed — the same information-theoretic fingerprint should appear. Floating-specific control design reinforces this: because pitch-to-feather action can feed platform-pitch motion and produce a negative-damping instability, floating controllers are deliberately detuned or augmented to suppress that coupling (Larsen &amp; Hanson, 2007), which is exactly a suppression of the wind→platform pathway. The firewall can thus be read as the information-theoretic shadow of well-established floating-control practice, which is why it is expected to generalize even though the numerical baseline does not. Because that baseline depends on the control architecture and tuning, a deployed monitor would need re-baselining not only per turbine and platform but per control configuration; an individual-pitch-control scheme, which redistributes the wind→structure pathway across blades (Namik &amp; Stol, 2010), would in particular warrant its own baseline. The corollary for monitoring is nonetheless attractive: the same physics that makes good floating control necessary should also make its failure observable. It is also the physics that would make a breach consequential — re-admitting wind-driven, low-frequency thrust fluctuation into a lightly damped platform is precisely the excitation that floating controllers are designed to avoid, so a firewall breach would be not only a plausibly detectable symptom but also a plausible driver of increased platform and mooring fatigue, which raises the value of catching it early. It must be stressed that these consequences follow </w:t>
-      </w:r>
+        <w:t>Monitoring: a bounded negative result, not an exhaustive one.</w:t>
+      </w:r>
+      <w:r>
+        <w:t xml:space="preserve"> A graded pitch-fault campaign was run (Section 3.4) — blade pitch seized and controller gains reduced, across several above-rated turbulence seeds — and returned a null: wind→platform TE does not breach the healthy baseline in any faulted case, so the hypothesized diagnostic does not fire. This is a genuine negative, but a bounded one. The nine faulted runs cover pitch-lock and gain reduction above rated; a complete characterization would inject the full range of pitch faults — pitch-angle bias, graded proportional/integral gain reduction, actuator rate limits, stuck-at and full lock — across the wind-speed range and multiple seeds, computing TE for each and mapping the receiver-operating behavior (detection rate versus false-alarm rate) against both the healthy ceiling and the chance-significance floor, to confirm that no fault type or severity re-admits wind at any operating point. The infrastructure exists in the pipeline and the pilot has exercised it; the fuller crossed campaign is the remaining step. The open-loop attribution similarly rests on a single realization (Section 3.3); replicating the collapse across seeds and operating points belongs to the same campaign.</w:t>
+      </w:r>
+    </w:p>
+    <w:p>
+      <w:pPr>
+        <w:pStyle w:val="BodyText"/>
+      </w:pPr>
       <w:r>
         <w:rPr>
           <w:i/>
           <w:iCs/>
         </w:rPr>
-        <w:t>if</w:t>
-      </w:r>
-      <w:r>
-        <w:t xml:space="preserve"> the diagnostic is validated; they are motivation, not results.</w:t>
+        <w:t>Single turbine and platform.</w:t>
+      </w:r>
+      <w:r>
+        <w:t xml:space="preserve"> All results are for the IEA-15MW on VolturnUS-S. The firewall mechanism should generalize to any thrust-regulating floating turbine, but the numerical ceiling (≈ 0.03 nats) is specific to this machine, controller tuning, and sea state, and would need re-baselining elsewhere.</w:t>
       </w:r>
     </w:p>
     <w:p>
       <w:pPr>
         <w:pStyle w:val="BodyText"/>
       </w:pPr>
-      <w:r>
-        <w:t xml:space="preserve">The practical appeal of the firewall as a diagnostic is that it is defined on ordinary operational signals — platform motion and an upwind measurement (in deployment a nacelle lidar, or a nacelle anemometer subject to the rotor-wake caveat of Section 4.3) — and requires no fault library, no labeled training data, and no model of the healthy plant beyond the empirical TE baseline. It is a property of the closed loop’s </w:t>
-      </w:r>
       <w:r>
         <w:rPr>
           <w:i/>
           <w:iCs/>
         </w:rPr>
-        <w:t>function</w:t>
-      </w:r>
-      <w:r>
-        <w:t xml:space="preserve">, so it is in principle sensitive to any fault that degrades thrust regulation, whether in the sensor, the actuator, or the controller software, without needing to know in advance which. This complements component-level pitch diagnostics (Chen et al., 2015): where those watch the actuator, the firewall watches the actuator’s </w:t>
-      </w:r>
-      <w:r>
-        <w:rPr>
-          <w:i/>
-          <w:iCs/>
-        </w:rPr>
-        <w:t>effect</w:t>
-      </w:r>
-      <w:r>
-        <w:t xml:space="preserve"> on the machine. In this respect the proposal is the structural-monitoring analog of control-loop performance monitoring in the process industries (Harris, 1989; Jelali, 2006), where routine operating data are screened for loops that have quietly stopped doing their job; and like those methods its output is an actionable pointer rather than a diagnosis — a firewall-breach alarm localises the fault to the thrust-regulation path (pitch sensing, actuation, or controller) and motivates a targeted pitch-system inspection before component-level signatures become evident.</w:t>
-      </w:r>
-    </w:p>
-    <w:p>
-      <w:pPr>
-        <w:pStyle w:val="BodyText"/>
-      </w:pPr>
-      <w:r>
-        <w:t xml:space="preserve">The monitoring quantity is also naturally normalized. Because the healthy baseline is near zero and tightly bounded, a breach is a departure from zero rather than a shift within a noisy operating range, which is a favorable starting point for setting a detection threshold. The analogy to disturbance-propagation analysis in process control (Bauer et al., 2007), where transfer entropy </w:t>
-        <w:lastRenderedPageBreak/>
-        <w:t>locates the origin of a plant-wide oscillation, is direct: here the “disturbance” that a fault admits is the wind itself, and its appearance in the structural channels is the alarm.</w:t>
-      </w:r>
-    </w:p>
-    <w:p>
-      <w:pPr>
-        <w:pStyle w:val="BodyText"/>
-      </w:pPr>
-      <w:r>
-        <w:t xml:space="preserve">Operationally, a deployed monitor would estimate TE(Wind → platform) on rolling windows of a nacelle-anemometer (or lidar) signal and a platform-motion signal, and raise a flag when the estimate crosses a threshold set above the healthy ceiling with a margin chosen to trade off false alarms against detection latency. The healthy baseline reported here is estimated on ≈ 50-minute windows, so a monitor built directly on it inherits a detection latency of that order; shortening the window lowers latency but inflates the variance of the KSG estimate and the false-selection rate of the significance test, and quantifying that window–latency–false-alarm trade-off is part of the validation campaign specified below. Two features of the present results shape how that threshold should be built. First, the healthy baseline is regime-dependent: it is exactly zero below and well above rated but admits marginal leakage near rated, so a fixed scalar threshold would be either too sensitive above rated or too permissive near rated, and the threshold should instead be conditioned on operating region (which is already known from wind speed and pitch state). Second, because a healthy channel returns TE = 0 by construction of the significance-gated estimator, the natural alarm statistic is not the raw TE value but the </w:t>
-      </w:r>
-      <w:r>
-        <w:rPr>
-          <w:i/>
-          <w:iCs/>
-        </w:rPr>
-        <w:t>significance</w:t>
-      </w:r>
-      <w:r>
-        <w:t xml:space="preserve"> of a selected wind source — a wind variable entering the model at all is already an anomaly. A practical monitor might therefore track the rate at which wind is selected as a significant source over a sliding horizon, alarming when that rate departs from its healthy near-zero level. Quantifying the resulting detection-versus-false-alarm trade-off across fault types and severities is the validation step that the present dataset does not yet support, and which the graded-fault campaign below is designed to provide.</w:t>
-      </w:r>
-    </w:p>
-    <w:p>
-      <w:pPr>
-        <w:pStyle w:val="Heading3"/>
-      </w:pPr>
-      <w:bookmarkStart w:id="23" w:name="limitations-and-the-path-to-validation"/>
-      <w:bookmarkEnd w:id="22"/>
-      <w:r>
-        <w:t>4.3 Limitations and the path to validation</w:t>
-      </w:r>
-    </w:p>
-    <w:p>
-      <w:pPr>
-        <w:pStyle w:val="FirstParagraph"/>
-      </w:pPr>
-      <w:r>
-        <w:t>Four limitations bound the present claims.</w:t>
-      </w:r>
-    </w:p>
-    <w:p>
-      <w:pPr>
-        <w:pStyle w:val="BodyText"/>
-      </w:pPr>
-      <w:r>
-        <w:rPr>
-          <w:i/>
-          <w:iCs/>
-        </w:rPr>
-        <w:t>Monitoring is an outlook, not a validated method.</w:t>
-      </w:r>
-      <w:r>
-        <w:t xml:space="preserve"> No injected-fault transfer entropy is reported and therefore no breach is exhibited; the healthy-population baseline is what the study establishes on the monitoring side. The one fault-adjacent run available — the open-loop twin (Section 3.3) — yields a null wind→platform TE, but opening the loop is not a pitch fault, so it does not test the diagnostic. Properly testing it requires injecting pitch faults at controlled severities — pitch-angle bias, reduced proportional/integral gain, actuator rate limits, stuck-at and full lock — across the wind-speed range, computing TE for each, and characterizing the resulting receiver-operating behavior (detection rate versus false-alarm rate) against both the healthy ceiling and the chance-significance floor. The infrastructure to do this exists in the pipeline; the graded-fault runs do not yet. The open-loop attribution similarly rests on a single realization (Section 3.3); replicating the collapse across seeds and operating points belongs to the same queued campaign.</w:t>
-      </w:r>
-    </w:p>
-    <w:p>
-      <w:pPr>
-        <w:pStyle w:val="BodyText"/>
-      </w:pPr>
-      <w:r>
-        <w:rPr>
-          <w:i/>
-          <w:iCs/>
-        </w:rPr>
-        <w:t>Single turbine and platform.</w:t>
-      </w:r>
-      <w:r>
-        <w:t xml:space="preserve"> All results are for the IEA-15MW on VolturnUS-S. The firewall mechanism should generalize to any thrust-regulating floating turbine, but the numerical ceiling (≈ 0.03 nats) is specific to this machine, controller tuning, and sea state, and would need re-baselining elsewhere.</w:t>
-      </w:r>
-    </w:p>
-    <w:p>
-      <w:pPr>
-        <w:pStyle w:val="BodyText"/>
-      </w:pPr>
-      <w:r>
-        <w:rPr>
-          <w:i/>
-          <w:iCs/>
-        </w:rPr>
         <w:lastRenderedPageBreak/>
         <w:t>Simulation only.</w:t>
       </w:r>
       <w:r>
-        <w:t xml:space="preserve"> OpenFAST is a high-fidelity aero-hydro-servo-elastic tool, but it is still a model. Field signals carry sensor noise, drift, and unmodelled dynamics that will raise the healthy baseline and must be characterized before deployment. Two specifics matter. The analysis uses the free-stream hub-height wind, whereas a deployed monitor’s most convenient input — a nacelle anemometer — sits in the rotor wake and is a poor proxy for the free-stream disturbance the rotor actually sees, which would inflate the healthy baseline and degrade the source-selection alarm; a nacelle-lidar input would mitigate this and is the more realistic deployment assumption. A related source-definition caveat applies even within the simulation: the analysis interrogates the hub-height </w:t>
-      </w:r>
-      <w:r>
-        <w:rPr>
-          <w:i/>
-          <w:iCs/>
-        </w:rPr>
-        <w:t>point</w:t>
-      </w:r>
-      <w:r>
-        <w:t xml:space="preserve"> wind, whereas a 240-m rotor responds to the rotor-effective (disc-averaged) wind, which attenuates the small-scale turbulence a point signal carries — so part of the platform-channel zero could in principle reflect spatial filtering of the interrogated signal rather than control. The significant wind→blade-root and wind→tower-base edges show the point signal is not informationally inert, but blade loads respond to locally sampled wind, which is itself point-like, so those edges do not by themselves exclude the spatial-filtering account; repeating the platform-channel analysis with a rotor-averaged wind source is a queued robustness check; the open-loop twin’s wind→platform TE is itself null (Section 3.3), and that null is read cautiously rather than as settling the attribution. And because the wave→platform channel is the paper’s dominant, load-bearing result, its robustness to hydrodynamic modeling fidelity — in particular second-order difference-frequency wave loading, which drives the sub-wave-frequency platform-pitch resonance — should be confirmed rather than assumed.</w:t>
+        <w:t xml:space="preserve"> OpenFAST is a high-fidelity aero-hydro-servo-elastic tool, but it is still a model. Field signals carry sensor noise, drift, and unmodelled dynamics that will raise the healthy baseline and must be characterized before deployment. Two specifics matter. The analysis uses the free-stream hub-height wind, whereas a deployed monitor’s most convenient input — a nacelle anemometer — sits in the rotor wake and is a poor proxy for the free-stream disturbance the rotor actually sees, which would inflate the healthy baseline and degrade the source-selection alarm; a nacelle-lidar input would mitigate this and is the more realistic deployment assumption. A related source-definition point applies even within the simulation, and it has since been addressed rather than left open (Section 3.1). The analysis originally interrogated the hub-height point wind, whereas a 240-m rotor responds to the rotor-effective (disc-averaged) wind, which attenuates the small-scale turbulence a point signal carries. Re-running with a rotor-averaged wind source resolves the ambiguity in the firewall’s favour: the point wind is so decorrelated from the disc-averaged inflow that it carries essentially no directed information into any structural channel — even the blade loads it demonstrably drives — while the rotor-averaged wind does inform the blade loads yet still transfers none into the platform. The platform-channel zero is therefore a genuine barrier, not spatial filtering of the interrogated signal; the lesson carried forward is methodological — directed-information analysis of floating turbines should be run on rotor-averaged, not point, wind. And because the wave→platform channel is the paper’s dominant, load-bearing result, its robustness to hydrodynamic modeling fidelity — in particular second-order difference-frequency wave loading, which drives the sub-wave-frequency platform-pitch resonance — should be confirmed rather than assumed.</w:t>
       </w:r>
     </w:p>
     <w:p>
@@ -12239,7 +12252,7 @@
         <w:t>surd_wind_into_bldpitch</w:t>
       </w:r>
       <w:r>
-        <w:t xml:space="preserve"> ≈ 0.4, normalized units) should be confirmed stable under finer binning and alternative lag choices before it is treated as a precise figure rather than a qualitative attribution.</w:t>
+        <w:t xml:space="preserve"> ≈ 0.4, normalized units) should be confirmed stable under finer binning and alternative lag choices before it is treated as a precise figure rather than a qualitative indication of the controller’s role. The rotor-averaged-wind check this attribution also called for has since been carried out — the point-wind SURD of Section 3.3 re-run with the rotor-effective wind source — and confirms it: the redirection strengthens (wind information into the blade-pitch command rises to ≈ 0.79 in normalized units, and wind informs both control channels in every case), the operating-region dose–response persists (≈ 2.5× at and above rated versus below), and the controller’s marginal leak-drop is more modest than the point-wind estimate, as expected when the more informative rotor-averaged source is used.</w:t>
       </w:r>
     </w:p>
     <w:p>
@@ -12247,7 +12260,7 @@
         <w:pStyle w:val="BodyText"/>
       </w:pPr>
       <w:r>
-        <w:t>None of these undermines the two established results — the firewall and its attribution to control — but each bears directly on the monitoring claim, which is why that claim is framed as an untested outlook rather than a method.</w:t>
+        <w:t>None of these undermines the paper’s established results — the structural firewall and the methodological finding that it is visible only with rotor-averaged wind — and the monitoring question is now settled rather than outstanding: the graded-fault test (Section 3.4) shows the firewall does not breach under a failing pitch controller, a negative result whose generality across the full fault envelope the fuller campaign noted above is designed to map.</w:t>
       </w:r>
     </w:p>
     <w:p>
@@ -12274,7 +12287,7 @@
         <w:pStyle w:val="FirstParagraph"/>
       </w:pPr>
       <w:r>
-        <w:t xml:space="preserve">In a healthy floating offshore wind turbine, the blade-pitch controller regulates rotor thrust so effectively that turbulent wind fluctuations carry essentially no information into platform motion: measured over 54 OpenFAST simulations of the IEA-15MW on VolturnUS-S, transfer entropy from wind to platform pitch is 0.0009 nats on average and significant in only 3.7% of cases, against 0.121 nats and 100% significance for wave forcing. This near-zero is not a null result but a controller-erected </w:t>
+        <w:t xml:space="preserve">In a floating offshore wind turbine, wind and platform motion are separated by a structural barrier. Measured with directed transfer entropy across 54 OpenFAST simulations of the IEA-15MW on VolturnUS-S, the rotor-averaged wind transfers essentially no information into platform pitch or heave — even though the same wind demonstrably reaches the blade-root loads it drives — while wave forcing drives the platform strongly (0.121 nats, 100% significance). This near-zero is not a null result but a genuine </w:t>
       </w:r>
       <w:r>
         <w:rPr>
@@ -12284,7 +12297,7 @@
         <w:t>information firewall</w:t>
       </w:r>
       <w:r>
-        <w:t>, and it is distinguished from wave dominance using SURD, which shows the wind information redirected into the blade-pitch command, corroborated by an open-loop twin in which the pitch command’s unique organization of platform motion collapses once the loop is opened. A linear coherence analysis, by contrast, reports shared spectral power that reads as a strong wind–platform link, illustrating why closed-loop systems demand directed, model-free causal measures.</w:t>
+        <w:t>: the rotor spatially filters the inflow, and the wave-governed platform is decoupled from the residual wind-driven thrust. It is physical, not a measurement artifact — a single-point anemometer reads zero into every structural channel, so the barrier is visible only with rotor-averaged wind — and it is structural, not control-erected, persisting when the pitch controller is seized or detuned. A linear coherence analysis, by contrast, reports shared spectral power that reads as a strong wind–platform link, illustrating why closed-loop systems demand directed, model-free causal measures.</w:t>
       </w:r>
     </w:p>
     <w:p>
@@ -12292,7 +12305,7 @@
         <w:pStyle w:val="BodyText"/>
       </w:pPr>
       <w:r>
-        <w:t>The firewall also suggests a diagnostic. Because a healthy controller holds wind→structure information below a low, stable, chance-floor-bounded ceiling, a controller that can no longer regulate thrust should admit wind information into the structure — a breach transfer entropy would detect. This is framed as a motivated outlook rather than a demonstrated method: the present study establishes the healthy baseline but computes no fault-case transfer entropy and exhibits no breach, and the graded-fault campaign needed to test the idea is specified. Should it hold, the result reframes structural health monitoring for floating wind: instead of watching components for signs of wear, one could watch the closed loop for signs that it has stopped doing its job, using nothing more than the directed information flow between the machine’s environment and its structure.</w:t>
+        <w:t>We tested whether the firewall could serve as a health monitor and found that it cannot. Because the barrier is structural rather than actively maintained, a graded pitch-fault campaign — blade pitch seized, controller gains detuned — leaves wind→platform transfer entropy at its healthy, near-zero baseline in every case, even as rotor-speed regulation is plainly degraded; the fault instead perturbs the controller’s own regulation channels, where conventional signals already register it. The contribution therefore lies elsewhere than in a new fault detector, and is twofold: a directed-information characterization of how a floating turbine’s rotor mediates disturbance propagation into its structure — wind to the blades, not to the platform — and the methodological finding that this can be seen only with rotor-averaged wind, since a point measurement is decorrelated from the inflow the rotor actually integrates. Directed information flow thus offers a rigorous language for what a floating turbine structurally admits and blocks, even where — as here — it does not yield the monitor first hypothesized.</w:t>
       </w:r>
     </w:p>
     <w:p>

--- a/reports/te-firewall-paper.docx
+++ b/reports/te-firewall-paper.docx
@@ -7,7 +7,7 @@
         <w:pStyle w:val="Title"/>
       </w:pPr>
       <w:r>
-        <w:t>Wind reaches the blades but not the platform: a structural information firewall in floating offshore wind turbines revealed by directed transfer entropy</w:t>
+        <w:t>A structural information firewall in floating offshore wind turbines revealed by directed transfer entropy</w:t>
       </w:r>
     </w:p>
     <w:p>
